--- a/8.资源管理/2.运行记录类文件/HXDL-ITSS-0811-备件库应用情况说明.docx
+++ b/8.资源管理/2.运行记录类文件/HXDL-ITSS-0811-备件库应用情况说明.docx
@@ -1,13 +1,12 @@
 
 <file path=word/document.xml><?xml version="1.0" encoding="utf-8"?>
-<w:document xmlns:wpc="http://schemas.microsoft.com/office/word/2010/wordprocessingCanvas" xmlns:mc="http://schemas.openxmlformats.org/markup-compatibility/2006" xmlns:o="urn:schemas-microsoft-com:office:office" xmlns:r="http://schemas.openxmlformats.org/officeDocument/2006/relationships" xmlns:m="http://schemas.openxmlformats.org/officeDocument/2006/math" xmlns:v="urn:schemas-microsoft-com:vml" xmlns:wp14="http://schemas.microsoft.com/office/word/2010/wordprocessingDrawing" xmlns:wp="http://schemas.openxmlformats.org/drawingml/2006/wordprocessingDrawing" xmlns:w10="urn:schemas-microsoft-com:office:word" xmlns:w="http://schemas.openxmlformats.org/wordprocessingml/2006/main" xmlns:w14="http://schemas.microsoft.com/office/word/2010/wordml" xmlns:w15="http://schemas.microsoft.com/office/word/2012/wordml" xmlns:wne="http://schemas.microsoft.com/office/word/2006/wordml" xmlns:wpg="http://schemas.microsoft.com/office/word/2010/wordprocessingGroup" xmlns:wpi="http://schemas.microsoft.com/office/word/2010/wordprocessingInk" xmlns:wps="http://schemas.microsoft.com/office/word/2010/wordprocessingShape" mc:Ignorable="w14 w15 wp14">
-  <!-- Generated by Aspose.Words for .NET 13.3.0.1 -->
+<w:document xmlns:wpc="http://schemas.microsoft.com/office/word/2010/wordprocessingCanvas" xmlns:mc="http://schemas.openxmlformats.org/markup-compatibility/2006" xmlns:o="urn:schemas-microsoft-com:office:office" xmlns:r="http://schemas.openxmlformats.org/officeDocument/2006/relationships" xmlns:m="http://schemas.openxmlformats.org/officeDocument/2006/math" xmlns:v="urn:schemas-microsoft-com:vml" xmlns:wp14="http://schemas.microsoft.com/office/word/2010/wordprocessingDrawing" xmlns:wp="http://schemas.openxmlformats.org/drawingml/2006/wordprocessingDrawing" xmlns:w="http://schemas.openxmlformats.org/wordprocessingml/2006/main" xmlns:w14="http://schemas.microsoft.com/office/word/2010/wordml" xmlns:w10="urn:schemas-microsoft-com:office:word" xmlns:w15="http://schemas.microsoft.com/office/word/2012/wordml" xmlns:wpg="http://schemas.microsoft.com/office/word/2010/wordprocessingGroup" xmlns:wpi="http://schemas.microsoft.com/office/word/2010/wordprocessingInk" xmlns:wne="http://schemas.microsoft.com/office/word/2006/wordml" xmlns:wps="http://schemas.microsoft.com/office/word/2010/wordprocessingShape" xmlns:wpsCustomData="http://www.wps.cn/officeDocument/2013/wpsCustomData" mc:Ignorable="w14 w15 wp14">
   <w:body>
     <w:p>
       <w:pPr>
-        <w:pStyle w:val="a"/>
+        <w:pStyle w:val="24"/>
         <w:bidi w:val="0"/>
-        <w:ind w:left="0" w:right="0" w:firstLine="0" w:leftChars="0" w:rightChars="0" w:firstLineChars="0"/>
+        <w:ind w:left="0" w:leftChars="0" w:right="0" w:rightChars="0" w:firstLine="0" w:firstLineChars="0"/>
         <w:jc w:val="center"/>
         <w:rPr>
           <w:rFonts w:hint="default"/>
@@ -15,10 +14,9 @@
         </w:rPr>
       </w:pPr>
       <w:bookmarkStart w:id="0" w:name="_Toc8481"/>
-      <w:bookmarkStart w:id="1" w:name="_GoBack"/>
       <w:r>
         <w:drawing>
-          <wp:anchor distT="0" distB="0" distL="114300" distR="114300" simplePos="0" relativeHeight="251658240" behindDoc="1" locked="0" layoutInCell="1" allowOverlap="1">
+          <wp:anchor distT="0" distB="0" distL="114300" distR="114300" simplePos="0" relativeHeight="251659264" behindDoc="1" locked="0" layoutInCell="1" allowOverlap="1">
             <wp:simplePos x="0" y="0"/>
             <wp:positionH relativeFrom="column">
               <wp:posOffset>-1186815</wp:posOffset>
@@ -43,7 +41,7 @@
                     </pic:cNvPicPr>
                   </pic:nvPicPr>
                   <pic:blipFill>
-                    <a:blip xmlns:r="http://schemas.openxmlformats.org/officeDocument/2006/relationships" r:embed="rId4"/>
+                    <a:blip r:embed="rId6"/>
                     <a:stretch>
                       <a:fillRect/>
                     </a:stretch>
@@ -67,7 +65,6 @@
           </wp:anchor>
         </w:drawing>
       </w:r>
-      <w:bookmarkEnd w:id="1"/>
       <w:r>
         <w:rPr>
           <w:rFonts w:hint="eastAsia"/>
@@ -79,7 +76,7 @@
     </w:p>
     <w:p>
       <w:pPr>
-        <w:pStyle w:val="a0"/>
+        <w:pStyle w:val="25"/>
         <w:keepNext w:val="0"/>
         <w:keepLines w:val="0"/>
         <w:pageBreakBefore w:val="0"/>
@@ -94,7 +91,7 @@
         <w:adjustRightInd w:val="0"/>
         <w:snapToGrid w:val="0"/>
         <w:spacing w:before="0" w:after="0" w:afterLines="0"/>
-        <w:ind w:left="0" w:right="0" w:firstLine="0" w:leftChars="0" w:rightChars="0" w:firstLineChars="0"/>
+        <w:ind w:left="0" w:leftChars="0" w:right="0" w:rightChars="0" w:firstLine="0" w:firstLineChars="0"/>
         <w:jc w:val="center"/>
         <w:textAlignment w:val="baseline"/>
         <w:rPr>
@@ -102,7 +99,7 @@
           <w:lang w:val="en-US" w:eastAsia="zh-CN"/>
         </w:rPr>
       </w:pPr>
-      <w:bookmarkStart w:id="2" w:name="_Toc4223"/>
+      <w:bookmarkStart w:id="1" w:name="_Toc4223"/>
       <w:r>
         <w:rPr>
           <w:rFonts w:hint="eastAsia"/>
@@ -110,11 +107,11 @@
         </w:rPr>
         <w:t>备件库应用情况说明</w:t>
       </w:r>
-      <w:bookmarkEnd w:id="2"/>
-    </w:p>
-    <w:p>
-      <w:pPr>
-        <w:pStyle w:val="a0"/>
+      <w:bookmarkEnd w:id="1"/>
+    </w:p>
+    <w:p>
+      <w:pPr>
+        <w:pStyle w:val="25"/>
         <w:keepNext w:val="0"/>
         <w:keepLines w:val="0"/>
         <w:pageBreakBefore w:val="0"/>
@@ -129,7 +126,7 @@
         <w:adjustRightInd w:val="0"/>
         <w:snapToGrid w:val="0"/>
         <w:spacing w:before="0" w:after="0" w:afterLines="0"/>
-        <w:ind w:left="0" w:right="0" w:firstLine="0" w:leftChars="0" w:rightChars="0" w:firstLineChars="0"/>
+        <w:ind w:left="0" w:leftChars="0" w:right="0" w:rightChars="0" w:firstLine="0" w:firstLineChars="0"/>
         <w:jc w:val="center"/>
         <w:textAlignment w:val="baseline"/>
         <w:rPr>
@@ -137,7 +134,7 @@
           <w:lang w:val="en-US" w:eastAsia="zh-CN"/>
         </w:rPr>
       </w:pPr>
-      <w:bookmarkStart w:id="3" w:name="_Toc26569"/>
+      <w:bookmarkStart w:id="2" w:name="_Toc26569"/>
       <w:r>
         <w:rPr>
           <w:rFonts w:hint="eastAsia"/>
@@ -145,11 +142,11 @@
         </w:rPr>
         <w:t>（HXDL-ITSS-0811）</w:t>
       </w:r>
-      <w:bookmarkEnd w:id="3"/>
-    </w:p>
-    <w:p>
-      <w:pPr>
-        <w:ind w:left="0" w:right="0" w:firstLine="0" w:leftChars="0" w:rightChars="0" w:firstLineChars="0"/>
+      <w:bookmarkEnd w:id="2"/>
+    </w:p>
+    <w:p>
+      <w:pPr>
+        <w:ind w:left="0" w:leftChars="0" w:right="0" w:rightChars="0" w:firstLine="0" w:firstLineChars="0"/>
         <w:jc w:val="center"/>
         <w:rPr>
           <w:rFonts w:hint="eastAsia"/>
@@ -159,17 +156,18 @@
     </w:p>
     <w:tbl>
       <w:tblPr>
-        <w:tblStyle w:val="TableGrid"/>
+        <w:tblStyle w:val="21"/>
         <w:tblW w:w="0" w:type="auto"/>
         <w:jc w:val="center"/>
         <w:tblBorders>
-          <w:top w:val="nil"/>
-          <w:left w:val="nil"/>
-          <w:bottom w:val="nil"/>
-          <w:right w:val="nil"/>
-          <w:insideH w:val="nil"/>
-          <w:insideV w:val="nil"/>
+          <w:top w:val="none" w:color="auto" w:sz="0" w:space="0"/>
+          <w:left w:val="none" w:color="auto" w:sz="0" w:space="0"/>
+          <w:bottom w:val="none" w:color="auto" w:sz="0" w:space="0"/>
+          <w:right w:val="none" w:color="auto" w:sz="0" w:space="0"/>
+          <w:insideH w:val="none" w:color="auto" w:sz="0" w:space="0"/>
+          <w:insideV w:val="none" w:color="auto" w:sz="0" w:space="0"/>
         </w:tblBorders>
+        <w:tblLayout w:type="autofit"/>
         <w:tblCellMar>
           <w:top w:w="0" w:type="dxa"/>
           <w:left w:w="108" w:type="dxa"/>
@@ -183,15 +181,13 @@
       </w:tblGrid>
       <w:tr>
         <w:tblPrEx>
-          <w:tblW w:w="0" w:type="auto"/>
-          <w:jc w:val="center"/>
           <w:tblBorders>
-            <w:top w:val="nil"/>
-            <w:left w:val="nil"/>
-            <w:bottom w:val="nil"/>
-            <w:right w:val="nil"/>
-            <w:insideH w:val="nil"/>
-            <w:insideV w:val="nil"/>
+            <w:top w:val="none" w:color="auto" w:sz="0" w:space="0"/>
+            <w:left w:val="none" w:color="auto" w:sz="0" w:space="0"/>
+            <w:bottom w:val="none" w:color="auto" w:sz="0" w:space="0"/>
+            <w:right w:val="none" w:color="auto" w:sz="0" w:space="0"/>
+            <w:insideH w:val="none" w:color="auto" w:sz="0" w:space="0"/>
+            <w:insideV w:val="none" w:color="auto" w:sz="0" w:space="0"/>
           </w:tblBorders>
           <w:tblCellMar>
             <w:top w:w="0" w:type="dxa"/>
@@ -201,7 +197,7 @@
           </w:tblCellMar>
         </w:tblPrEx>
         <w:trPr>
-          <w:trHeight w:val="810"/>
+          <w:trHeight w:val="810" w:hRule="atLeast"/>
           <w:jc w:val="center"/>
         </w:trPr>
         <w:tc>
@@ -211,7 +207,7 @@
           <w:p>
             <w:pPr>
               <w:widowControl w:val="0"/>
-              <w:ind w:left="0" w:right="0" w:firstLine="0" w:leftChars="0" w:rightChars="0" w:firstLineChars="0"/>
+              <w:ind w:left="0" w:leftChars="0" w:right="0" w:rightChars="0" w:firstLine="0" w:firstLineChars="0"/>
               <w:jc w:val="left"/>
               <w:rPr>
                 <w:rFonts w:hint="default"/>
@@ -229,7 +225,7 @@
             </w:r>
             <w:r>
               <w:rPr>
-                <w:rFonts w:asciiTheme="minorAscii" w:eastAsiaTheme="minorEastAsia" w:hAnsiTheme="minorAscii" w:hint="default"/>
+                <w:rFonts w:hint="default" w:asciiTheme="minorAscii" w:hAnsiTheme="minorAscii" w:eastAsiaTheme="minorEastAsia"/>
                 <w:spacing w:val="227"/>
                 <w:sz w:val="21"/>
                 <w:vertAlign w:val="baseline"/>
@@ -255,7 +251,7 @@
           <w:p>
             <w:pPr>
               <w:widowControl w:val="0"/>
-              <w:ind w:left="0" w:right="0" w:firstLine="0" w:leftChars="0" w:rightChars="0" w:firstLineChars="0"/>
+              <w:ind w:left="0" w:leftChars="0" w:right="0" w:rightChars="0" w:firstLine="0" w:firstLineChars="0"/>
               <w:jc w:val="right"/>
               <w:rPr>
                 <w:rFonts w:hint="default"/>
@@ -273,7 +269,7 @@
             </w:r>
             <w:r>
               <w:rPr>
-                <w:rFonts w:asciiTheme="minorAscii" w:eastAsiaTheme="minorEastAsia" w:hAnsiTheme="minorAscii" w:hint="eastAsia"/>
+                <w:rFonts w:hint="eastAsia" w:asciiTheme="minorAscii" w:hAnsiTheme="minorAscii" w:eastAsiaTheme="minorEastAsia"/>
                 <w:spacing w:val="227"/>
                 <w:sz w:val="21"/>
                 <w:vertAlign w:val="baseline"/>
@@ -288,15 +284,21 @@
                 <w:vertAlign w:val="baseline"/>
                 <w:lang w:val="en-US" w:eastAsia="zh-CN"/>
               </w:rPr>
-              <w:t>2025.70.30</w:t>
+              <w:t>2026.01.30</w:t>
             </w:r>
           </w:p>
         </w:tc>
       </w:tr>
       <w:tr>
         <w:tblPrEx>
-          <w:tblW w:w="0" w:type="auto"/>
-          <w:jc w:val="center"/>
+          <w:tblBorders>
+            <w:top w:val="none" w:color="auto" w:sz="0" w:space="0"/>
+            <w:left w:val="none" w:color="auto" w:sz="0" w:space="0"/>
+            <w:bottom w:val="none" w:color="auto" w:sz="0" w:space="0"/>
+            <w:right w:val="none" w:color="auto" w:sz="0" w:space="0"/>
+            <w:insideH w:val="none" w:color="auto" w:sz="0" w:space="0"/>
+            <w:insideV w:val="none" w:color="auto" w:sz="0" w:space="0"/>
+          </w:tblBorders>
           <w:tblCellMar>
             <w:top w:w="0" w:type="dxa"/>
             <w:left w:w="108" w:type="dxa"/>
@@ -305,7 +307,7 @@
           </w:tblCellMar>
         </w:tblPrEx>
         <w:trPr>
-          <w:trHeight w:val="810"/>
+          <w:trHeight w:val="810" w:hRule="atLeast"/>
           <w:jc w:val="center"/>
         </w:trPr>
         <w:tc>
@@ -316,10 +318,10 @@
           <w:p>
             <w:pPr>
               <w:widowControl w:val="0"/>
-              <w:ind w:left="0" w:right="0" w:firstLine="0" w:leftChars="0" w:rightChars="0" w:firstLineChars="0"/>
+              <w:ind w:left="0" w:leftChars="0" w:right="0" w:rightChars="0" w:firstLine="0" w:firstLineChars="0"/>
               <w:jc w:val="left"/>
               <w:rPr>
-                <w:rFonts w:ascii="Arial" w:eastAsia="Arial" w:hAnsi="Arial" w:cs="Arial" w:hint="eastAsia"/>
+                <w:rFonts w:hint="eastAsia" w:ascii="Arial" w:hAnsi="Arial" w:eastAsia="Arial" w:cs="Arial"/>
                 <w:snapToGrid w:val="0"/>
                 <w:color w:val="000000"/>
                 <w:kern w:val="0"/>
@@ -339,7 +341,7 @@
             </w:r>
             <w:r>
               <w:rPr>
-                <w:rFonts w:asciiTheme="minorAscii" w:eastAsiaTheme="minorEastAsia" w:hAnsiTheme="minorAscii" w:hint="default"/>
+                <w:rFonts w:hint="default" w:asciiTheme="minorAscii" w:hAnsiTheme="minorAscii" w:eastAsiaTheme="minorEastAsia"/>
                 <w:spacing w:val="227"/>
                 <w:sz w:val="21"/>
                 <w:vertAlign w:val="baseline"/>
@@ -366,10 +368,10 @@
           <w:p>
             <w:pPr>
               <w:widowControl w:val="0"/>
-              <w:ind w:left="0" w:right="0" w:firstLine="0" w:leftChars="0" w:rightChars="0" w:firstLineChars="0"/>
+              <w:ind w:left="0" w:leftChars="0" w:right="0" w:rightChars="0" w:firstLine="0" w:firstLineChars="0"/>
               <w:jc w:val="right"/>
               <w:rPr>
-                <w:rFonts w:ascii="Arial" w:eastAsia="Arial" w:hAnsi="Arial" w:cs="Arial" w:hint="eastAsia"/>
+                <w:rFonts w:hint="eastAsia" w:ascii="Arial" w:hAnsi="Arial" w:eastAsia="Arial" w:cs="Arial"/>
                 <w:snapToGrid w:val="0"/>
                 <w:color w:val="000000"/>
                 <w:kern w:val="0"/>
@@ -389,7 +391,7 @@
             </w:r>
             <w:r>
               <w:rPr>
-                <w:rFonts w:asciiTheme="minorAscii" w:eastAsiaTheme="minorEastAsia" w:hAnsiTheme="minorAscii" w:hint="eastAsia"/>
+                <w:rFonts w:hint="eastAsia" w:asciiTheme="minorAscii" w:hAnsiTheme="minorAscii" w:eastAsiaTheme="minorEastAsia"/>
                 <w:spacing w:val="227"/>
                 <w:sz w:val="21"/>
                 <w:vertAlign w:val="baseline"/>
@@ -404,15 +406,21 @@
                 <w:vertAlign w:val="baseline"/>
                 <w:lang w:val="en-US" w:eastAsia="zh-CN"/>
               </w:rPr>
-              <w:t>2025.70.30</w:t>
+              <w:t>2026.01.30</w:t>
             </w:r>
           </w:p>
         </w:tc>
       </w:tr>
       <w:tr>
         <w:tblPrEx>
-          <w:tblW w:w="0" w:type="auto"/>
-          <w:jc w:val="center"/>
+          <w:tblBorders>
+            <w:top w:val="none" w:color="auto" w:sz="0" w:space="0"/>
+            <w:left w:val="none" w:color="auto" w:sz="0" w:space="0"/>
+            <w:bottom w:val="none" w:color="auto" w:sz="0" w:space="0"/>
+            <w:right w:val="none" w:color="auto" w:sz="0" w:space="0"/>
+            <w:insideH w:val="none" w:color="auto" w:sz="0" w:space="0"/>
+            <w:insideV w:val="none" w:color="auto" w:sz="0" w:space="0"/>
+          </w:tblBorders>
           <w:tblCellMar>
             <w:top w:w="0" w:type="dxa"/>
             <w:left w:w="108" w:type="dxa"/>
@@ -421,7 +429,7 @@
           </w:tblCellMar>
         </w:tblPrEx>
         <w:trPr>
-          <w:trHeight w:val="635"/>
+          <w:trHeight w:val="635" w:hRule="atLeast"/>
           <w:jc w:val="center"/>
         </w:trPr>
         <w:tc>
@@ -431,7 +439,7 @@
           <w:p>
             <w:pPr>
               <w:widowControl w:val="0"/>
-              <w:ind w:left="0" w:right="0" w:firstLine="0" w:leftChars="0" w:rightChars="0" w:firstLineChars="0"/>
+              <w:ind w:left="0" w:leftChars="0" w:right="0" w:rightChars="0" w:firstLine="0" w:firstLineChars="0"/>
               <w:jc w:val="left"/>
               <w:rPr>
                 <w:rFonts w:hint="eastAsia"/>
@@ -449,7 +457,7 @@
             </w:r>
             <w:r>
               <w:rPr>
-                <w:rFonts w:asciiTheme="minorAscii" w:eastAsiaTheme="minorEastAsia" w:hAnsiTheme="minorAscii" w:hint="eastAsia"/>
+                <w:rFonts w:hint="eastAsia" w:asciiTheme="minorAscii" w:hAnsiTheme="minorAscii" w:eastAsiaTheme="minorEastAsia"/>
                 <w:spacing w:val="227"/>
                 <w:sz w:val="21"/>
                 <w:vertAlign w:val="baseline"/>
@@ -474,7 +482,7 @@
           <w:p>
             <w:pPr>
               <w:widowControl w:val="0"/>
-              <w:ind w:left="0" w:right="0" w:firstLine="0" w:leftChars="0" w:rightChars="0" w:firstLineChars="0"/>
+              <w:ind w:left="0" w:leftChars="0" w:right="0" w:rightChars="0" w:firstLine="0" w:firstLineChars="0"/>
               <w:jc w:val="right"/>
               <w:rPr>
                 <w:rFonts w:hint="default"/>
@@ -492,7 +500,7 @@
             </w:r>
             <w:r>
               <w:rPr>
-                <w:rFonts w:asciiTheme="minorAscii" w:eastAsiaTheme="minorEastAsia" w:hAnsiTheme="minorAscii" w:hint="eastAsia"/>
+                <w:rFonts w:hint="eastAsia" w:asciiTheme="minorAscii" w:hAnsiTheme="minorAscii" w:eastAsiaTheme="minorEastAsia"/>
                 <w:spacing w:val="227"/>
                 <w:sz w:val="21"/>
                 <w:vertAlign w:val="baseline"/>
@@ -534,15 +542,15 @@
         <w:ind w:left="3195"/>
         <w:outlineLvl w:val="0"/>
         <w:rPr>
-          <w:rFonts w:ascii="宋体" w:eastAsia="宋体" w:hAnsi="宋体" w:cs="宋体"/>
+          <w:rFonts w:ascii="宋体" w:hAnsi="宋体" w:eastAsia="宋体" w:cs="宋体"/>
           <w:sz w:val="30"/>
           <w:szCs w:val="30"/>
         </w:rPr>
       </w:pPr>
-      <w:bookmarkStart w:id="4" w:name="_Toc1132"/>
+      <w:bookmarkStart w:id="3" w:name="_Toc1132"/>
       <w:r>
         <w:rPr>
-          <w:rFonts w:ascii="宋体" w:eastAsia="宋体" w:hAnsi="宋体" w:cs="宋体"/>
+          <w:rFonts w:ascii="宋体" w:hAnsi="宋体" w:eastAsia="宋体" w:cs="宋体"/>
           <w:b/>
           <w:bCs/>
           <w:spacing w:val="-4"/>
@@ -551,20 +559,20 @@
         </w:rPr>
         <w:t>文件编制和变更履历</w:t>
       </w:r>
-      <w:bookmarkEnd w:id="4"/>
+      <w:bookmarkEnd w:id="3"/>
     </w:p>
     <w:tbl>
       <w:tblPr>
-        <w:tblStyle w:val="TableNormal00"/>
+        <w:tblStyle w:val="42"/>
         <w:tblW w:w="9005" w:type="dxa"/>
         <w:tblInd w:w="34" w:type="dxa"/>
         <w:tblBorders>
-          <w:top w:val="single" w:sz="6" w:space="0" w:color="000000"/>
-          <w:left w:val="single" w:sz="6" w:space="0" w:color="000000"/>
-          <w:bottom w:val="single" w:sz="6" w:space="0" w:color="000000"/>
-          <w:right w:val="single" w:sz="6" w:space="0" w:color="000000"/>
-          <w:insideH w:val="single" w:sz="6" w:space="0" w:color="000000"/>
-          <w:insideV w:val="single" w:sz="6" w:space="0" w:color="000000"/>
+          <w:top w:val="single" w:color="000000" w:sz="6" w:space="0"/>
+          <w:left w:val="single" w:color="000000" w:sz="6" w:space="0"/>
+          <w:bottom w:val="single" w:color="000000" w:sz="6" w:space="0"/>
+          <w:right w:val="single" w:color="000000" w:sz="6" w:space="0"/>
+          <w:insideH w:val="single" w:color="000000" w:sz="6" w:space="0"/>
+          <w:insideV w:val="single" w:color="000000" w:sz="6" w:space="0"/>
         </w:tblBorders>
         <w:tblLayout w:type="fixed"/>
         <w:tblCellMar>
@@ -586,17 +594,14 @@
       </w:tblGrid>
       <w:tr>
         <w:tblPrEx>
-          <w:tblW w:w="9005" w:type="dxa"/>
-          <w:tblInd w:w="34" w:type="dxa"/>
           <w:tblBorders>
-            <w:top w:val="single" w:sz="6" w:space="0" w:color="000000"/>
-            <w:left w:val="single" w:sz="6" w:space="0" w:color="000000"/>
-            <w:bottom w:val="single" w:sz="6" w:space="0" w:color="000000"/>
-            <w:right w:val="single" w:sz="6" w:space="0" w:color="000000"/>
-            <w:insideH w:val="single" w:sz="6" w:space="0" w:color="000000"/>
-            <w:insideV w:val="single" w:sz="6" w:space="0" w:color="000000"/>
+            <w:top w:val="single" w:color="000000" w:sz="6" w:space="0"/>
+            <w:left w:val="single" w:color="000000" w:sz="6" w:space="0"/>
+            <w:bottom w:val="single" w:color="000000" w:sz="6" w:space="0"/>
+            <w:right w:val="single" w:color="000000" w:sz="6" w:space="0"/>
+            <w:insideH w:val="single" w:color="000000" w:sz="6" w:space="0"/>
+            <w:insideV w:val="single" w:color="000000" w:sz="6" w:space="0"/>
           </w:tblBorders>
-          <w:tblLayout w:type="fixed"/>
           <w:tblCellMar>
             <w:top w:w="0" w:type="dxa"/>
             <w:left w:w="0" w:type="dxa"/>
@@ -605,15 +610,15 @@
           </w:tblCellMar>
         </w:tblPrEx>
         <w:trPr>
-          <w:trHeight w:val="489"/>
+          <w:trHeight w:val="489" w:hRule="atLeast"/>
         </w:trPr>
         <w:tc>
           <w:tcPr>
             <w:tcW w:w="845" w:type="dxa"/>
             <w:vMerge w:val="restart"/>
             <w:tcBorders>
-              <w:top w:val="single" w:sz="10" w:space="0" w:color="000000"/>
-              <w:left w:val="single" w:sz="10" w:space="0" w:color="000000"/>
+              <w:top w:val="single" w:color="000000" w:sz="10" w:space="0"/>
+              <w:left w:val="single" w:color="000000" w:sz="10" w:space="0"/>
               <w:bottom w:val="nil"/>
             </w:tcBorders>
             <w:shd w:val="clear" w:color="auto" w:fill="D9D9D9"/>
@@ -632,14 +637,14 @@
               <w:spacing w:before="78" w:line="219" w:lineRule="auto"/>
               <w:ind w:left="172"/>
               <w:rPr>
-                <w:rFonts w:ascii="宋体" w:eastAsia="宋体" w:hAnsi="宋体" w:cs="宋体"/>
+                <w:rFonts w:ascii="宋体" w:hAnsi="宋体" w:eastAsia="宋体" w:cs="宋体"/>
                 <w:sz w:val="24"/>
                 <w:szCs w:val="24"/>
               </w:rPr>
             </w:pPr>
             <w:r>
               <w:rPr>
-                <w:rFonts w:ascii="宋体" w:eastAsia="宋体" w:hAnsi="宋体" w:cs="宋体"/>
+                <w:rFonts w:ascii="宋体" w:hAnsi="宋体" w:eastAsia="宋体" w:cs="宋体"/>
                 <w:b/>
                 <w:bCs/>
                 <w:spacing w:val="-5"/>
@@ -655,7 +660,7 @@
             <w:tcW w:w="2155" w:type="dxa"/>
             <w:gridSpan w:val="2"/>
             <w:tcBorders>
-              <w:top w:val="single" w:sz="10" w:space="0" w:color="000000"/>
+              <w:top w:val="single" w:color="000000" w:sz="10" w:space="0"/>
             </w:tcBorders>
             <w:shd w:val="clear" w:color="auto" w:fill="D9D9D9"/>
           </w:tcPr>
@@ -664,14 +669,14 @@
               <w:spacing w:before="181" w:line="220" w:lineRule="auto"/>
               <w:ind w:left="528"/>
               <w:rPr>
-                <w:rFonts w:ascii="宋体" w:eastAsia="宋体" w:hAnsi="宋体" w:cs="宋体"/>
+                <w:rFonts w:ascii="宋体" w:hAnsi="宋体" w:eastAsia="宋体" w:cs="宋体"/>
                 <w:sz w:val="24"/>
                 <w:szCs w:val="24"/>
               </w:rPr>
             </w:pPr>
             <w:r>
               <w:rPr>
-                <w:rFonts w:ascii="宋体" w:eastAsia="宋体" w:hAnsi="宋体" w:cs="宋体"/>
+                <w:rFonts w:ascii="宋体" w:hAnsi="宋体" w:eastAsia="宋体" w:cs="宋体"/>
                 <w:b/>
                 <w:bCs/>
                 <w:spacing w:val="-4"/>
@@ -687,7 +692,7 @@
             <w:tcW w:w="2334" w:type="dxa"/>
             <w:gridSpan w:val="2"/>
             <w:tcBorders>
-              <w:top w:val="single" w:sz="10" w:space="0" w:color="000000"/>
+              <w:top w:val="single" w:color="000000" w:sz="10" w:space="0"/>
             </w:tcBorders>
             <w:shd w:val="clear" w:color="auto" w:fill="D9D9D9"/>
           </w:tcPr>
@@ -696,14 +701,14 @@
               <w:spacing w:before="181" w:line="219" w:lineRule="auto"/>
               <w:ind w:left="927"/>
               <w:rPr>
-                <w:rFonts w:ascii="宋体" w:eastAsia="宋体" w:hAnsi="宋体" w:cs="宋体"/>
+                <w:rFonts w:ascii="宋体" w:hAnsi="宋体" w:eastAsia="宋体" w:cs="宋体"/>
                 <w:sz w:val="24"/>
                 <w:szCs w:val="24"/>
               </w:rPr>
             </w:pPr>
             <w:r>
               <w:rPr>
-                <w:rFonts w:ascii="宋体" w:eastAsia="宋体" w:hAnsi="宋体" w:cs="宋体"/>
+                <w:rFonts w:ascii="宋体" w:hAnsi="宋体" w:eastAsia="宋体" w:cs="宋体"/>
                 <w:b/>
                 <w:bCs/>
                 <w:spacing w:val="-6"/>
@@ -719,7 +724,7 @@
             <w:tcW w:w="2511" w:type="dxa"/>
             <w:gridSpan w:val="2"/>
             <w:tcBorders>
-              <w:top w:val="single" w:sz="10" w:space="0" w:color="000000"/>
+              <w:top w:val="single" w:color="000000" w:sz="10" w:space="0"/>
             </w:tcBorders>
             <w:shd w:val="clear" w:color="auto" w:fill="D9D9D9"/>
           </w:tcPr>
@@ -728,14 +733,14 @@
               <w:spacing w:before="181" w:line="220" w:lineRule="auto"/>
               <w:ind w:left="911"/>
               <w:rPr>
-                <w:rFonts w:ascii="宋体" w:eastAsia="宋体" w:hAnsi="宋体" w:cs="宋体"/>
+                <w:rFonts w:ascii="宋体" w:hAnsi="宋体" w:eastAsia="宋体" w:cs="宋体"/>
                 <w:sz w:val="24"/>
                 <w:szCs w:val="24"/>
               </w:rPr>
             </w:pPr>
             <w:r>
               <w:rPr>
-                <w:rFonts w:ascii="宋体" w:eastAsia="宋体" w:hAnsi="宋体" w:cs="宋体"/>
+                <w:rFonts w:ascii="宋体" w:hAnsi="宋体" w:eastAsia="宋体" w:cs="宋体"/>
                 <w:b/>
                 <w:bCs/>
                 <w:spacing w:val="-6"/>
@@ -751,9 +756,9 @@
             <w:tcW w:w="1160" w:type="dxa"/>
             <w:vMerge w:val="restart"/>
             <w:tcBorders>
-              <w:top w:val="single" w:sz="10" w:space="0" w:color="000000"/>
+              <w:top w:val="single" w:color="000000" w:sz="10" w:space="0"/>
               <w:bottom w:val="nil"/>
-              <w:right w:val="single" w:sz="10" w:space="0" w:color="000000"/>
+              <w:right w:val="single" w:color="000000" w:sz="10" w:space="0"/>
             </w:tcBorders>
             <w:shd w:val="clear" w:color="auto" w:fill="D9D9D9"/>
           </w:tcPr>
@@ -771,14 +776,14 @@
               <w:spacing w:before="78" w:line="220" w:lineRule="auto"/>
               <w:ind w:left="217"/>
               <w:rPr>
-                <w:rFonts w:ascii="宋体" w:eastAsia="宋体" w:hAnsi="宋体" w:cs="宋体"/>
+                <w:rFonts w:ascii="宋体" w:hAnsi="宋体" w:eastAsia="宋体" w:cs="宋体"/>
                 <w:sz w:val="24"/>
                 <w:szCs w:val="24"/>
               </w:rPr>
             </w:pPr>
             <w:r>
               <w:rPr>
-                <w:rFonts w:ascii="宋体" w:eastAsia="宋体" w:hAnsi="宋体" w:cs="宋体"/>
+                <w:rFonts w:ascii="宋体" w:hAnsi="宋体" w:eastAsia="宋体" w:cs="宋体"/>
                 <w:b/>
                 <w:bCs/>
                 <w:spacing w:val="-5"/>
@@ -792,9 +797,14 @@
       </w:tr>
       <w:tr>
         <w:tblPrEx>
-          <w:tblW w:w="9005" w:type="dxa"/>
-          <w:tblInd w:w="34" w:type="dxa"/>
-          <w:tblLayout w:type="fixed"/>
+          <w:tblBorders>
+            <w:top w:val="single" w:color="000000" w:sz="6" w:space="0"/>
+            <w:left w:val="single" w:color="000000" w:sz="6" w:space="0"/>
+            <w:bottom w:val="single" w:color="000000" w:sz="6" w:space="0"/>
+            <w:right w:val="single" w:color="000000" w:sz="6" w:space="0"/>
+            <w:insideH w:val="single" w:color="000000" w:sz="6" w:space="0"/>
+            <w:insideV w:val="single" w:color="000000" w:sz="6" w:space="0"/>
+          </w:tblBorders>
           <w:tblCellMar>
             <w:top w:w="0" w:type="dxa"/>
             <w:left w:w="0" w:type="dxa"/>
@@ -803,15 +813,15 @@
           </w:tblCellMar>
         </w:tblPrEx>
         <w:trPr>
-          <w:trHeight w:val="479"/>
+          <w:trHeight w:val="479" w:hRule="atLeast"/>
         </w:trPr>
         <w:tc>
           <w:tcPr>
             <w:tcW w:w="845" w:type="dxa"/>
-            <w:vMerge/>
+            <w:vMerge w:val="continue"/>
             <w:tcBorders>
               <w:top w:val="nil"/>
-              <w:left w:val="single" w:sz="10" w:space="0" w:color="000000"/>
+              <w:left w:val="single" w:color="000000" w:sz="10" w:space="0"/>
             </w:tcBorders>
           </w:tcPr>
           <w:p>
@@ -833,14 +843,14 @@
               <w:spacing w:before="177" w:line="220" w:lineRule="auto"/>
               <w:ind w:left="191"/>
               <w:rPr>
-                <w:rFonts w:ascii="宋体" w:eastAsia="宋体" w:hAnsi="宋体" w:cs="宋体"/>
+                <w:rFonts w:ascii="宋体" w:hAnsi="宋体" w:eastAsia="宋体" w:cs="宋体"/>
                 <w:sz w:val="24"/>
                 <w:szCs w:val="24"/>
               </w:rPr>
             </w:pPr>
             <w:r>
               <w:rPr>
-                <w:rFonts w:ascii="宋体" w:eastAsia="宋体" w:hAnsi="宋体" w:cs="宋体"/>
+                <w:rFonts w:ascii="宋体" w:hAnsi="宋体" w:eastAsia="宋体" w:cs="宋体"/>
                 <w:b/>
                 <w:bCs/>
                 <w:spacing w:val="-5"/>
@@ -861,14 +871,14 @@
               <w:spacing w:before="177" w:line="220" w:lineRule="auto"/>
               <w:ind w:left="430"/>
               <w:rPr>
-                <w:rFonts w:ascii="宋体" w:eastAsia="宋体" w:hAnsi="宋体" w:cs="宋体"/>
+                <w:rFonts w:ascii="宋体" w:hAnsi="宋体" w:eastAsia="宋体" w:cs="宋体"/>
                 <w:sz w:val="24"/>
                 <w:szCs w:val="24"/>
               </w:rPr>
             </w:pPr>
             <w:r>
               <w:rPr>
-                <w:rFonts w:ascii="宋体" w:eastAsia="宋体" w:hAnsi="宋体" w:cs="宋体"/>
+                <w:rFonts w:ascii="宋体" w:hAnsi="宋体" w:eastAsia="宋体" w:cs="宋体"/>
                 <w:b/>
                 <w:bCs/>
                 <w:spacing w:val="-15"/>
@@ -889,14 +899,14 @@
               <w:spacing w:before="177" w:line="220" w:lineRule="auto"/>
               <w:ind w:left="244"/>
               <w:rPr>
-                <w:rFonts w:ascii="宋体" w:eastAsia="宋体" w:hAnsi="宋体" w:cs="宋体"/>
+                <w:rFonts w:ascii="宋体" w:hAnsi="宋体" w:eastAsia="宋体" w:cs="宋体"/>
                 <w:sz w:val="24"/>
                 <w:szCs w:val="24"/>
               </w:rPr>
             </w:pPr>
             <w:r>
               <w:rPr>
-                <w:rFonts w:ascii="宋体" w:eastAsia="宋体" w:hAnsi="宋体" w:cs="宋体"/>
+                <w:rFonts w:ascii="宋体" w:hAnsi="宋体" w:eastAsia="宋体" w:cs="宋体"/>
                 <w:b/>
                 <w:bCs/>
                 <w:spacing w:val="-8"/>
@@ -917,14 +927,14 @@
               <w:spacing w:before="177" w:line="220" w:lineRule="auto"/>
               <w:ind w:left="487"/>
               <w:rPr>
-                <w:rFonts w:ascii="宋体" w:eastAsia="宋体" w:hAnsi="宋体" w:cs="宋体"/>
+                <w:rFonts w:ascii="宋体" w:hAnsi="宋体" w:eastAsia="宋体" w:cs="宋体"/>
                 <w:sz w:val="24"/>
                 <w:szCs w:val="24"/>
               </w:rPr>
             </w:pPr>
             <w:r>
               <w:rPr>
-                <w:rFonts w:ascii="宋体" w:eastAsia="宋体" w:hAnsi="宋体" w:cs="宋体"/>
+                <w:rFonts w:ascii="宋体" w:hAnsi="宋体" w:eastAsia="宋体" w:cs="宋体"/>
                 <w:b/>
                 <w:bCs/>
                 <w:spacing w:val="-15"/>
@@ -945,14 +955,14 @@
               <w:spacing w:before="176" w:line="221" w:lineRule="auto"/>
               <w:ind w:left="268"/>
               <w:rPr>
-                <w:rFonts w:ascii="宋体" w:eastAsia="宋体" w:hAnsi="宋体" w:cs="宋体"/>
+                <w:rFonts w:ascii="宋体" w:hAnsi="宋体" w:eastAsia="宋体" w:cs="宋体"/>
                 <w:sz w:val="24"/>
                 <w:szCs w:val="24"/>
               </w:rPr>
             </w:pPr>
             <w:r>
               <w:rPr>
-                <w:rFonts w:ascii="宋体" w:eastAsia="宋体" w:hAnsi="宋体" w:cs="宋体"/>
+                <w:rFonts w:ascii="宋体" w:hAnsi="宋体" w:eastAsia="宋体" w:cs="宋体"/>
                 <w:b/>
                 <w:bCs/>
                 <w:spacing w:val="-5"/>
@@ -973,14 +983,14 @@
               <w:spacing w:before="177" w:line="220" w:lineRule="auto"/>
               <w:ind w:left="441"/>
               <w:rPr>
-                <w:rFonts w:ascii="宋体" w:eastAsia="宋体" w:hAnsi="宋体" w:cs="宋体"/>
+                <w:rFonts w:ascii="宋体" w:hAnsi="宋体" w:eastAsia="宋体" w:cs="宋体"/>
                 <w:sz w:val="24"/>
                 <w:szCs w:val="24"/>
               </w:rPr>
             </w:pPr>
             <w:r>
               <w:rPr>
-                <w:rFonts w:ascii="宋体" w:eastAsia="宋体" w:hAnsi="宋体" w:cs="宋体"/>
+                <w:rFonts w:ascii="宋体" w:hAnsi="宋体" w:eastAsia="宋体" w:cs="宋体"/>
                 <w:b/>
                 <w:bCs/>
                 <w:spacing w:val="-15"/>
@@ -994,10 +1004,10 @@
         <w:tc>
           <w:tcPr>
             <w:tcW w:w="1160" w:type="dxa"/>
-            <w:vMerge/>
+            <w:vMerge w:val="continue"/>
             <w:tcBorders>
               <w:top w:val="nil"/>
-              <w:right w:val="single" w:sz="10" w:space="0" w:color="000000"/>
+              <w:right w:val="single" w:color="000000" w:sz="10" w:space="0"/>
             </w:tcBorders>
           </w:tcPr>
           <w:p>
@@ -1012,9 +1022,14 @@
       </w:tr>
       <w:tr>
         <w:tblPrEx>
-          <w:tblW w:w="9005" w:type="dxa"/>
-          <w:tblInd w:w="34" w:type="dxa"/>
-          <w:tblLayout w:type="fixed"/>
+          <w:tblBorders>
+            <w:top w:val="single" w:color="000000" w:sz="6" w:space="0"/>
+            <w:left w:val="single" w:color="000000" w:sz="6" w:space="0"/>
+            <w:bottom w:val="single" w:color="000000" w:sz="6" w:space="0"/>
+            <w:right w:val="single" w:color="000000" w:sz="6" w:space="0"/>
+            <w:insideH w:val="single" w:color="000000" w:sz="6" w:space="0"/>
+            <w:insideV w:val="single" w:color="000000" w:sz="6" w:space="0"/>
+          </w:tblBorders>
           <w:tblCellMar>
             <w:top w:w="0" w:type="dxa"/>
             <w:left w:w="0" w:type="dxa"/>
@@ -1023,18 +1038,18 @@
           </w:tblCellMar>
         </w:tblPrEx>
         <w:trPr>
-          <w:trHeight w:val="651"/>
+          <w:trHeight w:val="651" w:hRule="atLeast"/>
         </w:trPr>
         <w:tc>
           <w:tcPr>
             <w:tcW w:w="845" w:type="dxa"/>
             <w:tcBorders>
-              <w:left w:val="single" w:sz="10" w:space="0" w:color="000000"/>
+              <w:left w:val="single" w:color="000000" w:sz="10" w:space="0"/>
             </w:tcBorders>
           </w:tcPr>
           <w:p>
             <w:pPr>
-              <w:pStyle w:val="TableText"/>
+              <w:pStyle w:val="27"/>
               <w:spacing w:before="230" w:line="237" w:lineRule="auto"/>
               <w:ind w:left="195"/>
             </w:pPr>
@@ -1052,7 +1067,7 @@
           </w:tcPr>
           <w:p>
             <w:pPr>
-              <w:pStyle w:val="TableText"/>
+              <w:pStyle w:val="27"/>
               <w:spacing w:before="230" w:line="219" w:lineRule="auto"/>
               <w:ind w:left="125"/>
             </w:pPr>
@@ -1070,15 +1085,17 @@
           </w:tcPr>
           <w:p>
             <w:pPr>
-              <w:pStyle w:val="TableText"/>
+              <w:pStyle w:val="27"/>
               <w:spacing w:before="230" w:line="237" w:lineRule="auto"/>
               <w:ind w:left="104"/>
             </w:pPr>
             <w:r>
               <w:rPr>
+                <w:rFonts w:hint="eastAsia"/>
                 <w:spacing w:val="-1"/>
-              </w:rPr>
-              <w:t>2025.7</w:t>
+                <w:lang w:eastAsia="zh-CN"/>
+              </w:rPr>
+              <w:t>2026.01</w:t>
             </w:r>
             <w:r>
               <w:rPr>
@@ -1087,7 +1104,7 @@
                 <w:vertAlign w:val="baseline"/>
                 <w:lang w:val="en-US" w:eastAsia="zh-CN"/>
               </w:rPr>
-              <w:t>0.30</w:t>
+              <w:t>.30</w:t>
             </w:r>
           </w:p>
         </w:tc>
@@ -1097,7 +1114,7 @@
           </w:tcPr>
           <w:p>
             <w:pPr>
-              <w:pStyle w:val="TableText"/>
+              <w:pStyle w:val="27"/>
               <w:spacing w:before="230" w:line="219" w:lineRule="auto"/>
               <w:ind w:left="168"/>
             </w:pPr>
@@ -1115,15 +1132,17 @@
           </w:tcPr>
           <w:p>
             <w:pPr>
-              <w:pStyle w:val="TableText"/>
+              <w:pStyle w:val="27"/>
               <w:spacing w:before="230" w:line="237" w:lineRule="auto"/>
               <w:ind w:left="161"/>
             </w:pPr>
             <w:r>
               <w:rPr>
+                <w:rFonts w:hint="eastAsia"/>
                 <w:spacing w:val="-1"/>
-              </w:rPr>
-              <w:t>2025.7</w:t>
+                <w:lang w:eastAsia="zh-CN"/>
+              </w:rPr>
+              <w:t>2026.01</w:t>
             </w:r>
             <w:r>
               <w:rPr>
@@ -1132,7 +1151,7 @@
                 <w:vertAlign w:val="baseline"/>
                 <w:lang w:val="en-US" w:eastAsia="zh-CN"/>
               </w:rPr>
-              <w:t>0.30</w:t>
+              <w:t>.30</w:t>
             </w:r>
           </w:p>
         </w:tc>
@@ -1142,7 +1161,7 @@
           </w:tcPr>
           <w:p>
             <w:pPr>
-              <w:pStyle w:val="TableText"/>
+              <w:pStyle w:val="27"/>
               <w:spacing w:before="230" w:line="220" w:lineRule="auto"/>
               <w:ind w:left="202"/>
             </w:pPr>
@@ -1160,15 +1179,17 @@
           </w:tcPr>
           <w:p>
             <w:pPr>
-              <w:pStyle w:val="TableText"/>
+              <w:pStyle w:val="27"/>
               <w:spacing w:before="230" w:line="237" w:lineRule="auto"/>
               <w:ind w:left="220"/>
             </w:pPr>
             <w:r>
               <w:rPr>
+                <w:rFonts w:hint="eastAsia"/>
                 <w:spacing w:val="-1"/>
-              </w:rPr>
-              <w:t>2025.7</w:t>
+                <w:lang w:eastAsia="zh-CN"/>
+              </w:rPr>
+              <w:t>2026.01</w:t>
             </w:r>
             <w:r>
               <w:rPr>
@@ -1177,7 +1198,7 @@
                 <w:vertAlign w:val="baseline"/>
                 <w:lang w:val="en-US" w:eastAsia="zh-CN"/>
               </w:rPr>
-              <w:t>0.30</w:t>
+              <w:t>.30</w:t>
             </w:r>
           </w:p>
         </w:tc>
@@ -1185,12 +1206,12 @@
           <w:tcPr>
             <w:tcW w:w="1160" w:type="dxa"/>
             <w:tcBorders>
-              <w:right w:val="single" w:sz="10" w:space="0" w:color="000000"/>
+              <w:right w:val="single" w:color="000000" w:sz="10" w:space="0"/>
             </w:tcBorders>
           </w:tcPr>
           <w:p>
             <w:pPr>
-              <w:pStyle w:val="TableText"/>
+              <w:pStyle w:val="27"/>
               <w:spacing w:before="230" w:line="217" w:lineRule="auto"/>
               <w:ind w:left="341"/>
             </w:pPr>
@@ -1205,9 +1226,14 @@
       </w:tr>
       <w:tr>
         <w:tblPrEx>
-          <w:tblW w:w="9005" w:type="dxa"/>
-          <w:tblInd w:w="34" w:type="dxa"/>
-          <w:tblLayout w:type="fixed"/>
+          <w:tblBorders>
+            <w:top w:val="single" w:color="000000" w:sz="6" w:space="0"/>
+            <w:left w:val="single" w:color="000000" w:sz="6" w:space="0"/>
+            <w:bottom w:val="single" w:color="000000" w:sz="6" w:space="0"/>
+            <w:right w:val="single" w:color="000000" w:sz="6" w:space="0"/>
+            <w:insideH w:val="single" w:color="000000" w:sz="6" w:space="0"/>
+            <w:insideV w:val="single" w:color="000000" w:sz="6" w:space="0"/>
+          </w:tblBorders>
           <w:tblCellMar>
             <w:top w:w="0" w:type="dxa"/>
             <w:left w:w="0" w:type="dxa"/>
@@ -1216,18 +1242,18 @@
           </w:tblCellMar>
         </w:tblPrEx>
         <w:trPr>
-          <w:trHeight w:val="485"/>
+          <w:trHeight w:val="485" w:hRule="atLeast"/>
         </w:trPr>
         <w:tc>
           <w:tcPr>
             <w:tcW w:w="845" w:type="dxa"/>
             <w:tcBorders>
-              <w:left w:val="single" w:sz="10" w:space="0" w:color="000000"/>
+              <w:left w:val="single" w:color="000000" w:sz="10" w:space="0"/>
             </w:tcBorders>
           </w:tcPr>
           <w:p>
             <w:pPr>
-              <w:pStyle w:val="TableText"/>
+              <w:pStyle w:val="27"/>
               <w:spacing w:before="152" w:line="237" w:lineRule="auto"/>
               <w:ind w:left="195"/>
             </w:pPr>
@@ -1239,7 +1265,7 @@
           </w:tcPr>
           <w:p>
             <w:pPr>
-              <w:pStyle w:val="TableText"/>
+              <w:pStyle w:val="27"/>
               <w:spacing w:before="152" w:line="219" w:lineRule="auto"/>
               <w:ind w:left="125"/>
             </w:pPr>
@@ -1251,7 +1277,7 @@
           </w:tcPr>
           <w:p>
             <w:pPr>
-              <w:pStyle w:val="TableText"/>
+              <w:pStyle w:val="27"/>
               <w:spacing w:before="152" w:line="237" w:lineRule="auto"/>
               <w:ind w:left="210"/>
             </w:pPr>
@@ -1263,7 +1289,7 @@
           </w:tcPr>
           <w:p>
             <w:pPr>
-              <w:pStyle w:val="TableText"/>
+              <w:pStyle w:val="27"/>
               <w:spacing w:before="152" w:line="219" w:lineRule="auto"/>
               <w:ind w:left="168"/>
             </w:pPr>
@@ -1275,7 +1301,7 @@
           </w:tcPr>
           <w:p>
             <w:pPr>
-              <w:pStyle w:val="TableText"/>
+              <w:pStyle w:val="27"/>
               <w:spacing w:before="152" w:line="237" w:lineRule="auto"/>
               <w:ind w:left="267"/>
             </w:pPr>
@@ -1287,7 +1313,7 @@
           </w:tcPr>
           <w:p>
             <w:pPr>
-              <w:pStyle w:val="TableText"/>
+              <w:pStyle w:val="27"/>
               <w:spacing w:before="152" w:line="220" w:lineRule="auto"/>
               <w:ind w:left="202"/>
             </w:pPr>
@@ -1299,7 +1325,7 @@
           </w:tcPr>
           <w:p>
             <w:pPr>
-              <w:pStyle w:val="TableText"/>
+              <w:pStyle w:val="27"/>
               <w:spacing w:before="152" w:line="237" w:lineRule="auto"/>
               <w:ind w:left="220"/>
             </w:pPr>
@@ -1309,12 +1335,12 @@
           <w:tcPr>
             <w:tcW w:w="1160" w:type="dxa"/>
             <w:tcBorders>
-              <w:right w:val="single" w:sz="10" w:space="0" w:color="000000"/>
+              <w:right w:val="single" w:color="000000" w:sz="10" w:space="0"/>
             </w:tcBorders>
           </w:tcPr>
           <w:p>
             <w:pPr>
-              <w:pStyle w:val="TableText"/>
+              <w:pStyle w:val="27"/>
               <w:spacing w:before="152" w:line="219" w:lineRule="auto"/>
               <w:ind w:left="436"/>
             </w:pPr>
@@ -1323,9 +1349,14 @@
       </w:tr>
       <w:tr>
         <w:tblPrEx>
-          <w:tblW w:w="9005" w:type="dxa"/>
-          <w:tblInd w:w="34" w:type="dxa"/>
-          <w:tblLayout w:type="fixed"/>
+          <w:tblBorders>
+            <w:top w:val="single" w:color="000000" w:sz="6" w:space="0"/>
+            <w:left w:val="single" w:color="000000" w:sz="6" w:space="0"/>
+            <w:bottom w:val="single" w:color="000000" w:sz="6" w:space="0"/>
+            <w:right w:val="single" w:color="000000" w:sz="6" w:space="0"/>
+            <w:insideH w:val="single" w:color="000000" w:sz="6" w:space="0"/>
+            <w:insideV w:val="single" w:color="000000" w:sz="6" w:space="0"/>
+          </w:tblBorders>
           <w:tblCellMar>
             <w:top w:w="0" w:type="dxa"/>
             <w:left w:w="0" w:type="dxa"/>
@@ -1334,19 +1365,19 @@
           </w:tblCellMar>
         </w:tblPrEx>
         <w:trPr>
-          <w:trHeight w:val="503"/>
+          <w:trHeight w:val="503" w:hRule="atLeast"/>
         </w:trPr>
         <w:tc>
           <w:tcPr>
             <w:tcW w:w="845" w:type="dxa"/>
             <w:tcBorders>
-              <w:left w:val="single" w:sz="10" w:space="0" w:color="000000"/>
-              <w:bottom w:val="single" w:sz="10" w:space="0" w:color="000000"/>
+              <w:left w:val="single" w:color="000000" w:sz="10" w:space="0"/>
+              <w:bottom w:val="single" w:color="000000" w:sz="10" w:space="0"/>
             </w:tcBorders>
           </w:tcPr>
           <w:p>
             <w:pPr>
-              <w:pStyle w:val="TableText"/>
+              <w:pStyle w:val="27"/>
               <w:spacing w:before="157" w:line="237" w:lineRule="auto"/>
               <w:ind w:left="195"/>
             </w:pPr>
@@ -1356,12 +1387,12 @@
           <w:tcPr>
             <w:tcW w:w="881" w:type="dxa"/>
             <w:tcBorders>
-              <w:bottom w:val="single" w:sz="10" w:space="0" w:color="000000"/>
+              <w:bottom w:val="single" w:color="000000" w:sz="10" w:space="0"/>
             </w:tcBorders>
           </w:tcPr>
           <w:p>
             <w:pPr>
-              <w:pStyle w:val="TableText"/>
+              <w:pStyle w:val="27"/>
               <w:spacing w:before="157" w:line="219" w:lineRule="auto"/>
               <w:ind w:left="125"/>
             </w:pPr>
@@ -1371,12 +1402,12 @@
           <w:tcPr>
             <w:tcW w:w="1274" w:type="dxa"/>
             <w:tcBorders>
-              <w:bottom w:val="single" w:sz="10" w:space="0" w:color="000000"/>
+              <w:bottom w:val="single" w:color="000000" w:sz="10" w:space="0"/>
             </w:tcBorders>
           </w:tcPr>
           <w:p>
             <w:pPr>
-              <w:pStyle w:val="TableText"/>
+              <w:pStyle w:val="27"/>
               <w:spacing w:before="157" w:line="237" w:lineRule="auto"/>
               <w:ind w:left="210"/>
             </w:pPr>
@@ -1386,12 +1417,12 @@
           <w:tcPr>
             <w:tcW w:w="957" w:type="dxa"/>
             <w:tcBorders>
-              <w:bottom w:val="single" w:sz="10" w:space="0" w:color="000000"/>
+              <w:bottom w:val="single" w:color="000000" w:sz="10" w:space="0"/>
             </w:tcBorders>
           </w:tcPr>
           <w:p>
             <w:pPr>
-              <w:pStyle w:val="TableText"/>
+              <w:pStyle w:val="27"/>
               <w:spacing w:before="157" w:line="218" w:lineRule="auto"/>
               <w:ind w:left="164"/>
             </w:pPr>
@@ -1401,12 +1432,12 @@
           <w:tcPr>
             <w:tcW w:w="1377" w:type="dxa"/>
             <w:tcBorders>
-              <w:bottom w:val="single" w:sz="10" w:space="0" w:color="000000"/>
+              <w:bottom w:val="single" w:color="000000" w:sz="10" w:space="0"/>
             </w:tcBorders>
           </w:tcPr>
           <w:p>
             <w:pPr>
-              <w:pStyle w:val="TableText"/>
+              <w:pStyle w:val="27"/>
               <w:spacing w:before="157" w:line="237" w:lineRule="auto"/>
               <w:ind w:left="267"/>
             </w:pPr>
@@ -1416,12 +1447,12 @@
           <w:tcPr>
             <w:tcW w:w="1017" w:type="dxa"/>
             <w:tcBorders>
-              <w:bottom w:val="single" w:sz="10" w:space="0" w:color="000000"/>
+              <w:bottom w:val="single" w:color="000000" w:sz="10" w:space="0"/>
             </w:tcBorders>
           </w:tcPr>
           <w:p>
             <w:pPr>
-              <w:pStyle w:val="TableText"/>
+              <w:pStyle w:val="27"/>
               <w:spacing w:before="157" w:line="220" w:lineRule="auto"/>
               <w:ind w:left="202"/>
             </w:pPr>
@@ -1431,12 +1462,12 @@
           <w:tcPr>
             <w:tcW w:w="1494" w:type="dxa"/>
             <w:tcBorders>
-              <w:bottom w:val="single" w:sz="10" w:space="0" w:color="000000"/>
+              <w:bottom w:val="single" w:color="000000" w:sz="10" w:space="0"/>
             </w:tcBorders>
           </w:tcPr>
           <w:p>
             <w:pPr>
-              <w:pStyle w:val="TableText"/>
+              <w:pStyle w:val="27"/>
               <w:spacing w:before="157" w:line="237" w:lineRule="auto"/>
               <w:ind w:left="220"/>
             </w:pPr>
@@ -1446,13 +1477,13 @@
           <w:tcPr>
             <w:tcW w:w="1160" w:type="dxa"/>
             <w:tcBorders>
-              <w:bottom w:val="single" w:sz="10" w:space="0" w:color="000000"/>
-              <w:right w:val="single" w:sz="10" w:space="0" w:color="000000"/>
+              <w:bottom w:val="single" w:color="000000" w:sz="10" w:space="0"/>
+              <w:right w:val="single" w:color="000000" w:sz="10" w:space="0"/>
             </w:tcBorders>
           </w:tcPr>
           <w:p>
             <w:pPr>
-              <w:pStyle w:val="TableText"/>
+              <w:pStyle w:val="27"/>
               <w:spacing w:before="157" w:line="219" w:lineRule="auto"/>
               <w:ind w:left="436"/>
             </w:pPr>
@@ -1478,7 +1509,7 @@
     <w:sdt>
       <w:sdtPr>
         <w:rPr>
-          <w:rFonts w:ascii="宋体" w:eastAsia="宋体" w:hAnsi="宋体" w:cs="Arial"/>
+          <w:rFonts w:ascii="宋体" w:hAnsi="宋体" w:eastAsia="宋体" w:cs="Arial"/>
           <w:snapToGrid w:val="0"/>
           <w:color w:val="000000"/>
           <w:kern w:val="0"/>
@@ -1494,7 +1525,7 @@
       </w:sdtPr>
       <w:sdtEndPr>
         <w:rPr>
-          <w:rFonts w:ascii="宋体" w:eastAsia="宋体" w:hAnsi="宋体" w:cs="Arial"/>
+          <w:rFonts w:ascii="宋体" w:hAnsi="宋体" w:eastAsia="宋体" w:cs="Arial"/>
           <w:snapToGrid w:val="0"/>
           <w:color w:val="000000"/>
           <w:kern w:val="0"/>
@@ -1507,12 +1538,12 @@
         <w:p>
           <w:pPr>
             <w:spacing w:before="0" w:beforeLines="0" w:after="0" w:afterLines="0" w:line="240" w:lineRule="auto"/>
-            <w:ind w:left="0" w:right="0" w:firstLine="0" w:leftChars="0" w:rightChars="0" w:firstLineChars="0"/>
+            <w:ind w:left="0" w:leftChars="0" w:right="0" w:rightChars="0" w:firstLine="0" w:firstLineChars="0"/>
             <w:jc w:val="center"/>
           </w:pPr>
           <w:r>
             <w:rPr>
-              <w:rFonts w:ascii="宋体" w:eastAsia="宋体" w:hAnsi="宋体"/>
+              <w:rFonts w:ascii="宋体" w:hAnsi="宋体" w:eastAsia="宋体"/>
               <w:sz w:val="21"/>
             </w:rPr>
             <w:t>目录</w:t>
@@ -1520,7 +1551,7 @@
         </w:p>
         <w:p>
           <w:pPr>
-            <w:pStyle w:val="TOC1"/>
+            <w:pStyle w:val="16"/>
             <w:tabs>
               <w:tab w:val="right" w:leader="dot" w:pos="8306"/>
             </w:tabs>
@@ -1574,7 +1605,7 @@
         </w:p>
         <w:p>
           <w:pPr>
-            <w:pStyle w:val="TOC1"/>
+            <w:pStyle w:val="16"/>
             <w:tabs>
               <w:tab w:val="right" w:leader="dot" w:pos="8306"/>
             </w:tabs>
@@ -1619,7 +1650,7 @@
         </w:p>
         <w:p>
           <w:pPr>
-            <w:pStyle w:val="TOC1"/>
+            <w:pStyle w:val="16"/>
             <w:tabs>
               <w:tab w:val="right" w:leader="dot" w:pos="8306"/>
             </w:tabs>
@@ -1664,7 +1695,7 @@
         </w:p>
         <w:p>
           <w:pPr>
-            <w:pStyle w:val="TOC1"/>
+            <w:pStyle w:val="16"/>
             <w:tabs>
               <w:tab w:val="right" w:leader="dot" w:pos="8306"/>
             </w:tabs>
@@ -1680,7 +1711,7 @@
           </w:r>
           <w:r>
             <w:rPr>
-              <w:rFonts w:ascii="宋体" w:eastAsia="宋体" w:hAnsi="宋体" w:cs="宋体"/>
+              <w:rFonts w:ascii="宋体" w:hAnsi="宋体" w:eastAsia="宋体" w:cs="宋体"/>
               <w:bCs/>
               <w:spacing w:val="-4"/>
               <w:szCs w:val="30"/>
@@ -1711,7 +1742,7 @@
         </w:p>
         <w:p>
           <w:pPr>
-            <w:pStyle w:val="TOC1"/>
+            <w:pStyle w:val="16"/>
             <w:tabs>
               <w:tab w:val="right" w:leader="dot" w:pos="8306"/>
             </w:tabs>
@@ -1758,7 +1789,7 @@
         </w:p>
         <w:p>
           <w:pPr>
-            <w:pStyle w:val="TOC1"/>
+            <w:pStyle w:val="16"/>
             <w:tabs>
               <w:tab w:val="right" w:leader="dot" w:pos="8306"/>
             </w:tabs>
@@ -1805,7 +1836,7 @@
         </w:p>
         <w:p>
           <w:pPr>
-            <w:pStyle w:val="TOC2"/>
+            <w:pStyle w:val="17"/>
             <w:tabs>
               <w:tab w:val="right" w:leader="dot" w:pos="8306"/>
             </w:tabs>
@@ -1852,7 +1883,7 @@
         </w:p>
         <w:p>
           <w:pPr>
-            <w:pStyle w:val="TOC2"/>
+            <w:pStyle w:val="17"/>
             <w:tabs>
               <w:tab w:val="right" w:leader="dot" w:pos="8306"/>
             </w:tabs>
@@ -1904,7 +1935,7 @@
         </w:p>
         <w:p>
           <w:pPr>
-            <w:pStyle w:val="TOC2"/>
+            <w:pStyle w:val="17"/>
             <w:tabs>
               <w:tab w:val="right" w:leader="dot" w:pos="8306"/>
             </w:tabs>
@@ -1958,7 +1989,7 @@
         </w:p>
         <w:p>
           <w:pPr>
-            <w:pStyle w:val="TOC1"/>
+            <w:pStyle w:val="16"/>
             <w:tabs>
               <w:tab w:val="right" w:leader="dot" w:pos="8306"/>
             </w:tabs>
@@ -2012,7 +2043,7 @@
         </w:p>
         <w:p>
           <w:pPr>
-            <w:pStyle w:val="TOC1"/>
+            <w:pStyle w:val="16"/>
             <w:tabs>
               <w:tab w:val="right" w:leader="dot" w:pos="8306"/>
             </w:tabs>
@@ -2059,7 +2090,7 @@
         </w:p>
         <w:p>
           <w:pPr>
-            <w:pStyle w:val="TOC1"/>
+            <w:pStyle w:val="16"/>
             <w:tabs>
               <w:tab w:val="right" w:leader="dot" w:pos="8306"/>
             </w:tabs>
@@ -2106,7 +2137,7 @@
         </w:p>
         <w:p>
           <w:pPr>
-            <w:pStyle w:val="TOC1"/>
+            <w:pStyle w:val="16"/>
             <w:tabs>
               <w:tab w:val="right" w:leader="dot" w:pos="8306"/>
             </w:tabs>
@@ -2153,7 +2184,7 @@
         </w:p>
         <w:p>
           <w:pPr>
-            <w:pStyle w:val="TOC1"/>
+            <w:pStyle w:val="16"/>
             <w:tabs>
               <w:tab w:val="right" w:leader="dot" w:pos="8306"/>
             </w:tabs>
@@ -2213,18 +2244,18 @@
     </w:p>
     <w:p>
       <w:pPr>
-        <w:pStyle w:val="1"/>
+        <w:pStyle w:val="28"/>
         <w:bidi w:val="0"/>
       </w:pPr>
-      <w:bookmarkStart w:id="5" w:name="_Toc20206"/>
+      <w:bookmarkStart w:id="4" w:name="_Toc20206"/>
       <w:r>
         <w:t>综述</w:t>
       </w:r>
-      <w:bookmarkEnd w:id="5"/>
-    </w:p>
-    <w:p>
-      <w:pPr>
-        <w:pStyle w:val="a1"/>
+      <w:bookmarkEnd w:id="4"/>
+    </w:p>
+    <w:p>
+      <w:pPr>
+        <w:pStyle w:val="29"/>
         <w:bidi w:val="0"/>
       </w:pPr>
       <w:r>
@@ -2235,7 +2266,7 @@
           <w:rFonts w:hint="eastAsia"/>
           <w:lang w:val="en-US" w:eastAsia="zh-CN"/>
         </w:rPr>
-        <w:t>5</w:t>
+        <w:t>6</w:t>
       </w:r>
       <w:r>
         <w:t>年</w:t>
@@ -2245,7 +2276,7 @@
           <w:rFonts w:hint="eastAsia"/>
           <w:lang w:val="en-US" w:eastAsia="zh-CN"/>
         </w:rPr>
-        <w:t>10</w:t>
+        <w:t>1</w:t>
       </w:r>
       <w:r>
         <w:t>月，根据公司备品备件管理制度和供应商管理制度的管理要求，由</w:t>
@@ -2273,7 +2304,7 @@
     </w:p>
     <w:p>
       <w:pPr>
-        <w:pStyle w:val="a1"/>
+        <w:pStyle w:val="29"/>
         <w:bidi w:val="0"/>
       </w:pPr>
       <w:r>
@@ -2289,49 +2320,49 @@
     </w:p>
     <w:p>
       <w:pPr>
-        <w:pStyle w:val="1"/>
+        <w:pStyle w:val="28"/>
         <w:bidi w:val="0"/>
       </w:pPr>
-      <w:bookmarkStart w:id="6" w:name="_Toc13909"/>
-      <w:bookmarkStart w:id="7" w:name="heading_2"/>
+      <w:bookmarkStart w:id="5" w:name="_Toc13909"/>
+      <w:bookmarkStart w:id="6" w:name="heading_2"/>
       <w:r>
         <w:t>各部门备件管理职责</w:t>
       </w:r>
+      <w:bookmarkEnd w:id="5"/>
       <w:bookmarkEnd w:id="6"/>
+    </w:p>
+    <w:p>
+      <w:pPr>
+        <w:pStyle w:val="30"/>
+        <w:bidi w:val="0"/>
+      </w:pPr>
+      <w:bookmarkStart w:id="7" w:name="heading_3"/>
+      <w:bookmarkStart w:id="8" w:name="_Toc29389"/>
+      <w:r>
+        <w:t>总经理</w:t>
+      </w:r>
       <w:bookmarkEnd w:id="7"/>
-    </w:p>
-    <w:p>
-      <w:pPr>
-        <w:pStyle w:val="2"/>
+      <w:bookmarkEnd w:id="8"/>
+    </w:p>
+    <w:p>
+      <w:pPr>
+        <w:pStyle w:val="29"/>
         <w:bidi w:val="0"/>
       </w:pPr>
-      <w:bookmarkStart w:id="8" w:name="heading_3"/>
-      <w:bookmarkStart w:id="9" w:name="_Toc29389"/>
-      <w:r>
-        <w:t>总经理</w:t>
-      </w:r>
-      <w:bookmarkEnd w:id="8"/>
-      <w:bookmarkEnd w:id="9"/>
-    </w:p>
-    <w:p>
-      <w:pPr>
-        <w:pStyle w:val="a1"/>
-        <w:bidi w:val="0"/>
-      </w:pPr>
       <w:r>
         <w:t>负责对物资采购及备品备件管理采购计划的审批，审批管理办法、制度和规定，决定管理工作中的重大事项。</w:t>
       </w:r>
     </w:p>
     <w:p>
       <w:pPr>
-        <w:pStyle w:val="2"/>
+        <w:pStyle w:val="30"/>
         <w:bidi w:val="0"/>
         <w:rPr>
           <w:rFonts w:hint="default"/>
           <w:lang w:val="en-US" w:eastAsia="zh-CN"/>
         </w:rPr>
       </w:pPr>
-      <w:bookmarkStart w:id="10" w:name="_Toc20234"/>
+      <w:bookmarkStart w:id="9" w:name="_Toc20234"/>
       <w:r>
         <w:rPr>
           <w:rFonts w:hint="eastAsia"/>
@@ -2339,11 +2370,11 @@
         </w:rPr>
         <w:t>采购专员</w:t>
       </w:r>
-      <w:bookmarkEnd w:id="10"/>
-    </w:p>
-    <w:p>
-      <w:pPr>
-        <w:pStyle w:val="a3"/>
+      <w:bookmarkEnd w:id="9"/>
+    </w:p>
+    <w:p>
+      <w:pPr>
+        <w:pStyle w:val="39"/>
         <w:numPr>
           <w:ilvl w:val="0"/>
           <w:numId w:val="2"/>
@@ -2356,7 +2387,7 @@
     </w:p>
     <w:p>
       <w:pPr>
-        <w:pStyle w:val="a3"/>
+        <w:pStyle w:val="39"/>
         <w:numPr>
           <w:ilvl w:val="0"/>
           <w:numId w:val="2"/>
@@ -2369,15 +2400,15 @@
     </w:p>
     <w:p>
       <w:pPr>
-        <w:pStyle w:val="2"/>
+        <w:pStyle w:val="30"/>
         <w:bidi w:val="0"/>
       </w:pPr>
-      <w:bookmarkStart w:id="11" w:name="heading_5"/>
-      <w:bookmarkStart w:id="12" w:name="_Toc2136"/>
+      <w:bookmarkStart w:id="10" w:name="heading_5"/>
+      <w:bookmarkStart w:id="11" w:name="_Toc2136"/>
       <w:r>
         <w:t>备件</w:t>
       </w:r>
-      <w:bookmarkEnd w:id="11"/>
+      <w:bookmarkEnd w:id="10"/>
       <w:r>
         <w:rPr>
           <w:rFonts w:hint="eastAsia"/>
@@ -2385,17 +2416,17 @@
         </w:rPr>
         <w:t>库专员</w:t>
       </w:r>
-      <w:bookmarkEnd w:id="12"/>
-    </w:p>
-    <w:p>
-      <w:pPr>
-        <w:pStyle w:val="a1"/>
+      <w:bookmarkEnd w:id="11"/>
+    </w:p>
+    <w:p>
+      <w:pPr>
+        <w:pStyle w:val="29"/>
         <w:numPr>
           <w:ilvl w:val="0"/>
           <w:numId w:val="3"/>
         </w:numPr>
         <w:bidi w:val="0"/>
-        <w:ind w:left="425" w:hanging="425" w:leftChars="0" w:firstLineChars="0"/>
+        <w:ind w:left="425" w:leftChars="0" w:hanging="425" w:firstLineChars="0"/>
       </w:pPr>
       <w:r>
         <w:t>负责备品备件管理工作，组织实施管理办法，承担备品备件入库、出库及公司仓库管理等职责。</w:t>
@@ -2403,13 +2434,13 @@
     </w:p>
     <w:p>
       <w:pPr>
-        <w:pStyle w:val="a1"/>
+        <w:pStyle w:val="29"/>
         <w:numPr>
           <w:ilvl w:val="0"/>
           <w:numId w:val="3"/>
         </w:numPr>
         <w:bidi w:val="0"/>
-        <w:ind w:left="425" w:hanging="425" w:leftChars="0" w:firstLineChars="0"/>
+        <w:ind w:left="425" w:leftChars="0" w:hanging="425" w:firstLineChars="0"/>
       </w:pPr>
       <w:r>
         <w:t>每批次备品备件到货后，按要求从包装、产品生产地、合格证、型号、规格、数量、外观质量等方面逐一验证核对。验收合格后办理入库手续，签录入库单并登记相关信息，随后及时上架、入账；若出现问题，与</w:t>
@@ -2427,13 +2458,13 @@
     </w:p>
     <w:p>
       <w:pPr>
-        <w:pStyle w:val="a1"/>
+        <w:pStyle w:val="29"/>
         <w:numPr>
           <w:ilvl w:val="0"/>
           <w:numId w:val="3"/>
         </w:numPr>
         <w:bidi w:val="0"/>
-        <w:ind w:left="425" w:hanging="425" w:leftChars="0" w:firstLineChars="0"/>
+        <w:ind w:left="425" w:leftChars="0" w:hanging="425" w:firstLineChars="0"/>
       </w:pPr>
       <w:r>
         <w:t>项目需求人员（运维人员）领用备件时，需先到备品备件管理员处填写备件领用记录，经</w:t>
@@ -2451,13 +2482,13 @@
     </w:p>
     <w:p>
       <w:pPr>
-        <w:pStyle w:val="a1"/>
+        <w:pStyle w:val="29"/>
         <w:numPr>
           <w:ilvl w:val="0"/>
           <w:numId w:val="3"/>
         </w:numPr>
         <w:bidi w:val="0"/>
-        <w:ind w:left="425" w:hanging="425" w:leftChars="0" w:firstLineChars="0"/>
+        <w:ind w:left="425" w:leftChars="0" w:hanging="425" w:firstLineChars="0"/>
       </w:pPr>
       <w:r>
         <w:t>将备件存放在安全可靠、干燥通风、温度适宜的场所，每月底开展日常盘点工作，确保账物相符，保障备件出入库记账无差错。</w:t>
@@ -2465,15 +2496,15 @@
     </w:p>
     <w:p>
       <w:pPr>
-        <w:pStyle w:val="1"/>
+        <w:pStyle w:val="28"/>
         <w:bidi w:val="0"/>
       </w:pPr>
-      <w:bookmarkStart w:id="13" w:name="heading_7"/>
-      <w:bookmarkStart w:id="14" w:name="_Toc10642"/>
+      <w:bookmarkStart w:id="12" w:name="heading_7"/>
+      <w:bookmarkStart w:id="13" w:name="_Toc10642"/>
       <w:r>
         <w:t>备件管理</w:t>
       </w:r>
-      <w:bookmarkEnd w:id="13"/>
+      <w:bookmarkEnd w:id="12"/>
       <w:r>
         <w:rPr>
           <w:rFonts w:hint="eastAsia"/>
@@ -2481,11 +2512,11 @@
         </w:rPr>
         <w:t>提升</w:t>
       </w:r>
-      <w:bookmarkEnd w:id="14"/>
-    </w:p>
-    <w:p>
-      <w:pPr>
-        <w:pStyle w:val="a3"/>
+      <w:bookmarkEnd w:id="13"/>
+    </w:p>
+    <w:p>
+      <w:pPr>
+        <w:pStyle w:val="39"/>
         <w:numPr>
           <w:ilvl w:val="0"/>
           <w:numId w:val="4"/>
@@ -2498,7 +2529,7 @@
     </w:p>
     <w:p>
       <w:pPr>
-        <w:pStyle w:val="a3"/>
+        <w:pStyle w:val="39"/>
         <w:numPr>
           <w:ilvl w:val="0"/>
           <w:numId w:val="4"/>
@@ -2511,7 +2542,7 @@
     </w:p>
     <w:p>
       <w:pPr>
-        <w:pStyle w:val="a3"/>
+        <w:pStyle w:val="39"/>
         <w:numPr>
           <w:ilvl w:val="0"/>
           <w:numId w:val="4"/>
@@ -2524,7 +2555,7 @@
     </w:p>
     <w:p>
       <w:pPr>
-        <w:pStyle w:val="a3"/>
+        <w:pStyle w:val="39"/>
         <w:numPr>
           <w:ilvl w:val="0"/>
           <w:numId w:val="4"/>
@@ -2547,7 +2578,7 @@
     </w:p>
     <w:p>
       <w:pPr>
-        <w:pStyle w:val="a3"/>
+        <w:pStyle w:val="39"/>
         <w:numPr>
           <w:ilvl w:val="0"/>
           <w:numId w:val="4"/>
@@ -2570,7 +2601,7 @@
     </w:p>
     <w:p>
       <w:pPr>
-        <w:pStyle w:val="a3"/>
+        <w:pStyle w:val="39"/>
         <w:numPr>
           <w:ilvl w:val="0"/>
           <w:numId w:val="4"/>
@@ -2593,7 +2624,7 @@
     </w:p>
     <w:p>
       <w:pPr>
-        <w:pStyle w:val="a3"/>
+        <w:pStyle w:val="39"/>
         <w:numPr>
           <w:ilvl w:val="0"/>
           <w:numId w:val="4"/>
@@ -2606,7 +2637,7 @@
     </w:p>
     <w:p>
       <w:pPr>
-        <w:pStyle w:val="a3"/>
+        <w:pStyle w:val="39"/>
         <w:numPr>
           <w:ilvl w:val="0"/>
           <w:numId w:val="4"/>
@@ -2629,7 +2660,7 @@
     </w:p>
     <w:p>
       <w:pPr>
-        <w:pStyle w:val="a3"/>
+        <w:pStyle w:val="39"/>
         <w:numPr>
           <w:ilvl w:val="0"/>
           <w:numId w:val="4"/>
@@ -2649,20 +2680,20 @@
     </w:p>
     <w:p>
       <w:pPr>
-        <w:pStyle w:val="1"/>
+        <w:pStyle w:val="28"/>
         <w:bidi w:val="0"/>
       </w:pPr>
-      <w:bookmarkStart w:id="15" w:name="heading_8"/>
-      <w:bookmarkStart w:id="16" w:name="_Toc30952"/>
+      <w:bookmarkStart w:id="14" w:name="heading_8"/>
+      <w:bookmarkStart w:id="15" w:name="_Toc30952"/>
       <w:r>
         <w:t>备件各项指标达成情况分析</w:t>
       </w:r>
+      <w:bookmarkEnd w:id="14"/>
       <w:bookmarkEnd w:id="15"/>
-      <w:bookmarkEnd w:id="16"/>
-    </w:p>
-    <w:p>
-      <w:pPr>
-        <w:pStyle w:val="a1"/>
+    </w:p>
+    <w:p>
+      <w:pPr>
+        <w:pStyle w:val="29"/>
         <w:bidi w:val="0"/>
         <w:rPr>
           <w:rFonts w:hint="eastAsia"/>
@@ -2706,7 +2737,7 @@
     </w:p>
     <w:p>
       <w:pPr>
-        <w:pStyle w:val="a1"/>
+        <w:pStyle w:val="29"/>
         <w:bidi w:val="0"/>
         <w:rPr>
           <w:rFonts w:hint="default"/>
@@ -2718,69 +2749,69 @@
           <w:rFonts w:hint="eastAsia"/>
           <w:lang w:val="en-US" w:eastAsia="zh-CN"/>
         </w:rPr>
-        <w:t>截止到2025年10月，对备件可用率进行统计，其中第一季度备品备件出库30件全部合格，合格率达到100%；第二季度出库40件，其中出库合格数38件，合格率达到95%；第三季度出库总数50件，合格数50件，全部合格，合格率达到100%。均满足备件可用率≥95%的指标要求。</w:t>
-      </w:r>
-    </w:p>
-    <w:p>
-      <w:pPr>
-        <w:pStyle w:val="1"/>
+        <w:t>截止到2026年1月，对备件可用率进行统计，其中2025年第三季度备品备件出库30件全部合格，合格率达到100%；第四季度出库40件，其中出库合格数38件，合格率达到95%。均满足备件可用率≥95%的指标要求。</w:t>
+      </w:r>
+    </w:p>
+    <w:p>
+      <w:pPr>
+        <w:pStyle w:val="28"/>
         <w:bidi w:val="0"/>
       </w:pPr>
-      <w:bookmarkStart w:id="17" w:name="_Toc25225"/>
-      <w:bookmarkStart w:id="18" w:name="heading_12"/>
+      <w:bookmarkStart w:id="16" w:name="_Toc25225"/>
+      <w:bookmarkStart w:id="17" w:name="heading_12"/>
       <w:r>
         <w:t>备品备件检测情况</w:t>
       </w:r>
+      <w:bookmarkEnd w:id="16"/>
       <w:bookmarkEnd w:id="17"/>
+    </w:p>
+    <w:p>
+      <w:pPr>
+        <w:pStyle w:val="29"/>
+        <w:bidi w:val="0"/>
+      </w:pPr>
+      <w:r>
+        <w:t>公司在备品备件管理工作中，严格遵守备品备件管理制度，对所有入库备品备件执行全面检测流程。检测内容涵盖外观质量、规格型号符合性、性能参数等，确保备件满足运维工作需求。相关检测依据包括产品出厂检验报告、质量保证书等，以华为OSN 1800系列产品为例，其出厂检验报告及质量保证书显示，产品各项指标均符合标准，检测结果合格。</w:t>
+      </w:r>
+    </w:p>
+    <w:p>
+      <w:pPr>
+        <w:pStyle w:val="28"/>
+        <w:bidi w:val="0"/>
+      </w:pPr>
+      <w:bookmarkStart w:id="18" w:name="heading_13"/>
+      <w:bookmarkStart w:id="19" w:name="_Toc3244"/>
+      <w:r>
+        <w:t>严选供应商，保障服务供应链稳定</w:t>
+      </w:r>
       <w:bookmarkEnd w:id="18"/>
-    </w:p>
-    <w:p>
-      <w:pPr>
-        <w:pStyle w:val="a1"/>
+      <w:bookmarkEnd w:id="19"/>
+    </w:p>
+    <w:p>
+      <w:pPr>
+        <w:pStyle w:val="29"/>
         <w:bidi w:val="0"/>
       </w:pPr>
       <w:r>
-        <w:t>公司在备品备件管理工作中，严格遵守备品备件管理制度，对所有入库备品备件执行全面检测流程。检测内容涵盖外观质量、规格型号符合性、性能参数等，确保备件满足运维工作需求。相关检测依据包括产品出厂检验报告、质量保证书等，以华为OSN 1800系列产品为例，其出厂检验报告及质量保证书显示，产品各项指标均符合标准，检测结果合格。</w:t>
-      </w:r>
-    </w:p>
-    <w:p>
-      <w:pPr>
-        <w:pStyle w:val="1"/>
+        <w:t>为保障备件质量及供应稳定性，公司建立严格的供应商筛选与评价机制。从企业资质、产品质量、技术能力、服务水平、供货周期等维度对供应商进行综合评估，建立合格供应商名录。以长沙嘞联信息技术有限责任公司为例，经审核其基本信息完整、主供产品（无线、交换机）质量评价为优，技术及设备考核合格，综合评定结果为“合格”，已列入合格供应商名录（具体供应商审批表、调查表略，以实际存档为准）。通过严选供应商，有效保障了服务供应链的稳定可靠。</w:t>
+      </w:r>
+    </w:p>
+    <w:p>
+      <w:pPr>
+        <w:pStyle w:val="28"/>
         <w:bidi w:val="0"/>
       </w:pPr>
-      <w:bookmarkStart w:id="19" w:name="heading_13"/>
-      <w:bookmarkStart w:id="20" w:name="_Toc3244"/>
-      <w:r>
-        <w:t>严选供应商，保障服务供应链稳定</w:t>
-      </w:r>
-      <w:bookmarkEnd w:id="19"/>
+      <w:bookmarkStart w:id="20" w:name="heading_14"/>
+      <w:bookmarkStart w:id="21" w:name="_Toc20316"/>
+      <w:r>
+        <w:t>下阶段备件管理工作计划</w:t>
+      </w:r>
       <w:bookmarkEnd w:id="20"/>
-    </w:p>
-    <w:p>
-      <w:pPr>
-        <w:pStyle w:val="a1"/>
-        <w:bidi w:val="0"/>
-      </w:pPr>
-      <w:r>
-        <w:t>为保障备件质量及供应稳定性，公司建立严格的供应商筛选与评价机制。从企业资质、产品质量、技术能力、服务水平、供货周期等维度对供应商进行综合评估，建立合格供应商名录。以长沙嘞联信息技术有限责任公司为例，经审核其基本信息完整、主供产品（无线、交换机）质量评价为优，技术及设备考核合格，综合评定结果为“合格”，已列入合格供应商名录（具体供应商审批表、调查表略，以实际存档为准）。通过严选供应商，有效保障了服务供应链的稳定可靠。</w:t>
-      </w:r>
-    </w:p>
-    <w:p>
-      <w:pPr>
-        <w:pStyle w:val="1"/>
-        <w:bidi w:val="0"/>
-      </w:pPr>
-      <w:bookmarkStart w:id="21" w:name="_Toc20316"/>
-      <w:bookmarkStart w:id="22" w:name="heading_14"/>
-      <w:r>
-        <w:t>下阶段备件管理工作计划</w:t>
-      </w:r>
       <w:bookmarkEnd w:id="21"/>
-      <w:bookmarkEnd w:id="22"/>
-    </w:p>
-    <w:p>
-      <w:pPr>
-        <w:pStyle w:val="a1"/>
+    </w:p>
+    <w:p>
+      <w:pPr>
+        <w:pStyle w:val="29"/>
         <w:bidi w:val="0"/>
       </w:pPr>
       <w:r>
@@ -2791,7 +2822,7 @@
           <w:rFonts w:hint="eastAsia"/>
           <w:lang w:val="en-US" w:eastAsia="zh-CN"/>
         </w:rPr>
-        <w:t>5</w:t>
+        <w:t>6</w:t>
       </w:r>
       <w:r>
         <w:t>年</w:t>
@@ -2801,7 +2832,7 @@
           <w:rFonts w:hint="eastAsia"/>
           <w:lang w:val="en-US" w:eastAsia="zh-CN"/>
         </w:rPr>
-        <w:t>10</w:t>
+        <w:t>1</w:t>
       </w:r>
       <w:r>
         <w:t>月，公司备品备件管理工作在领导支持及各部门配合下，已圆满完成预期任务，各项指标均达到目标要求。</w:t>
@@ -2809,7 +2840,7 @@
     </w:p>
     <w:p>
       <w:pPr>
-        <w:pStyle w:val="a1"/>
+        <w:pStyle w:val="29"/>
         <w:bidi w:val="0"/>
       </w:pPr>
       <w:r>
@@ -2820,7 +2851,7 @@
           <w:rFonts w:hint="eastAsia"/>
           <w:lang w:val="en-US" w:eastAsia="zh-CN"/>
         </w:rPr>
-        <w:t>5</w:t>
+        <w:t>6</w:t>
       </w:r>
       <w:r>
         <w:t>年</w:t>
@@ -2830,21 +2861,23 @@
           <w:rFonts w:hint="eastAsia"/>
           <w:lang w:val="en-US" w:eastAsia="zh-CN"/>
         </w:rPr>
-        <w:t>11月</w:t>
-      </w:r>
+        <w:t>第一季度</w:t>
+      </w:r>
+      <w:bookmarkStart w:id="22" w:name="_GoBack"/>
+      <w:bookmarkEnd w:id="22"/>
       <w:r>
         <w:t>，备件管理工作将继续遵循公司管理制度，重点开展以下工作：</w:t>
       </w:r>
     </w:p>
     <w:p>
       <w:pPr>
-        <w:pStyle w:val="a1"/>
+        <w:pStyle w:val="29"/>
         <w:numPr>
           <w:ilvl w:val="0"/>
           <w:numId w:val="5"/>
         </w:numPr>
         <w:bidi w:val="0"/>
-        <w:ind w:left="425" w:hanging="425" w:leftChars="0" w:firstLineChars="0"/>
+        <w:ind w:left="425" w:leftChars="0" w:hanging="425" w:firstLineChars="0"/>
       </w:pPr>
       <w:r>
         <w:t>优化库存结构，结合运维需求动态调整备件储备，进一步提升资金周转率；</w:t>
@@ -2852,13 +2885,13 @@
     </w:p>
     <w:p>
       <w:pPr>
-        <w:pStyle w:val="a1"/>
+        <w:pStyle w:val="29"/>
         <w:numPr>
           <w:ilvl w:val="0"/>
           <w:numId w:val="5"/>
         </w:numPr>
         <w:bidi w:val="0"/>
-        <w:ind w:left="425" w:hanging="425" w:leftChars="0" w:firstLineChars="0"/>
+        <w:ind w:left="425" w:leftChars="0" w:hanging="425" w:firstLineChars="0"/>
       </w:pPr>
       <w:r>
         <w:t>深化供应商管理，定期更新供应商评价信息，拓展优质供应商资源；</w:t>
@@ -2866,13 +2899,13 @@
     </w:p>
     <w:p>
       <w:pPr>
-        <w:pStyle w:val="a1"/>
+        <w:pStyle w:val="29"/>
         <w:numPr>
           <w:ilvl w:val="0"/>
           <w:numId w:val="5"/>
         </w:numPr>
         <w:bidi w:val="0"/>
-        <w:ind w:left="425" w:hanging="425" w:leftChars="0" w:firstLineChars="0"/>
+        <w:ind w:left="425" w:leftChars="0" w:hanging="425" w:firstLineChars="0"/>
       </w:pPr>
       <w:r>
         <w:t>完善检测流程，引入更高效的检测方法，提升备件质量管控水平；四是加强各部门协同，确保备件需求提报、采购、入库、领用全流程高效衔接，全力配合项目物资应用及公司其他物资材料应用工作，为公司创造更大效益。</w:t>
@@ -2880,7 +2913,7 @@
     </w:p>
     <w:p>
       <w:pPr>
-        <w:pStyle w:val="a1"/>
+        <w:pStyle w:val="29"/>
         <w:bidi w:val="0"/>
         <w:rPr>
           <w:rFonts w:hint="default"/>
@@ -2891,23 +2924,73 @@
     <w:sectPr>
       <w:pgSz w:w="11906" w:h="16838"/>
       <w:pgMar w:top="1440" w:right="1800" w:bottom="1440" w:left="1800" w:header="851" w:footer="992" w:gutter="0"/>
-      <w:cols w:num="1" w:space="425"/>
+      <w:cols w:space="425" w:num="1"/>
       <w:docGrid w:type="lines" w:linePitch="312" w:charSpace="0"/>
     </w:sectPr>
   </w:body>
 </w:document>
 </file>
 
+<file path=word/endnotes.xml><?xml version="1.0" encoding="utf-8"?>
+<w:endnotes xmlns:wpc="http://schemas.microsoft.com/office/word/2010/wordprocessingCanvas" xmlns:mc="http://schemas.openxmlformats.org/markup-compatibility/2006" xmlns:o="urn:schemas-microsoft-com:office:office" xmlns:r="http://schemas.openxmlformats.org/officeDocument/2006/relationships" xmlns:m="http://schemas.openxmlformats.org/officeDocument/2006/math" xmlns:v="urn:schemas-microsoft-com:vml" xmlns:wp14="http://schemas.microsoft.com/office/word/2010/wordprocessingDrawing" xmlns:wp="http://schemas.openxmlformats.org/drawingml/2006/wordprocessingDrawing" xmlns:w="http://schemas.openxmlformats.org/wordprocessingml/2006/main" xmlns:w14="http://schemas.microsoft.com/office/word/2010/wordml" xmlns:w15="http://schemas.microsoft.com/office/word/2012/wordml" xmlns:w10="urn:schemas-microsoft-com:office:word" xmlns:wpg="http://schemas.microsoft.com/office/word/2010/wordprocessingGroup" xmlns:wpi="http://schemas.microsoft.com/office/word/2010/wordprocessingInk" xmlns:wne="http://schemas.microsoft.com/office/word/2006/wordml" xmlns:wps="http://schemas.microsoft.com/office/word/2010/wordprocessingShape" xmlns:wpsCustomData="http://www.wps.cn/officeDocument/2013/wpsCustomData" mc:Ignorable="w14 w15 wp14">
+  <w:endnote w:type="separator" w:id="0">
+    <w:p>
+      <w:pPr>
+        <w:spacing w:line="240" w:lineRule="auto"/>
+      </w:pPr>
+      <w:r>
+        <w:separator/>
+      </w:r>
+    </w:p>
+  </w:endnote>
+  <w:endnote w:type="continuationSeparator" w:id="1">
+    <w:p>
+      <w:pPr>
+        <w:spacing w:line="240" w:lineRule="auto"/>
+      </w:pPr>
+      <w:r>
+        <w:continuationSeparator/>
+      </w:r>
+    </w:p>
+  </w:endnote>
+</w:endnotes>
+</file>
+
+<file path=word/footnotes.xml><?xml version="1.0" encoding="utf-8"?>
+<w:footnotes xmlns:wpc="http://schemas.microsoft.com/office/word/2010/wordprocessingCanvas" xmlns:mc="http://schemas.openxmlformats.org/markup-compatibility/2006" xmlns:o="urn:schemas-microsoft-com:office:office" xmlns:r="http://schemas.openxmlformats.org/officeDocument/2006/relationships" xmlns:m="http://schemas.openxmlformats.org/officeDocument/2006/math" xmlns:v="urn:schemas-microsoft-com:vml" xmlns:wp14="http://schemas.microsoft.com/office/word/2010/wordprocessingDrawing" xmlns:wp="http://schemas.openxmlformats.org/drawingml/2006/wordprocessingDrawing" xmlns:w="http://schemas.openxmlformats.org/wordprocessingml/2006/main" xmlns:w14="http://schemas.microsoft.com/office/word/2010/wordml" xmlns:w15="http://schemas.microsoft.com/office/word/2012/wordml" xmlns:w10="urn:schemas-microsoft-com:office:word" xmlns:wpg="http://schemas.microsoft.com/office/word/2010/wordprocessingGroup" xmlns:wpi="http://schemas.microsoft.com/office/word/2010/wordprocessingInk" xmlns:wne="http://schemas.microsoft.com/office/word/2006/wordml" xmlns:wps="http://schemas.microsoft.com/office/word/2010/wordprocessingShape" xmlns:wpsCustomData="http://www.wps.cn/officeDocument/2013/wpsCustomData" mc:Ignorable="w14 w15 wp14">
+  <w:footnote w:type="separator" w:id="0">
+    <w:p>
+      <w:pPr>
+        <w:spacing w:line="360" w:lineRule="auto"/>
+      </w:pPr>
+      <w:r>
+        <w:separator/>
+      </w:r>
+    </w:p>
+  </w:footnote>
+  <w:footnote w:type="continuationSeparator" w:id="1">
+    <w:p>
+      <w:pPr>
+        <w:spacing w:line="360" w:lineRule="auto"/>
+      </w:pPr>
+      <w:r>
+        <w:continuationSeparator/>
+      </w:r>
+    </w:p>
+  </w:footnote>
+</w:footnotes>
+</file>
+
 <file path=word/numbering.xml><?xml version="1.0" encoding="utf-8"?>
-<w:numbering xmlns:wpc="http://schemas.microsoft.com/office/word/2010/wordprocessingCanvas" xmlns:mc="http://schemas.openxmlformats.org/markup-compatibility/2006" xmlns:o="urn:schemas-microsoft-com:office:office" xmlns:r="http://schemas.openxmlformats.org/officeDocument/2006/relationships" xmlns:m="http://schemas.openxmlformats.org/officeDocument/2006/math" xmlns:v="urn:schemas-microsoft-com:vml" xmlns:wp14="http://schemas.microsoft.com/office/word/2010/wordprocessingDrawing" xmlns:wp="http://schemas.openxmlformats.org/drawingml/2006/wordprocessingDrawing" xmlns:w10="urn:schemas-microsoft-com:office:word" xmlns:w="http://schemas.openxmlformats.org/wordprocessingml/2006/main" xmlns:w14="http://schemas.microsoft.com/office/word/2010/wordml" xmlns:w15="http://schemas.microsoft.com/office/word/2012/wordml" xmlns:wne="http://schemas.microsoft.com/office/word/2006/wordml" xmlns:wpg="http://schemas.microsoft.com/office/word/2010/wordprocessingGroup" xmlns:wpi="http://schemas.microsoft.com/office/word/2010/wordprocessingInk" xmlns:wps="http://schemas.microsoft.com/office/word/2010/wordprocessingShape" mc:Ignorable="w14 w15 wp14">
+<w:numbering xmlns:wpc="http://schemas.microsoft.com/office/word/2010/wordprocessingCanvas" xmlns:mc="http://schemas.openxmlformats.org/markup-compatibility/2006" xmlns:o="urn:schemas-microsoft-com:office:office" xmlns:r="http://schemas.openxmlformats.org/officeDocument/2006/relationships" xmlns:m="http://schemas.openxmlformats.org/officeDocument/2006/math" xmlns:v="urn:schemas-microsoft-com:vml" xmlns:wp14="http://schemas.microsoft.com/office/word/2010/wordprocessingDrawing" xmlns:wp="http://schemas.openxmlformats.org/drawingml/2006/wordprocessingDrawing" xmlns:w10="urn:schemas-microsoft-com:office:word" xmlns:w="http://schemas.openxmlformats.org/wordprocessingml/2006/main" xmlns:w14="http://schemas.microsoft.com/office/word/2010/wordml" xmlns:wpg="http://schemas.microsoft.com/office/word/2010/wordprocessingGroup" xmlns:wpi="http://schemas.microsoft.com/office/word/2010/wordprocessingInk" xmlns:wne="http://schemas.microsoft.com/office/word/2006/wordml" xmlns:wps="http://schemas.microsoft.com/office/word/2010/wordprocessingShape" xmlns:wpsCustomData="http://www.wps.cn/officeDocument/2013/wpsCustomData" mc:Ignorable="w14 wp14">
   <w:abstractNum w:abstractNumId="0">
     <w:nsid w:val="8E964DCE"/>
     <w:multiLevelType w:val="multilevel"/>
     <w:tmpl w:val="8E964DCE"/>
-    <w:lvl w:ilvl="0">
+    <w:lvl w:ilvl="0" w:tentative="0">
       <w:start w:val="1"/>
       <w:numFmt w:val="decimal"/>
-      <w:pStyle w:val="Heading1"/>
+      <w:pStyle w:val="2"/>
       <w:lvlText w:val="%1."/>
       <w:lvlJc w:val="left"/>
       <w:pPr>
@@ -2917,10 +3000,10 @@
         <w:rFonts w:hint="default"/>
       </w:rPr>
     </w:lvl>
-    <w:lvl w:ilvl="1">
+    <w:lvl w:ilvl="1" w:tentative="0">
       <w:start w:val="1"/>
       <w:numFmt w:val="decimal"/>
-      <w:pStyle w:val="Heading2"/>
+      <w:pStyle w:val="3"/>
       <w:lvlText w:val="%1.%2."/>
       <w:lvlJc w:val="left"/>
       <w:pPr>
@@ -2930,10 +3013,10 @@
         <w:rFonts w:hint="default"/>
       </w:rPr>
     </w:lvl>
-    <w:lvl w:ilvl="2">
+    <w:lvl w:ilvl="2" w:tentative="0">
       <w:start w:val="1"/>
       <w:numFmt w:val="decimal"/>
-      <w:pStyle w:val="Heading3"/>
+      <w:pStyle w:val="4"/>
       <w:lvlText w:val="%1.%2.%3."/>
       <w:lvlJc w:val="left"/>
       <w:pPr>
@@ -2943,10 +3026,10 @@
         <w:rFonts w:hint="default"/>
       </w:rPr>
     </w:lvl>
-    <w:lvl w:ilvl="3">
+    <w:lvl w:ilvl="3" w:tentative="0">
       <w:start w:val="1"/>
       <w:numFmt w:val="decimal"/>
-      <w:pStyle w:val="Heading4"/>
+      <w:pStyle w:val="5"/>
       <w:lvlText w:val="%1.%2.%3.%4."/>
       <w:lvlJc w:val="left"/>
       <w:pPr>
@@ -2956,10 +3039,10 @@
         <w:rFonts w:hint="default"/>
       </w:rPr>
     </w:lvl>
-    <w:lvl w:ilvl="4">
+    <w:lvl w:ilvl="4" w:tentative="0">
       <w:start w:val="1"/>
       <w:numFmt w:val="decimal"/>
-      <w:pStyle w:val="Heading5"/>
+      <w:pStyle w:val="6"/>
       <w:lvlText w:val="%1.%2.%3.%4.%5."/>
       <w:lvlJc w:val="left"/>
       <w:pPr>
@@ -2969,10 +3052,10 @@
         <w:rFonts w:hint="default"/>
       </w:rPr>
     </w:lvl>
-    <w:lvl w:ilvl="5">
+    <w:lvl w:ilvl="5" w:tentative="0">
       <w:start w:val="1"/>
       <w:numFmt w:val="decimal"/>
-      <w:pStyle w:val="Heading6"/>
+      <w:pStyle w:val="7"/>
       <w:lvlText w:val="%1.%2.%3.%4.%5.%6."/>
       <w:lvlJc w:val="left"/>
       <w:pPr>
@@ -2982,10 +3065,10 @@
         <w:rFonts w:hint="default"/>
       </w:rPr>
     </w:lvl>
-    <w:lvl w:ilvl="6">
+    <w:lvl w:ilvl="6" w:tentative="0">
       <w:start w:val="1"/>
       <w:numFmt w:val="decimal"/>
-      <w:pStyle w:val="Heading7"/>
+      <w:pStyle w:val="8"/>
       <w:lvlText w:val="%1.%2.%3.%4.%5.%6.%7."/>
       <w:lvlJc w:val="left"/>
       <w:pPr>
@@ -2995,10 +3078,10 @@
         <w:rFonts w:hint="default"/>
       </w:rPr>
     </w:lvl>
-    <w:lvl w:ilvl="7">
+    <w:lvl w:ilvl="7" w:tentative="0">
       <w:start w:val="1"/>
       <w:numFmt w:val="decimal"/>
-      <w:pStyle w:val="Heading8"/>
+      <w:pStyle w:val="9"/>
       <w:lvlText w:val="%1.%2.%3.%4.%5.%6.%7.%8."/>
       <w:lvlJc w:val="left"/>
       <w:pPr>
@@ -3008,10 +3091,10 @@
         <w:rFonts w:hint="default"/>
       </w:rPr>
     </w:lvl>
-    <w:lvl w:ilvl="8">
+    <w:lvl w:ilvl="8" w:tentative="0">
       <w:start w:val="1"/>
       <w:numFmt w:val="decimal"/>
-      <w:pStyle w:val="Heading9"/>
+      <w:pStyle w:val="10"/>
       <w:lvlText w:val="%1.%2.%3.%4.%5.%6.%7.%8.%9."/>
       <w:lvlJc w:val="left"/>
       <w:pPr>
@@ -3026,7 +3109,7 @@
     <w:nsid w:val="A47C0162"/>
     <w:multiLevelType w:val="singleLevel"/>
     <w:tmpl w:val="A47C0162"/>
-    <w:lvl w:ilvl="0">
+    <w:lvl w:ilvl="0" w:tentative="0">
       <w:start w:val="1"/>
       <w:numFmt w:val="decimal"/>
       <w:lvlText w:val="%1."/>
@@ -3043,7 +3126,7 @@
     <w:nsid w:val="DB5FDEC1"/>
     <w:multiLevelType w:val="singleLevel"/>
     <w:tmpl w:val="DB5FDEC1"/>
-    <w:lvl w:ilvl="0">
+    <w:lvl w:ilvl="0" w:tentative="0">
       <w:start w:val="1"/>
       <w:numFmt w:val="decimal"/>
       <w:lvlText w:val="%1."/>
@@ -3060,7 +3143,7 @@
     <w:nsid w:val="DB9A2883"/>
     <w:multiLevelType w:val="singleLevel"/>
     <w:tmpl w:val="DB9A2883"/>
-    <w:lvl w:ilvl="0">
+    <w:lvl w:ilvl="0" w:tentative="0">
       <w:start w:val="1"/>
       <w:numFmt w:val="decimal"/>
       <w:lvlText w:val="%1."/>
@@ -3077,7 +3160,7 @@
     <w:nsid w:val="E4C9DBAE"/>
     <w:multiLevelType w:val="singleLevel"/>
     <w:tmpl w:val="E4C9DBAE"/>
-    <w:lvl w:ilvl="0">
+    <w:lvl w:ilvl="0" w:tentative="0">
       <w:start w:val="1"/>
       <w:numFmt w:val="decimal"/>
       <w:lvlText w:val="%1."/>
@@ -3109,267 +3192,269 @@
 </file>
 
 <file path=word/styles.xml><?xml version="1.0" encoding="utf-8"?>
-<w:styles xmlns:mc="http://schemas.openxmlformats.org/markup-compatibility/2006" xmlns:r="http://schemas.openxmlformats.org/officeDocument/2006/relationships" xmlns:w="http://schemas.openxmlformats.org/wordprocessingml/2006/main" xmlns:w14="http://schemas.microsoft.com/office/word/2010/wordml" xmlns:w15="http://schemas.microsoft.com/office/word/2012/wordml" mc:Ignorable="w14 w15">
+<w:styles xmlns:mc="http://schemas.openxmlformats.org/markup-compatibility/2006" xmlns:o="urn:schemas-microsoft-com:office:office" xmlns:r="http://schemas.openxmlformats.org/officeDocument/2006/relationships" xmlns:m="http://schemas.openxmlformats.org/officeDocument/2006/math" xmlns:v="urn:schemas-microsoft-com:vml" xmlns:w="http://schemas.openxmlformats.org/wordprocessingml/2006/main" xmlns:w14="http://schemas.microsoft.com/office/word/2010/wordml" xmlns:w10="urn:schemas-microsoft-com:office:word" xmlns:sl="http://schemas.openxmlformats.org/schemaLibrary/2006/main" xmlns:wpsCustomData="http://www.wps.cn/officeDocument/2013/wpsCustomData" mc:Ignorable="w14">
   <w:docDefaults>
     <w:rPrDefault>
       <w:rPr>
-        <w:rFonts w:ascii="Times New Roman" w:eastAsia="宋体" w:hAnsi="Times New Roman" w:cs="Times New Roman"/>
+        <w:rFonts w:ascii="Times New Roman" w:hAnsi="Times New Roman" w:eastAsia="宋体" w:cs="Times New Roman"/>
       </w:rPr>
     </w:rPrDefault>
     <w:pPrDefault/>
   </w:docDefaults>
-  <w:latentStyles w:defLockedState="0" w:defUIPriority="99" w:defSemiHidden="1" w:defUnhideWhenUsed="1" w:defQFormat="0" w:count="260">
-    <w:lsdException w:name="Normal" w:semiHidden="0" w:uiPriority="0" w:unhideWhenUsed="0" w:qFormat="1"/>
-    <w:lsdException w:name="heading 1" w:semiHidden="0" w:uiPriority="0" w:unhideWhenUsed="0" w:qFormat="1"/>
-    <w:lsdException w:name="heading 2" w:semiHidden="0" w:uiPriority="0" w:qFormat="1"/>
-    <w:lsdException w:name="heading 3" w:uiPriority="0" w:qFormat="1"/>
-    <w:lsdException w:name="heading 4" w:semiHidden="0" w:uiPriority="0" w:qFormat="1"/>
-    <w:lsdException w:name="heading 5" w:uiPriority="0" w:qFormat="1"/>
-    <w:lsdException w:name="heading 6" w:uiPriority="0" w:qFormat="1"/>
-    <w:lsdException w:name="heading 7" w:uiPriority="0" w:qFormat="1"/>
-    <w:lsdException w:name="heading 8" w:uiPriority="0" w:qFormat="1"/>
-    <w:lsdException w:name="heading 9" w:uiPriority="0" w:qFormat="1"/>
-    <w:lsdException w:name="index 1" w:semiHidden="0" w:uiPriority="0" w:unhideWhenUsed="0"/>
-    <w:lsdException w:name="index 2" w:semiHidden="0" w:uiPriority="0" w:unhideWhenUsed="0"/>
-    <w:lsdException w:name="index 3" w:semiHidden="0" w:uiPriority="0" w:unhideWhenUsed="0"/>
-    <w:lsdException w:name="index 4" w:semiHidden="0" w:uiPriority="0" w:unhideWhenUsed="0"/>
-    <w:lsdException w:name="index 5" w:semiHidden="0" w:uiPriority="0" w:unhideWhenUsed="0"/>
-    <w:lsdException w:name="index 6" w:semiHidden="0" w:uiPriority="0" w:unhideWhenUsed="0"/>
-    <w:lsdException w:name="index 7" w:semiHidden="0" w:uiPriority="0" w:unhideWhenUsed="0"/>
-    <w:lsdException w:name="index 8" w:semiHidden="0" w:uiPriority="0" w:unhideWhenUsed="0"/>
-    <w:lsdException w:name="index 9" w:semiHidden="0" w:uiPriority="0" w:unhideWhenUsed="0"/>
-    <w:lsdException w:name="toc 1" w:semiHidden="0" w:uiPriority="0" w:unhideWhenUsed="0" w:qFormat="1"/>
-    <w:lsdException w:name="toc 2" w:semiHidden="0" w:uiPriority="0" w:unhideWhenUsed="0" w:qFormat="1"/>
-    <w:lsdException w:name="toc 3" w:semiHidden="0" w:uiPriority="0" w:unhideWhenUsed="0" w:qFormat="1"/>
-    <w:lsdException w:name="toc 4" w:semiHidden="0" w:uiPriority="0" w:unhideWhenUsed="0"/>
-    <w:lsdException w:name="toc 5" w:semiHidden="0" w:uiPriority="0" w:unhideWhenUsed="0"/>
-    <w:lsdException w:name="toc 6" w:semiHidden="0" w:uiPriority="0" w:unhideWhenUsed="0"/>
-    <w:lsdException w:name="toc 7" w:semiHidden="0" w:uiPriority="0" w:unhideWhenUsed="0"/>
-    <w:lsdException w:name="toc 8" w:semiHidden="0" w:uiPriority="0" w:unhideWhenUsed="0"/>
-    <w:lsdException w:name="toc 9" w:semiHidden="0" w:uiPriority="0" w:unhideWhenUsed="0"/>
-    <w:lsdException w:name="Normal Indent" w:semiHidden="0" w:uiPriority="0" w:unhideWhenUsed="0"/>
-    <w:lsdException w:name="footnote text" w:semiHidden="0" w:uiPriority="0" w:unhideWhenUsed="0"/>
-    <w:lsdException w:name="annotation text" w:semiHidden="0" w:uiPriority="0" w:unhideWhenUsed="0" w:qFormat="1"/>
-    <w:lsdException w:name="header" w:semiHidden="0" w:uiPriority="0" w:unhideWhenUsed="0" w:qFormat="1"/>
-    <w:lsdException w:name="footer" w:semiHidden="0" w:uiPriority="0" w:unhideWhenUsed="0" w:qFormat="1"/>
-    <w:lsdException w:name="index heading" w:semiHidden="0" w:uiPriority="0" w:unhideWhenUsed="0"/>
-    <w:lsdException w:name="caption" w:uiPriority="0" w:qFormat="1"/>
-    <w:lsdException w:name="table of figures" w:semiHidden="0" w:uiPriority="0" w:unhideWhenUsed="0"/>
-    <w:lsdException w:name="envelope address" w:semiHidden="0" w:uiPriority="0" w:unhideWhenUsed="0"/>
-    <w:lsdException w:name="envelope return" w:semiHidden="0" w:uiPriority="0" w:unhideWhenUsed="0"/>
-    <w:lsdException w:name="footnote reference" w:semiHidden="0" w:uiPriority="0" w:unhideWhenUsed="0"/>
-    <w:lsdException w:name="annotation reference" w:semiHidden="0" w:uiPriority="0" w:unhideWhenUsed="0"/>
-    <w:lsdException w:name="line number" w:semiHidden="0" w:uiPriority="0" w:unhideWhenUsed="0"/>
-    <w:lsdException w:name="page number" w:semiHidden="0" w:uiPriority="0" w:unhideWhenUsed="0"/>
-    <w:lsdException w:name="endnote reference" w:semiHidden="0" w:uiPriority="0" w:unhideWhenUsed="0"/>
-    <w:lsdException w:name="endnote text" w:semiHidden="0" w:uiPriority="0" w:unhideWhenUsed="0"/>
-    <w:lsdException w:name="table of authorities" w:semiHidden="0" w:uiPriority="0" w:unhideWhenUsed="0"/>
-    <w:lsdException w:name="macro" w:semiHidden="0" w:uiPriority="0" w:unhideWhenUsed="0"/>
-    <w:lsdException w:name="toa heading" w:semiHidden="0" w:uiPriority="0" w:unhideWhenUsed="0"/>
-    <w:lsdException w:name="List" w:semiHidden="0" w:uiPriority="0" w:unhideWhenUsed="0"/>
-    <w:lsdException w:name="List Bullet" w:semiHidden="0" w:uiPriority="0" w:unhideWhenUsed="0"/>
-    <w:lsdException w:name="List Number" w:semiHidden="0" w:uiPriority="0" w:unhideWhenUsed="0"/>
-    <w:lsdException w:name="List 2" w:semiHidden="0" w:uiPriority="0" w:unhideWhenUsed="0"/>
-    <w:lsdException w:name="List 3" w:semiHidden="0" w:uiPriority="0" w:unhideWhenUsed="0"/>
-    <w:lsdException w:name="List 4" w:semiHidden="0" w:uiPriority="0" w:unhideWhenUsed="0"/>
-    <w:lsdException w:name="List 5" w:semiHidden="0" w:uiPriority="0" w:unhideWhenUsed="0"/>
-    <w:lsdException w:name="List Bullet 2" w:semiHidden="0" w:uiPriority="0" w:unhideWhenUsed="0"/>
-    <w:lsdException w:name="List Bullet 3" w:semiHidden="0" w:uiPriority="0" w:unhideWhenUsed="0"/>
-    <w:lsdException w:name="List Bullet 4" w:semiHidden="0" w:uiPriority="0" w:unhideWhenUsed="0"/>
-    <w:lsdException w:name="List Bullet 5" w:semiHidden="0" w:uiPriority="0" w:unhideWhenUsed="0"/>
-    <w:lsdException w:name="List Number 2" w:semiHidden="0" w:uiPriority="0" w:unhideWhenUsed="0"/>
-    <w:lsdException w:name="List Number 3" w:semiHidden="0" w:uiPriority="0" w:unhideWhenUsed="0"/>
-    <w:lsdException w:name="List Number 4" w:semiHidden="0" w:uiPriority="0" w:unhideWhenUsed="0"/>
-    <w:lsdException w:name="List Number 5" w:semiHidden="0" w:uiPriority="0" w:unhideWhenUsed="0"/>
-    <w:lsdException w:name="Title" w:semiHidden="0" w:uiPriority="0" w:unhideWhenUsed="0" w:qFormat="1"/>
-    <w:lsdException w:name="Closing" w:semiHidden="0" w:uiPriority="0" w:unhideWhenUsed="0"/>
-    <w:lsdException w:name="Signature" w:semiHidden="0" w:uiPriority="0" w:unhideWhenUsed="0"/>
-    <w:lsdException w:name="Default Paragraph Font" w:uiPriority="0" w:unhideWhenUsed="0" w:qFormat="1"/>
-    <w:lsdException w:name="Body Text" w:uiPriority="0" w:unhideWhenUsed="0" w:qFormat="1"/>
-    <w:lsdException w:name="Body Text Indent" w:semiHidden="0" w:uiPriority="0" w:unhideWhenUsed="0"/>
-    <w:lsdException w:name="List Continue" w:semiHidden="0" w:uiPriority="0" w:unhideWhenUsed="0"/>
-    <w:lsdException w:name="List Continue 2" w:semiHidden="0" w:uiPriority="0" w:unhideWhenUsed="0"/>
-    <w:lsdException w:name="List Continue 3" w:semiHidden="0" w:uiPriority="0" w:unhideWhenUsed="0"/>
-    <w:lsdException w:name="List Continue 4" w:semiHidden="0" w:uiPriority="0" w:unhideWhenUsed="0"/>
-    <w:lsdException w:name="List Continue 5" w:semiHidden="0" w:uiPriority="0" w:unhideWhenUsed="0"/>
-    <w:lsdException w:name="Message Header" w:semiHidden="0" w:uiPriority="0" w:unhideWhenUsed="0"/>
-    <w:lsdException w:name="Subtitle" w:semiHidden="0" w:uiPriority="0" w:unhideWhenUsed="0" w:qFormat="1"/>
-    <w:lsdException w:name="Salutation" w:semiHidden="0" w:uiPriority="0" w:unhideWhenUsed="0"/>
-    <w:lsdException w:name="Date" w:semiHidden="0" w:uiPriority="0" w:unhideWhenUsed="0"/>
-    <w:lsdException w:name="Body Text First Indent" w:semiHidden="0" w:uiPriority="0" w:unhideWhenUsed="0"/>
-    <w:lsdException w:name="Body Text First Indent 2" w:semiHidden="0" w:uiPriority="0" w:unhideWhenUsed="0"/>
-    <w:lsdException w:name="Body Text 2" w:semiHidden="0" w:uiPriority="0" w:unhideWhenUsed="0"/>
-    <w:lsdException w:name="Body Text 3" w:semiHidden="0" w:uiPriority="0" w:unhideWhenUsed="0"/>
-    <w:lsdException w:name="Body Text Indent 2" w:semiHidden="0" w:uiPriority="0" w:unhideWhenUsed="0"/>
-    <w:lsdException w:name="Body Text Indent 3" w:semiHidden="0" w:uiPriority="0" w:unhideWhenUsed="0"/>
-    <w:lsdException w:name="Block Text" w:semiHidden="0" w:uiPriority="0" w:unhideWhenUsed="0"/>
-    <w:lsdException w:name="Hyperlink" w:semiHidden="0" w:uiPriority="0" w:unhideWhenUsed="0"/>
-    <w:lsdException w:name="FollowedHyperlink" w:semiHidden="0" w:uiPriority="0" w:unhideWhenUsed="0"/>
-    <w:lsdException w:name="Strong" w:semiHidden="0" w:uiPriority="0" w:unhideWhenUsed="0" w:qFormat="1"/>
-    <w:lsdException w:name="Emphasis" w:semiHidden="0" w:uiPriority="0" w:unhideWhenUsed="0" w:qFormat="1"/>
-    <w:lsdException w:name="Document Map" w:semiHidden="0" w:uiPriority="0" w:unhideWhenUsed="0"/>
-    <w:lsdException w:name="Plain Text" w:semiHidden="0" w:uiPriority="0" w:unhideWhenUsed="0"/>
-    <w:lsdException w:name="E-mail Signature" w:semiHidden="0" w:uiPriority="0" w:unhideWhenUsed="0"/>
-    <w:lsdException w:name="Normal (Web)" w:semiHidden="0" w:uiPriority="0" w:unhideWhenUsed="0" w:qFormat="1"/>
-    <w:lsdException w:name="HTML Acronym" w:semiHidden="0" w:uiPriority="0" w:unhideWhenUsed="0"/>
-    <w:lsdException w:name="HTML Address" w:semiHidden="0" w:uiPriority="0" w:unhideWhenUsed="0"/>
-    <w:lsdException w:name="HTML Cite" w:semiHidden="0" w:uiPriority="0" w:unhideWhenUsed="0"/>
-    <w:lsdException w:name="HTML Code" w:semiHidden="0" w:uiPriority="0" w:unhideWhenUsed="0"/>
-    <w:lsdException w:name="HTML Definition" w:semiHidden="0" w:uiPriority="0" w:unhideWhenUsed="0"/>
-    <w:lsdException w:name="HTML Keyboard" w:semiHidden="0" w:uiPriority="0" w:unhideWhenUsed="0"/>
-    <w:lsdException w:name="HTML Preformatted" w:semiHidden="0" w:uiPriority="0" w:unhideWhenUsed="0"/>
-    <w:lsdException w:name="HTML Sample" w:semiHidden="0" w:uiPriority="0" w:unhideWhenUsed="0"/>
-    <w:lsdException w:name="HTML Typewriter" w:semiHidden="0" w:uiPriority="0" w:unhideWhenUsed="0"/>
-    <w:lsdException w:name="HTML Variable" w:semiHidden="0" w:uiPriority="0" w:unhideWhenUsed="0"/>
-    <w:lsdException w:name="Normal Table" w:uiPriority="0" w:unhideWhenUsed="0" w:qFormat="1"/>
-    <w:lsdException w:name="annotation subject" w:semiHidden="0" w:uiPriority="0" w:unhideWhenUsed="0"/>
-    <w:lsdException w:name="Table Simple 1" w:semiHidden="0" w:uiPriority="0" w:unhideWhenUsed="0"/>
-    <w:lsdException w:name="Table Simple 2" w:semiHidden="0" w:uiPriority="0" w:unhideWhenUsed="0"/>
-    <w:lsdException w:name="Table Simple 3" w:semiHidden="0" w:uiPriority="0" w:unhideWhenUsed="0"/>
-    <w:lsdException w:name="Table Classic 1" w:semiHidden="0" w:uiPriority="0" w:unhideWhenUsed="0"/>
-    <w:lsdException w:name="Table Classic 2" w:semiHidden="0" w:uiPriority="0" w:unhideWhenUsed="0"/>
-    <w:lsdException w:name="Table Classic 3" w:semiHidden="0" w:uiPriority="0" w:unhideWhenUsed="0"/>
-    <w:lsdException w:name="Table Classic 4" w:semiHidden="0" w:uiPriority="0" w:unhideWhenUsed="0"/>
-    <w:lsdException w:name="Table Colorful 1" w:semiHidden="0" w:uiPriority="0" w:unhideWhenUsed="0"/>
-    <w:lsdException w:name="Table Colorful 2" w:semiHidden="0" w:uiPriority="0" w:unhideWhenUsed="0"/>
-    <w:lsdException w:name="Table Colorful 3" w:semiHidden="0" w:uiPriority="0" w:unhideWhenUsed="0"/>
-    <w:lsdException w:name="Table Columns 1" w:semiHidden="0" w:uiPriority="0" w:unhideWhenUsed="0"/>
-    <w:lsdException w:name="Table Columns 2" w:semiHidden="0" w:uiPriority="0" w:unhideWhenUsed="0"/>
-    <w:lsdException w:name="Table Columns 3" w:semiHidden="0" w:uiPriority="0" w:unhideWhenUsed="0"/>
-    <w:lsdException w:name="Table Columns 4" w:semiHidden="0" w:uiPriority="0" w:unhideWhenUsed="0"/>
-    <w:lsdException w:name="Table Columns 5" w:semiHidden="0" w:uiPriority="0" w:unhideWhenUsed="0"/>
-    <w:lsdException w:name="Table Grid 1" w:semiHidden="0" w:uiPriority="0" w:unhideWhenUsed="0"/>
-    <w:lsdException w:name="Table Grid 2" w:semiHidden="0" w:uiPriority="0" w:unhideWhenUsed="0"/>
-    <w:lsdException w:name="Table Grid 3" w:semiHidden="0" w:uiPriority="0" w:unhideWhenUsed="0"/>
-    <w:lsdException w:name="Table Grid 4" w:semiHidden="0" w:uiPriority="0" w:unhideWhenUsed="0"/>
-    <w:lsdException w:name="Table Grid 5" w:semiHidden="0" w:uiPriority="0" w:unhideWhenUsed="0"/>
-    <w:lsdException w:name="Table Grid 6" w:semiHidden="0" w:uiPriority="0" w:unhideWhenUsed="0"/>
-    <w:lsdException w:name="Table Grid 7" w:semiHidden="0" w:uiPriority="0" w:unhideWhenUsed="0"/>
-    <w:lsdException w:name="Table Grid 8" w:semiHidden="0" w:uiPriority="0" w:unhideWhenUsed="0"/>
-    <w:lsdException w:name="Table List 1" w:semiHidden="0" w:uiPriority="0" w:unhideWhenUsed="0"/>
-    <w:lsdException w:name="Table List 2" w:semiHidden="0" w:uiPriority="0" w:unhideWhenUsed="0"/>
-    <w:lsdException w:name="Table List 3" w:semiHidden="0" w:uiPriority="0" w:unhideWhenUsed="0"/>
-    <w:lsdException w:name="Table List 4" w:semiHidden="0" w:uiPriority="0" w:unhideWhenUsed="0"/>
-    <w:lsdException w:name="Table List 5" w:semiHidden="0" w:uiPriority="0" w:unhideWhenUsed="0"/>
-    <w:lsdException w:name="Table List 6" w:semiHidden="0" w:uiPriority="0" w:unhideWhenUsed="0"/>
-    <w:lsdException w:name="Table List 7" w:semiHidden="0" w:uiPriority="0" w:unhideWhenUsed="0"/>
-    <w:lsdException w:name="Table List 8" w:semiHidden="0" w:uiPriority="0" w:unhideWhenUsed="0"/>
-    <w:lsdException w:name="Table 3D effects 1" w:semiHidden="0" w:uiPriority="0" w:unhideWhenUsed="0"/>
-    <w:lsdException w:name="Table 3D effects 2" w:semiHidden="0" w:uiPriority="0" w:unhideWhenUsed="0"/>
-    <w:lsdException w:name="Table 3D effects 3" w:semiHidden="0" w:uiPriority="0" w:unhideWhenUsed="0"/>
-    <w:lsdException w:name="Table Contemporary" w:semiHidden="0" w:uiPriority="0" w:unhideWhenUsed="0"/>
-    <w:lsdException w:name="Table Elegant" w:semiHidden="0" w:uiPriority="0" w:unhideWhenUsed="0"/>
-    <w:lsdException w:name="Table Professional" w:semiHidden="0" w:uiPriority="0" w:unhideWhenUsed="0"/>
-    <w:lsdException w:name="Table Subtle 1" w:semiHidden="0" w:uiPriority="0" w:unhideWhenUsed="0"/>
-    <w:lsdException w:name="Table Subtle 2" w:semiHidden="0" w:uiPriority="0" w:unhideWhenUsed="0"/>
-    <w:lsdException w:name="Table Web 1" w:semiHidden="0" w:uiPriority="0" w:unhideWhenUsed="0"/>
-    <w:lsdException w:name="Table Web 2" w:semiHidden="0" w:uiPriority="0" w:unhideWhenUsed="0"/>
-    <w:lsdException w:name="Table Web 3" w:semiHidden="0" w:uiPriority="0" w:unhideWhenUsed="0"/>
-    <w:lsdException w:name="Balloon Text" w:semiHidden="0" w:uiPriority="0" w:unhideWhenUsed="0"/>
-    <w:lsdException w:name="Table Grid" w:semiHidden="0" w:uiPriority="0" w:unhideWhenUsed="0" w:qFormat="1"/>
-    <w:lsdException w:name="Table Theme" w:semiHidden="0" w:uiPriority="0" w:unhideWhenUsed="0"/>
-    <w:lsdException w:name="Light Shading" w:semiHidden="0" w:uiPriority="60" w:unhideWhenUsed="0"/>
-    <w:lsdException w:name="Light List" w:semiHidden="0" w:uiPriority="61" w:unhideWhenUsed="0"/>
-    <w:lsdException w:name="Light Grid" w:semiHidden="0" w:uiPriority="62" w:unhideWhenUsed="0"/>
-    <w:lsdException w:name="Medium Shading 1" w:semiHidden="0" w:uiPriority="63" w:unhideWhenUsed="0"/>
-    <w:lsdException w:name="Medium Shading 2" w:semiHidden="0" w:uiPriority="64" w:unhideWhenUsed="0"/>
-    <w:lsdException w:name="Medium List 1" w:semiHidden="0" w:uiPriority="65" w:unhideWhenUsed="0"/>
-    <w:lsdException w:name="Medium List 2" w:semiHidden="0" w:uiPriority="66" w:unhideWhenUsed="0"/>
-    <w:lsdException w:name="Medium Grid 1" w:semiHidden="0" w:uiPriority="67" w:unhideWhenUsed="0"/>
-    <w:lsdException w:name="Medium Grid 2" w:semiHidden="0" w:uiPriority="68" w:unhideWhenUsed="0"/>
-    <w:lsdException w:name="Medium Grid 3" w:semiHidden="0" w:uiPriority="69" w:unhideWhenUsed="0"/>
-    <w:lsdException w:name="Dark List" w:semiHidden="0" w:uiPriority="70" w:unhideWhenUsed="0"/>
-    <w:lsdException w:name="Colorful Shading" w:semiHidden="0" w:uiPriority="71" w:unhideWhenUsed="0"/>
-    <w:lsdException w:name="Colorful List" w:semiHidden="0" w:uiPriority="72" w:unhideWhenUsed="0"/>
-    <w:lsdException w:name="Colorful Grid" w:semiHidden="0" w:uiPriority="73" w:unhideWhenUsed="0"/>
-    <w:lsdException w:name="Light Shading Accent 1" w:semiHidden="0" w:uiPriority="60" w:unhideWhenUsed="0"/>
-    <w:lsdException w:name="Light List Accent 1" w:semiHidden="0" w:uiPriority="61" w:unhideWhenUsed="0"/>
-    <w:lsdException w:name="Light Grid Accent 1" w:semiHidden="0" w:uiPriority="62" w:unhideWhenUsed="0"/>
-    <w:lsdException w:name="Medium Shading 1 Accent 1" w:semiHidden="0" w:uiPriority="63" w:unhideWhenUsed="0"/>
-    <w:lsdException w:name="Medium Shading 2 Accent 1" w:semiHidden="0" w:uiPriority="64" w:unhideWhenUsed="0"/>
-    <w:lsdException w:name="Medium List 1 Accent 1" w:semiHidden="0" w:uiPriority="65" w:unhideWhenUsed="0"/>
-    <w:lsdException w:name="Medium List 2 Accent 1" w:semiHidden="0" w:uiPriority="66" w:unhideWhenUsed="0"/>
-    <w:lsdException w:name="Medium Grid 1 Accent 1" w:semiHidden="0" w:uiPriority="67" w:unhideWhenUsed="0"/>
-    <w:lsdException w:name="Medium Grid 2 Accent 1" w:semiHidden="0" w:uiPriority="68" w:unhideWhenUsed="0"/>
-    <w:lsdException w:name="Medium Grid 3 Accent 1" w:semiHidden="0" w:uiPriority="69" w:unhideWhenUsed="0"/>
-    <w:lsdException w:name="Dark List Accent 1" w:semiHidden="0" w:uiPriority="70" w:unhideWhenUsed="0"/>
-    <w:lsdException w:name="Colorful Shading Accent 1" w:semiHidden="0" w:uiPriority="71" w:unhideWhenUsed="0"/>
-    <w:lsdException w:name="Colorful List Accent 1" w:semiHidden="0" w:uiPriority="72" w:unhideWhenUsed="0"/>
-    <w:lsdException w:name="Colorful Grid Accent 1" w:semiHidden="0" w:uiPriority="73" w:unhideWhenUsed="0"/>
-    <w:lsdException w:name="Light Shading Accent 2" w:semiHidden="0" w:uiPriority="60" w:unhideWhenUsed="0"/>
-    <w:lsdException w:name="Light List Accent 2" w:semiHidden="0" w:uiPriority="61" w:unhideWhenUsed="0"/>
-    <w:lsdException w:name="Light Grid Accent 2" w:semiHidden="0" w:uiPriority="62" w:unhideWhenUsed="0"/>
-    <w:lsdException w:name="Medium Shading 1 Accent 2" w:semiHidden="0" w:uiPriority="63" w:unhideWhenUsed="0"/>
-    <w:lsdException w:name="Medium Shading 2 Accent 2" w:semiHidden="0" w:uiPriority="64" w:unhideWhenUsed="0"/>
-    <w:lsdException w:name="Medium List 1 Accent 2" w:semiHidden="0" w:uiPriority="65" w:unhideWhenUsed="0"/>
-    <w:lsdException w:name="Medium List 2 Accent 2" w:semiHidden="0" w:uiPriority="66" w:unhideWhenUsed="0"/>
-    <w:lsdException w:name="Medium Grid 1 Accent 2" w:semiHidden="0" w:uiPriority="67" w:unhideWhenUsed="0"/>
-    <w:lsdException w:name="Medium Grid 2 Accent 2" w:semiHidden="0" w:uiPriority="68" w:unhideWhenUsed="0"/>
-    <w:lsdException w:name="Medium Grid 3 Accent 2" w:semiHidden="0" w:uiPriority="69" w:unhideWhenUsed="0"/>
-    <w:lsdException w:name="Dark List Accent 2" w:semiHidden="0" w:uiPriority="70" w:unhideWhenUsed="0"/>
-    <w:lsdException w:name="Colorful Shading Accent 2" w:semiHidden="0" w:uiPriority="71" w:unhideWhenUsed="0"/>
-    <w:lsdException w:name="Colorful List Accent 2" w:semiHidden="0" w:uiPriority="72" w:unhideWhenUsed="0"/>
-    <w:lsdException w:name="Colorful Grid Accent 2" w:semiHidden="0" w:uiPriority="73" w:unhideWhenUsed="0"/>
-    <w:lsdException w:name="Light Shading Accent 3" w:semiHidden="0" w:uiPriority="60" w:unhideWhenUsed="0"/>
-    <w:lsdException w:name="Light List Accent 3" w:semiHidden="0" w:uiPriority="61" w:unhideWhenUsed="0"/>
-    <w:lsdException w:name="Light Grid Accent 3" w:semiHidden="0" w:uiPriority="62" w:unhideWhenUsed="0"/>
-    <w:lsdException w:name="Medium Shading 1 Accent 3" w:semiHidden="0" w:uiPriority="63" w:unhideWhenUsed="0"/>
-    <w:lsdException w:name="Medium Shading 2 Accent 3" w:semiHidden="0" w:uiPriority="64" w:unhideWhenUsed="0"/>
-    <w:lsdException w:name="Medium List 1 Accent 3" w:semiHidden="0" w:uiPriority="65" w:unhideWhenUsed="0"/>
-    <w:lsdException w:name="Medium List 2 Accent 3" w:semiHidden="0" w:uiPriority="66" w:unhideWhenUsed="0"/>
-    <w:lsdException w:name="Medium Grid 1 Accent 3" w:semiHidden="0" w:uiPriority="67" w:unhideWhenUsed="0"/>
-    <w:lsdException w:name="Medium Grid 2 Accent 3" w:semiHidden="0" w:uiPriority="68" w:unhideWhenUsed="0"/>
-    <w:lsdException w:name="Medium Grid 3 Accent 3" w:semiHidden="0" w:uiPriority="69" w:unhideWhenUsed="0"/>
-    <w:lsdException w:name="Dark List Accent 3" w:semiHidden="0" w:uiPriority="70" w:unhideWhenUsed="0"/>
-    <w:lsdException w:name="Colorful Shading Accent 3" w:semiHidden="0" w:uiPriority="71" w:unhideWhenUsed="0"/>
-    <w:lsdException w:name="Colorful List Accent 3" w:semiHidden="0" w:uiPriority="72" w:unhideWhenUsed="0"/>
-    <w:lsdException w:name="Colorful Grid Accent 3" w:semiHidden="0" w:uiPriority="73" w:unhideWhenUsed="0"/>
-    <w:lsdException w:name="Light Shading Accent 4" w:semiHidden="0" w:uiPriority="60" w:unhideWhenUsed="0"/>
-    <w:lsdException w:name="Light List Accent 4" w:semiHidden="0" w:uiPriority="61" w:unhideWhenUsed="0"/>
-    <w:lsdException w:name="Light Grid Accent 4" w:semiHidden="0" w:uiPriority="62" w:unhideWhenUsed="0"/>
-    <w:lsdException w:name="Medium Shading 1 Accent 4" w:semiHidden="0" w:uiPriority="63" w:unhideWhenUsed="0"/>
-    <w:lsdException w:name="Medium Shading 2 Accent 4" w:semiHidden="0" w:uiPriority="64" w:unhideWhenUsed="0"/>
-    <w:lsdException w:name="Medium List 1 Accent 4" w:semiHidden="0" w:uiPriority="65" w:unhideWhenUsed="0"/>
-    <w:lsdException w:name="Medium List 2 Accent 4" w:semiHidden="0" w:uiPriority="66" w:unhideWhenUsed="0"/>
-    <w:lsdException w:name="Medium Grid 1 Accent 4" w:semiHidden="0" w:uiPriority="67" w:unhideWhenUsed="0"/>
-    <w:lsdException w:name="Medium Grid 2 Accent 4" w:semiHidden="0" w:uiPriority="68" w:unhideWhenUsed="0"/>
-    <w:lsdException w:name="Medium Grid 3 Accent 4" w:semiHidden="0" w:uiPriority="69" w:unhideWhenUsed="0"/>
-    <w:lsdException w:name="Dark List Accent 4" w:semiHidden="0" w:uiPriority="70" w:unhideWhenUsed="0"/>
-    <w:lsdException w:name="Colorful Shading Accent 4" w:semiHidden="0" w:uiPriority="71" w:unhideWhenUsed="0"/>
-    <w:lsdException w:name="Colorful List Accent 4" w:semiHidden="0" w:uiPriority="72" w:unhideWhenUsed="0"/>
-    <w:lsdException w:name="Colorful Grid Accent 4" w:semiHidden="0" w:uiPriority="73" w:unhideWhenUsed="0"/>
-    <w:lsdException w:name="Light Shading Accent 5" w:semiHidden="0" w:uiPriority="60" w:unhideWhenUsed="0"/>
-    <w:lsdException w:name="Light List Accent 5" w:semiHidden="0" w:uiPriority="61" w:unhideWhenUsed="0"/>
-    <w:lsdException w:name="Light Grid Accent 5" w:semiHidden="0" w:uiPriority="62" w:unhideWhenUsed="0"/>
-    <w:lsdException w:name="Medium Shading 1 Accent 5" w:semiHidden="0" w:uiPriority="63" w:unhideWhenUsed="0"/>
-    <w:lsdException w:name="Medium Shading 2 Accent 5" w:semiHidden="0" w:uiPriority="64" w:unhideWhenUsed="0"/>
-    <w:lsdException w:name="Medium List 1 Accent 5" w:semiHidden="0" w:uiPriority="65" w:unhideWhenUsed="0"/>
-    <w:lsdException w:name="Medium List 2 Accent 5" w:semiHidden="0" w:uiPriority="66" w:unhideWhenUsed="0"/>
-    <w:lsdException w:name="Medium Grid 1 Accent 5" w:semiHidden="0" w:uiPriority="67" w:unhideWhenUsed="0"/>
-    <w:lsdException w:name="Medium Grid 2 Accent 5" w:semiHidden="0" w:uiPriority="68" w:unhideWhenUsed="0"/>
-    <w:lsdException w:name="Medium Grid 3 Accent 5" w:semiHidden="0" w:uiPriority="69" w:unhideWhenUsed="0"/>
-    <w:lsdException w:name="Dark List Accent 5" w:semiHidden="0" w:uiPriority="70" w:unhideWhenUsed="0"/>
-    <w:lsdException w:name="Colorful Shading Accent 5" w:semiHidden="0" w:uiPriority="71" w:unhideWhenUsed="0"/>
-    <w:lsdException w:name="Colorful List Accent 5" w:semiHidden="0" w:uiPriority="72" w:unhideWhenUsed="0"/>
-    <w:lsdException w:name="Colorful Grid Accent 5" w:semiHidden="0" w:uiPriority="73" w:unhideWhenUsed="0"/>
-    <w:lsdException w:name="Light Shading Accent 6" w:semiHidden="0" w:uiPriority="60" w:unhideWhenUsed="0"/>
-    <w:lsdException w:name="Light List Accent 6" w:semiHidden="0" w:uiPriority="61" w:unhideWhenUsed="0"/>
-    <w:lsdException w:name="Light Grid Accent 6" w:semiHidden="0" w:uiPriority="62" w:unhideWhenUsed="0"/>
-    <w:lsdException w:name="Medium Shading 1 Accent 6" w:semiHidden="0" w:uiPriority="63" w:unhideWhenUsed="0"/>
-    <w:lsdException w:name="Medium Shading 2 Accent 6" w:semiHidden="0" w:uiPriority="64" w:unhideWhenUsed="0"/>
-    <w:lsdException w:name="Medium List 1 Accent 6" w:semiHidden="0" w:uiPriority="65" w:unhideWhenUsed="0"/>
-    <w:lsdException w:name="Medium List 2 Accent 6" w:semiHidden="0" w:uiPriority="66" w:unhideWhenUsed="0"/>
-    <w:lsdException w:name="Medium Grid 1 Accent 6" w:semiHidden="0" w:uiPriority="67" w:unhideWhenUsed="0"/>
-    <w:lsdException w:name="Medium Grid 2 Accent 6" w:semiHidden="0" w:uiPriority="68" w:unhideWhenUsed="0"/>
-    <w:lsdException w:name="Medium Grid 3 Accent 6" w:semiHidden="0" w:uiPriority="69" w:unhideWhenUsed="0"/>
-    <w:lsdException w:name="Dark List Accent 6" w:semiHidden="0" w:uiPriority="70" w:unhideWhenUsed="0"/>
-    <w:lsdException w:name="Colorful Shading Accent 6" w:semiHidden="0" w:uiPriority="71" w:unhideWhenUsed="0"/>
-    <w:lsdException w:name="Colorful List Accent 6" w:semiHidden="0" w:uiPriority="72" w:unhideWhenUsed="0"/>
-    <w:lsdException w:name="Colorful Grid Accent 6" w:semiHidden="0" w:uiPriority="73" w:unhideWhenUsed="0"/>
+  <w:latentStyles w:count="260" w:defQFormat="0" w:defUnhideWhenUsed="1" w:defSemiHidden="1" w:defUIPriority="99" w:defLockedState="0">
+    <w:lsdException w:qFormat="1" w:unhideWhenUsed="0" w:uiPriority="0" w:semiHidden="0" w:name="Normal"/>
+    <w:lsdException w:qFormat="1" w:unhideWhenUsed="0" w:uiPriority="0" w:semiHidden="0" w:name="heading 1"/>
+    <w:lsdException w:qFormat="1" w:uiPriority="0" w:semiHidden="0" w:name="heading 2"/>
+    <w:lsdException w:qFormat="1" w:uiPriority="0" w:name="heading 3"/>
+    <w:lsdException w:qFormat="1" w:uiPriority="0" w:semiHidden="0" w:name="heading 4"/>
+    <w:lsdException w:qFormat="1" w:uiPriority="0" w:name="heading 5"/>
+    <w:lsdException w:qFormat="1" w:uiPriority="0" w:name="heading 6"/>
+    <w:lsdException w:qFormat="1" w:uiPriority="0" w:name="heading 7"/>
+    <w:lsdException w:qFormat="1" w:uiPriority="0" w:name="heading 8"/>
+    <w:lsdException w:qFormat="1" w:uiPriority="0" w:name="heading 9"/>
+    <w:lsdException w:unhideWhenUsed="0" w:uiPriority="0" w:semiHidden="0" w:name="index 1"/>
+    <w:lsdException w:unhideWhenUsed="0" w:uiPriority="0" w:semiHidden="0" w:name="index 2"/>
+    <w:lsdException w:unhideWhenUsed="0" w:uiPriority="0" w:semiHidden="0" w:name="index 3"/>
+    <w:lsdException w:unhideWhenUsed="0" w:uiPriority="0" w:semiHidden="0" w:name="index 4"/>
+    <w:lsdException w:unhideWhenUsed="0" w:uiPriority="0" w:semiHidden="0" w:name="index 5"/>
+    <w:lsdException w:unhideWhenUsed="0" w:uiPriority="0" w:semiHidden="0" w:name="index 6"/>
+    <w:lsdException w:unhideWhenUsed="0" w:uiPriority="0" w:semiHidden="0" w:name="index 7"/>
+    <w:lsdException w:unhideWhenUsed="0" w:uiPriority="0" w:semiHidden="0" w:name="index 8"/>
+    <w:lsdException w:unhideWhenUsed="0" w:uiPriority="0" w:semiHidden="0" w:name="index 9"/>
+    <w:lsdException w:qFormat="1" w:unhideWhenUsed="0" w:uiPriority="0" w:semiHidden="0" w:name="toc 1"/>
+    <w:lsdException w:qFormat="1" w:unhideWhenUsed="0" w:uiPriority="0" w:semiHidden="0" w:name="toc 2"/>
+    <w:lsdException w:qFormat="1" w:unhideWhenUsed="0" w:uiPriority="0" w:semiHidden="0" w:name="toc 3"/>
+    <w:lsdException w:unhideWhenUsed="0" w:uiPriority="0" w:semiHidden="0" w:name="toc 4"/>
+    <w:lsdException w:unhideWhenUsed="0" w:uiPriority="0" w:semiHidden="0" w:name="toc 5"/>
+    <w:lsdException w:unhideWhenUsed="0" w:uiPriority="0" w:semiHidden="0" w:name="toc 6"/>
+    <w:lsdException w:unhideWhenUsed="0" w:uiPriority="0" w:semiHidden="0" w:name="toc 7"/>
+    <w:lsdException w:unhideWhenUsed="0" w:uiPriority="0" w:semiHidden="0" w:name="toc 8"/>
+    <w:lsdException w:unhideWhenUsed="0" w:uiPriority="0" w:semiHidden="0" w:name="toc 9"/>
+    <w:lsdException w:unhideWhenUsed="0" w:uiPriority="0" w:semiHidden="0" w:name="Normal Indent"/>
+    <w:lsdException w:unhideWhenUsed="0" w:uiPriority="0" w:semiHidden="0" w:name="footnote text"/>
+    <w:lsdException w:qFormat="1" w:unhideWhenUsed="0" w:uiPriority="0" w:semiHidden="0" w:name="annotation text"/>
+    <w:lsdException w:qFormat="1" w:unhideWhenUsed="0" w:uiPriority="0" w:semiHidden="0" w:name="header"/>
+    <w:lsdException w:qFormat="1" w:unhideWhenUsed="0" w:uiPriority="0" w:semiHidden="0" w:name="footer"/>
+    <w:lsdException w:unhideWhenUsed="0" w:uiPriority="0" w:semiHidden="0" w:name="index heading"/>
+    <w:lsdException w:qFormat="1" w:uiPriority="0" w:name="caption"/>
+    <w:lsdException w:unhideWhenUsed="0" w:uiPriority="0" w:semiHidden="0" w:name="table of figures"/>
+    <w:lsdException w:unhideWhenUsed="0" w:uiPriority="0" w:semiHidden="0" w:name="envelope address"/>
+    <w:lsdException w:unhideWhenUsed="0" w:uiPriority="0" w:semiHidden="0" w:name="envelope return"/>
+    <w:lsdException w:unhideWhenUsed="0" w:uiPriority="0" w:semiHidden="0" w:name="footnote reference"/>
+    <w:lsdException w:unhideWhenUsed="0" w:uiPriority="0" w:semiHidden="0" w:name="annotation reference"/>
+    <w:lsdException w:unhideWhenUsed="0" w:uiPriority="0" w:semiHidden="0" w:name="line number"/>
+    <w:lsdException w:unhideWhenUsed="0" w:uiPriority="0" w:semiHidden="0" w:name="page number"/>
+    <w:lsdException w:unhideWhenUsed="0" w:uiPriority="0" w:semiHidden="0" w:name="endnote reference"/>
+    <w:lsdException w:unhideWhenUsed="0" w:uiPriority="0" w:semiHidden="0" w:name="endnote text"/>
+    <w:lsdException w:unhideWhenUsed="0" w:uiPriority="0" w:semiHidden="0" w:name="table of authorities"/>
+    <w:lsdException w:unhideWhenUsed="0" w:uiPriority="0" w:semiHidden="0" w:name="macro"/>
+    <w:lsdException w:unhideWhenUsed="0" w:uiPriority="0" w:semiHidden="0" w:name="toa heading"/>
+    <w:lsdException w:unhideWhenUsed="0" w:uiPriority="0" w:semiHidden="0" w:name="List"/>
+    <w:lsdException w:unhideWhenUsed="0" w:uiPriority="0" w:semiHidden="0" w:name="List Bullet"/>
+    <w:lsdException w:unhideWhenUsed="0" w:uiPriority="0" w:semiHidden="0" w:name="List Number"/>
+    <w:lsdException w:unhideWhenUsed="0" w:uiPriority="0" w:semiHidden="0" w:name="List 2"/>
+    <w:lsdException w:unhideWhenUsed="0" w:uiPriority="0" w:semiHidden="0" w:name="List 3"/>
+    <w:lsdException w:unhideWhenUsed="0" w:uiPriority="0" w:semiHidden="0" w:name="List 4"/>
+    <w:lsdException w:unhideWhenUsed="0" w:uiPriority="0" w:semiHidden="0" w:name="List 5"/>
+    <w:lsdException w:unhideWhenUsed="0" w:uiPriority="0" w:semiHidden="0" w:name="List Bullet 2"/>
+    <w:lsdException w:unhideWhenUsed="0" w:uiPriority="0" w:semiHidden="0" w:name="List Bullet 3"/>
+    <w:lsdException w:unhideWhenUsed="0" w:uiPriority="0" w:semiHidden="0" w:name="List Bullet 4"/>
+    <w:lsdException w:unhideWhenUsed="0" w:uiPriority="0" w:semiHidden="0" w:name="List Bullet 5"/>
+    <w:lsdException w:unhideWhenUsed="0" w:uiPriority="0" w:semiHidden="0" w:name="List Number 2"/>
+    <w:lsdException w:unhideWhenUsed="0" w:uiPriority="0" w:semiHidden="0" w:name="List Number 3"/>
+    <w:lsdException w:unhideWhenUsed="0" w:uiPriority="0" w:semiHidden="0" w:name="List Number 4"/>
+    <w:lsdException w:unhideWhenUsed="0" w:uiPriority="0" w:semiHidden="0" w:name="List Number 5"/>
+    <w:lsdException w:qFormat="1" w:unhideWhenUsed="0" w:uiPriority="0" w:semiHidden="0" w:name="Title"/>
+    <w:lsdException w:unhideWhenUsed="0" w:uiPriority="0" w:semiHidden="0" w:name="Closing"/>
+    <w:lsdException w:unhideWhenUsed="0" w:uiPriority="0" w:semiHidden="0" w:name="Signature"/>
+    <w:lsdException w:qFormat="1" w:unhideWhenUsed="0" w:uiPriority="0" w:name="Default Paragraph Font"/>
+    <w:lsdException w:qFormat="1" w:unhideWhenUsed="0" w:uiPriority="0" w:name="Body Text"/>
+    <w:lsdException w:unhideWhenUsed="0" w:uiPriority="0" w:semiHidden="0" w:name="Body Text Indent"/>
+    <w:lsdException w:unhideWhenUsed="0" w:uiPriority="0" w:semiHidden="0" w:name="List Continue"/>
+    <w:lsdException w:unhideWhenUsed="0" w:uiPriority="0" w:semiHidden="0" w:name="List Continue 2"/>
+    <w:lsdException w:unhideWhenUsed="0" w:uiPriority="0" w:semiHidden="0" w:name="List Continue 3"/>
+    <w:lsdException w:unhideWhenUsed="0" w:uiPriority="0" w:semiHidden="0" w:name="List Continue 4"/>
+    <w:lsdException w:unhideWhenUsed="0" w:uiPriority="0" w:semiHidden="0" w:name="List Continue 5"/>
+    <w:lsdException w:unhideWhenUsed="0" w:uiPriority="0" w:semiHidden="0" w:name="Message Header"/>
+    <w:lsdException w:qFormat="1" w:unhideWhenUsed="0" w:uiPriority="0" w:semiHidden="0" w:name="Subtitle"/>
+    <w:lsdException w:unhideWhenUsed="0" w:uiPriority="0" w:semiHidden="0" w:name="Salutation"/>
+    <w:lsdException w:unhideWhenUsed="0" w:uiPriority="0" w:semiHidden="0" w:name="Date"/>
+    <w:lsdException w:unhideWhenUsed="0" w:uiPriority="0" w:semiHidden="0" w:name="Body Text First Indent"/>
+    <w:lsdException w:unhideWhenUsed="0" w:uiPriority="0" w:semiHidden="0" w:name="Body Text First Indent 2"/>
+    <w:lsdException w:uiPriority="99" w:name="Note Heading"/>
+    <w:lsdException w:unhideWhenUsed="0" w:uiPriority="0" w:semiHidden="0" w:name="Body Text 2"/>
+    <w:lsdException w:unhideWhenUsed="0" w:uiPriority="0" w:semiHidden="0" w:name="Body Text 3"/>
+    <w:lsdException w:unhideWhenUsed="0" w:uiPriority="0" w:semiHidden="0" w:name="Body Text Indent 2"/>
+    <w:lsdException w:unhideWhenUsed="0" w:uiPriority="0" w:semiHidden="0" w:name="Body Text Indent 3"/>
+    <w:lsdException w:unhideWhenUsed="0" w:uiPriority="0" w:semiHidden="0" w:name="Block Text"/>
+    <w:lsdException w:unhideWhenUsed="0" w:uiPriority="0" w:semiHidden="0" w:name="Hyperlink"/>
+    <w:lsdException w:unhideWhenUsed="0" w:uiPriority="0" w:semiHidden="0" w:name="FollowedHyperlink"/>
+    <w:lsdException w:qFormat="1" w:unhideWhenUsed="0" w:uiPriority="0" w:semiHidden="0" w:name="Strong"/>
+    <w:lsdException w:qFormat="1" w:unhideWhenUsed="0" w:uiPriority="0" w:semiHidden="0" w:name="Emphasis"/>
+    <w:lsdException w:unhideWhenUsed="0" w:uiPriority="0" w:semiHidden="0" w:name="Document Map"/>
+    <w:lsdException w:unhideWhenUsed="0" w:uiPriority="0" w:semiHidden="0" w:name="Plain Text"/>
+    <w:lsdException w:unhideWhenUsed="0" w:uiPriority="0" w:semiHidden="0" w:name="E-mail Signature"/>
+    <w:lsdException w:qFormat="1" w:unhideWhenUsed="0" w:uiPriority="0" w:semiHidden="0" w:name="Normal (Web)"/>
+    <w:lsdException w:unhideWhenUsed="0" w:uiPriority="0" w:semiHidden="0" w:name="HTML Acronym"/>
+    <w:lsdException w:unhideWhenUsed="0" w:uiPriority="0" w:semiHidden="0" w:name="HTML Address"/>
+    <w:lsdException w:unhideWhenUsed="0" w:uiPriority="0" w:semiHidden="0" w:name="HTML Cite"/>
+    <w:lsdException w:unhideWhenUsed="0" w:uiPriority="0" w:semiHidden="0" w:name="HTML Code"/>
+    <w:lsdException w:unhideWhenUsed="0" w:uiPriority="0" w:semiHidden="0" w:name="HTML Definition"/>
+    <w:lsdException w:unhideWhenUsed="0" w:uiPriority="0" w:semiHidden="0" w:name="HTML Keyboard"/>
+    <w:lsdException w:unhideWhenUsed="0" w:uiPriority="0" w:semiHidden="0" w:name="HTML Preformatted"/>
+    <w:lsdException w:unhideWhenUsed="0" w:uiPriority="0" w:semiHidden="0" w:name="HTML Sample"/>
+    <w:lsdException w:unhideWhenUsed="0" w:uiPriority="0" w:semiHidden="0" w:name="HTML Typewriter"/>
+    <w:lsdException w:unhideWhenUsed="0" w:uiPriority="0" w:semiHidden="0" w:name="HTML Variable"/>
+    <w:lsdException w:qFormat="1" w:unhideWhenUsed="0" w:uiPriority="0" w:name="Normal Table"/>
+    <w:lsdException w:unhideWhenUsed="0" w:uiPriority="0" w:semiHidden="0" w:name="annotation subject"/>
+    <w:lsdException w:unhideWhenUsed="0" w:uiPriority="0" w:semiHidden="0" w:name="Table Simple 1"/>
+    <w:lsdException w:unhideWhenUsed="0" w:uiPriority="0" w:semiHidden="0" w:name="Table Simple 2"/>
+    <w:lsdException w:unhideWhenUsed="0" w:uiPriority="0" w:semiHidden="0" w:name="Table Simple 3"/>
+    <w:lsdException w:unhideWhenUsed="0" w:uiPriority="0" w:semiHidden="0" w:name="Table Classic 1"/>
+    <w:lsdException w:unhideWhenUsed="0" w:uiPriority="0" w:semiHidden="0" w:name="Table Classic 2"/>
+    <w:lsdException w:unhideWhenUsed="0" w:uiPriority="0" w:semiHidden="0" w:name="Table Classic 3"/>
+    <w:lsdException w:unhideWhenUsed="0" w:uiPriority="0" w:semiHidden="0" w:name="Table Classic 4"/>
+    <w:lsdException w:unhideWhenUsed="0" w:uiPriority="0" w:semiHidden="0" w:name="Table Colorful 1"/>
+    <w:lsdException w:unhideWhenUsed="0" w:uiPriority="0" w:semiHidden="0" w:name="Table Colorful 2"/>
+    <w:lsdException w:unhideWhenUsed="0" w:uiPriority="0" w:semiHidden="0" w:name="Table Colorful 3"/>
+    <w:lsdException w:unhideWhenUsed="0" w:uiPriority="0" w:semiHidden="0" w:name="Table Columns 1"/>
+    <w:lsdException w:unhideWhenUsed="0" w:uiPriority="0" w:semiHidden="0" w:name="Table Columns 2"/>
+    <w:lsdException w:unhideWhenUsed="0" w:uiPriority="0" w:semiHidden="0" w:name="Table Columns 3"/>
+    <w:lsdException w:unhideWhenUsed="0" w:uiPriority="0" w:semiHidden="0" w:name="Table Columns 4"/>
+    <w:lsdException w:unhideWhenUsed="0" w:uiPriority="0" w:semiHidden="0" w:name="Table Columns 5"/>
+    <w:lsdException w:unhideWhenUsed="0" w:uiPriority="0" w:semiHidden="0" w:name="Table Grid 1"/>
+    <w:lsdException w:unhideWhenUsed="0" w:uiPriority="0" w:semiHidden="0" w:name="Table Grid 2"/>
+    <w:lsdException w:unhideWhenUsed="0" w:uiPriority="0" w:semiHidden="0" w:name="Table Grid 3"/>
+    <w:lsdException w:unhideWhenUsed="0" w:uiPriority="0" w:semiHidden="0" w:name="Table Grid 4"/>
+    <w:lsdException w:unhideWhenUsed="0" w:uiPriority="0" w:semiHidden="0" w:name="Table Grid 5"/>
+    <w:lsdException w:unhideWhenUsed="0" w:uiPriority="0" w:semiHidden="0" w:name="Table Grid 6"/>
+    <w:lsdException w:unhideWhenUsed="0" w:uiPriority="0" w:semiHidden="0" w:name="Table Grid 7"/>
+    <w:lsdException w:unhideWhenUsed="0" w:uiPriority="0" w:semiHidden="0" w:name="Table Grid 8"/>
+    <w:lsdException w:unhideWhenUsed="0" w:uiPriority="0" w:semiHidden="0" w:name="Table List 1"/>
+    <w:lsdException w:unhideWhenUsed="0" w:uiPriority="0" w:semiHidden="0" w:name="Table List 2"/>
+    <w:lsdException w:unhideWhenUsed="0" w:uiPriority="0" w:semiHidden="0" w:name="Table List 3"/>
+    <w:lsdException w:unhideWhenUsed="0" w:uiPriority="0" w:semiHidden="0" w:name="Table List 4"/>
+    <w:lsdException w:unhideWhenUsed="0" w:uiPriority="0" w:semiHidden="0" w:name="Table List 5"/>
+    <w:lsdException w:unhideWhenUsed="0" w:uiPriority="0" w:semiHidden="0" w:name="Table List 6"/>
+    <w:lsdException w:unhideWhenUsed="0" w:uiPriority="0" w:semiHidden="0" w:name="Table List 7"/>
+    <w:lsdException w:unhideWhenUsed="0" w:uiPriority="0" w:semiHidden="0" w:name="Table List 8"/>
+    <w:lsdException w:unhideWhenUsed="0" w:uiPriority="0" w:semiHidden="0" w:name="Table 3D effects 1"/>
+    <w:lsdException w:unhideWhenUsed="0" w:uiPriority="0" w:semiHidden="0" w:name="Table 3D effects 2"/>
+    <w:lsdException w:unhideWhenUsed="0" w:uiPriority="0" w:semiHidden="0" w:name="Table 3D effects 3"/>
+    <w:lsdException w:unhideWhenUsed="0" w:uiPriority="0" w:semiHidden="0" w:name="Table Contemporary"/>
+    <w:lsdException w:unhideWhenUsed="0" w:uiPriority="0" w:semiHidden="0" w:name="Table Elegant"/>
+    <w:lsdException w:unhideWhenUsed="0" w:uiPriority="0" w:semiHidden="0" w:name="Table Professional"/>
+    <w:lsdException w:unhideWhenUsed="0" w:uiPriority="0" w:semiHidden="0" w:name="Table Subtle 1"/>
+    <w:lsdException w:unhideWhenUsed="0" w:uiPriority="0" w:semiHidden="0" w:name="Table Subtle 2"/>
+    <w:lsdException w:unhideWhenUsed="0" w:uiPriority="0" w:semiHidden="0" w:name="Table Web 1"/>
+    <w:lsdException w:unhideWhenUsed="0" w:uiPriority="0" w:semiHidden="0" w:name="Table Web 2"/>
+    <w:lsdException w:unhideWhenUsed="0" w:uiPriority="0" w:semiHidden="0" w:name="Table Web 3"/>
+    <w:lsdException w:unhideWhenUsed="0" w:uiPriority="0" w:semiHidden="0" w:name="Balloon Text"/>
+    <w:lsdException w:qFormat="1" w:unhideWhenUsed="0" w:uiPriority="0" w:semiHidden="0" w:name="Table Grid"/>
+    <w:lsdException w:unhideWhenUsed="0" w:uiPriority="0" w:semiHidden="0" w:name="Table Theme"/>
+    <w:lsdException w:unhideWhenUsed="0" w:uiPriority="60" w:semiHidden="0" w:name="Light Shading"/>
+    <w:lsdException w:unhideWhenUsed="0" w:uiPriority="61" w:semiHidden="0" w:name="Light List"/>
+    <w:lsdException w:unhideWhenUsed="0" w:uiPriority="62" w:semiHidden="0" w:name="Light Grid"/>
+    <w:lsdException w:unhideWhenUsed="0" w:uiPriority="63" w:semiHidden="0" w:name="Medium Shading 1"/>
+    <w:lsdException w:unhideWhenUsed="0" w:uiPriority="64" w:semiHidden="0" w:name="Medium Shading 2"/>
+    <w:lsdException w:unhideWhenUsed="0" w:uiPriority="65" w:semiHidden="0" w:name="Medium List 1"/>
+    <w:lsdException w:unhideWhenUsed="0" w:uiPriority="66" w:semiHidden="0" w:name="Medium List 2"/>
+    <w:lsdException w:unhideWhenUsed="0" w:uiPriority="67" w:semiHidden="0" w:name="Medium Grid 1"/>
+    <w:lsdException w:unhideWhenUsed="0" w:uiPriority="68" w:semiHidden="0" w:name="Medium Grid 2"/>
+    <w:lsdException w:unhideWhenUsed="0" w:uiPriority="69" w:semiHidden="0" w:name="Medium Grid 3"/>
+    <w:lsdException w:unhideWhenUsed="0" w:uiPriority="70" w:semiHidden="0" w:name="Dark List"/>
+    <w:lsdException w:unhideWhenUsed="0" w:uiPriority="71" w:semiHidden="0" w:name="Colorful Shading"/>
+    <w:lsdException w:unhideWhenUsed="0" w:uiPriority="72" w:semiHidden="0" w:name="Colorful List"/>
+    <w:lsdException w:unhideWhenUsed="0" w:uiPriority="73" w:semiHidden="0" w:name="Colorful Grid"/>
+    <w:lsdException w:unhideWhenUsed="0" w:uiPriority="60" w:semiHidden="0" w:name="Light Shading Accent 1"/>
+    <w:lsdException w:unhideWhenUsed="0" w:uiPriority="61" w:semiHidden="0" w:name="Light List Accent 1"/>
+    <w:lsdException w:unhideWhenUsed="0" w:uiPriority="62" w:semiHidden="0" w:name="Light Grid Accent 1"/>
+    <w:lsdException w:unhideWhenUsed="0" w:uiPriority="63" w:semiHidden="0" w:name="Medium Shading 1 Accent 1"/>
+    <w:lsdException w:unhideWhenUsed="0" w:uiPriority="64" w:semiHidden="0" w:name="Medium Shading 2 Accent 1"/>
+    <w:lsdException w:unhideWhenUsed="0" w:uiPriority="65" w:semiHidden="0" w:name="Medium List 1 Accent 1"/>
+    <w:lsdException w:unhideWhenUsed="0" w:uiPriority="66" w:semiHidden="0" w:name="Medium List 2 Accent 1"/>
+    <w:lsdException w:unhideWhenUsed="0" w:uiPriority="67" w:semiHidden="0" w:name="Medium Grid 1 Accent 1"/>
+    <w:lsdException w:unhideWhenUsed="0" w:uiPriority="68" w:semiHidden="0" w:name="Medium Grid 2 Accent 1"/>
+    <w:lsdException w:unhideWhenUsed="0" w:uiPriority="69" w:semiHidden="0" w:name="Medium Grid 3 Accent 1"/>
+    <w:lsdException w:unhideWhenUsed="0" w:uiPriority="70" w:semiHidden="0" w:name="Dark List Accent 1"/>
+    <w:lsdException w:unhideWhenUsed="0" w:uiPriority="71" w:semiHidden="0" w:name="Colorful Shading Accent 1"/>
+    <w:lsdException w:unhideWhenUsed="0" w:uiPriority="72" w:semiHidden="0" w:name="Colorful List Accent 1"/>
+    <w:lsdException w:unhideWhenUsed="0" w:uiPriority="73" w:semiHidden="0" w:name="Colorful Grid Accent 1"/>
+    <w:lsdException w:unhideWhenUsed="0" w:uiPriority="60" w:semiHidden="0" w:name="Light Shading Accent 2"/>
+    <w:lsdException w:unhideWhenUsed="0" w:uiPriority="61" w:semiHidden="0" w:name="Light List Accent 2"/>
+    <w:lsdException w:unhideWhenUsed="0" w:uiPriority="62" w:semiHidden="0" w:name="Light Grid Accent 2"/>
+    <w:lsdException w:unhideWhenUsed="0" w:uiPriority="63" w:semiHidden="0" w:name="Medium Shading 1 Accent 2"/>
+    <w:lsdException w:unhideWhenUsed="0" w:uiPriority="64" w:semiHidden="0" w:name="Medium Shading 2 Accent 2"/>
+    <w:lsdException w:unhideWhenUsed="0" w:uiPriority="65" w:semiHidden="0" w:name="Medium List 1 Accent 2"/>
+    <w:lsdException w:unhideWhenUsed="0" w:uiPriority="66" w:semiHidden="0" w:name="Medium List 2 Accent 2"/>
+    <w:lsdException w:unhideWhenUsed="0" w:uiPriority="67" w:semiHidden="0" w:name="Medium Grid 1 Accent 2"/>
+    <w:lsdException w:unhideWhenUsed="0" w:uiPriority="68" w:semiHidden="0" w:name="Medium Grid 2 Accent 2"/>
+    <w:lsdException w:unhideWhenUsed="0" w:uiPriority="69" w:semiHidden="0" w:name="Medium Grid 3 Accent 2"/>
+    <w:lsdException w:unhideWhenUsed="0" w:uiPriority="70" w:semiHidden="0" w:name="Dark List Accent 2"/>
+    <w:lsdException w:unhideWhenUsed="0" w:uiPriority="71" w:semiHidden="0" w:name="Colorful Shading Accent 2"/>
+    <w:lsdException w:unhideWhenUsed="0" w:uiPriority="72" w:semiHidden="0" w:name="Colorful List Accent 2"/>
+    <w:lsdException w:unhideWhenUsed="0" w:uiPriority="73" w:semiHidden="0" w:name="Colorful Grid Accent 2"/>
+    <w:lsdException w:unhideWhenUsed="0" w:uiPriority="60" w:semiHidden="0" w:name="Light Shading Accent 3"/>
+    <w:lsdException w:unhideWhenUsed="0" w:uiPriority="61" w:semiHidden="0" w:name="Light List Accent 3"/>
+    <w:lsdException w:unhideWhenUsed="0" w:uiPriority="62" w:semiHidden="0" w:name="Light Grid Accent 3"/>
+    <w:lsdException w:unhideWhenUsed="0" w:uiPriority="63" w:semiHidden="0" w:name="Medium Shading 1 Accent 3"/>
+    <w:lsdException w:unhideWhenUsed="0" w:uiPriority="64" w:semiHidden="0" w:name="Medium Shading 2 Accent 3"/>
+    <w:lsdException w:unhideWhenUsed="0" w:uiPriority="65" w:semiHidden="0" w:name="Medium List 1 Accent 3"/>
+    <w:lsdException w:unhideWhenUsed="0" w:uiPriority="66" w:semiHidden="0" w:name="Medium List 2 Accent 3"/>
+    <w:lsdException w:unhideWhenUsed="0" w:uiPriority="67" w:semiHidden="0" w:name="Medium Grid 1 Accent 3"/>
+    <w:lsdException w:unhideWhenUsed="0" w:uiPriority="68" w:semiHidden="0" w:name="Medium Grid 2 Accent 3"/>
+    <w:lsdException w:unhideWhenUsed="0" w:uiPriority="69" w:semiHidden="0" w:name="Medium Grid 3 Accent 3"/>
+    <w:lsdException w:unhideWhenUsed="0" w:uiPriority="70" w:semiHidden="0" w:name="Dark List Accent 3"/>
+    <w:lsdException w:unhideWhenUsed="0" w:uiPriority="71" w:semiHidden="0" w:name="Colorful Shading Accent 3"/>
+    <w:lsdException w:unhideWhenUsed="0" w:uiPriority="72" w:semiHidden="0" w:name="Colorful List Accent 3"/>
+    <w:lsdException w:unhideWhenUsed="0" w:uiPriority="73" w:semiHidden="0" w:name="Colorful Grid Accent 3"/>
+    <w:lsdException w:unhideWhenUsed="0" w:uiPriority="60" w:semiHidden="0" w:name="Light Shading Accent 4"/>
+    <w:lsdException w:unhideWhenUsed="0" w:uiPriority="61" w:semiHidden="0" w:name="Light List Accent 4"/>
+    <w:lsdException w:unhideWhenUsed="0" w:uiPriority="62" w:semiHidden="0" w:name="Light Grid Accent 4"/>
+    <w:lsdException w:unhideWhenUsed="0" w:uiPriority="63" w:semiHidden="0" w:name="Medium Shading 1 Accent 4"/>
+    <w:lsdException w:unhideWhenUsed="0" w:uiPriority="64" w:semiHidden="0" w:name="Medium Shading 2 Accent 4"/>
+    <w:lsdException w:unhideWhenUsed="0" w:uiPriority="65" w:semiHidden="0" w:name="Medium List 1 Accent 4"/>
+    <w:lsdException w:unhideWhenUsed="0" w:uiPriority="66" w:semiHidden="0" w:name="Medium List 2 Accent 4"/>
+    <w:lsdException w:unhideWhenUsed="0" w:uiPriority="67" w:semiHidden="0" w:name="Medium Grid 1 Accent 4"/>
+    <w:lsdException w:unhideWhenUsed="0" w:uiPriority="68" w:semiHidden="0" w:name="Medium Grid 2 Accent 4"/>
+    <w:lsdException w:unhideWhenUsed="0" w:uiPriority="69" w:semiHidden="0" w:name="Medium Grid 3 Accent 4"/>
+    <w:lsdException w:unhideWhenUsed="0" w:uiPriority="70" w:semiHidden="0" w:name="Dark List Accent 4"/>
+    <w:lsdException w:unhideWhenUsed="0" w:uiPriority="71" w:semiHidden="0" w:name="Colorful Shading Accent 4"/>
+    <w:lsdException w:unhideWhenUsed="0" w:uiPriority="72" w:semiHidden="0" w:name="Colorful List Accent 4"/>
+    <w:lsdException w:unhideWhenUsed="0" w:uiPriority="73" w:semiHidden="0" w:name="Colorful Grid Accent 4"/>
+    <w:lsdException w:unhideWhenUsed="0" w:uiPriority="60" w:semiHidden="0" w:name="Light Shading Accent 5"/>
+    <w:lsdException w:unhideWhenUsed="0" w:uiPriority="61" w:semiHidden="0" w:name="Light List Accent 5"/>
+    <w:lsdException w:unhideWhenUsed="0" w:uiPriority="62" w:semiHidden="0" w:name="Light Grid Accent 5"/>
+    <w:lsdException w:unhideWhenUsed="0" w:uiPriority="63" w:semiHidden="0" w:name="Medium Shading 1 Accent 5"/>
+    <w:lsdException w:unhideWhenUsed="0" w:uiPriority="64" w:semiHidden="0" w:name="Medium Shading 2 Accent 5"/>
+    <w:lsdException w:unhideWhenUsed="0" w:uiPriority="65" w:semiHidden="0" w:name="Medium List 1 Accent 5"/>
+    <w:lsdException w:unhideWhenUsed="0" w:uiPriority="66" w:semiHidden="0" w:name="Medium List 2 Accent 5"/>
+    <w:lsdException w:unhideWhenUsed="0" w:uiPriority="67" w:semiHidden="0" w:name="Medium Grid 1 Accent 5"/>
+    <w:lsdException w:unhideWhenUsed="0" w:uiPriority="68" w:semiHidden="0" w:name="Medium Grid 2 Accent 5"/>
+    <w:lsdException w:unhideWhenUsed="0" w:uiPriority="69" w:semiHidden="0" w:name="Medium Grid 3 Accent 5"/>
+    <w:lsdException w:unhideWhenUsed="0" w:uiPriority="70" w:semiHidden="0" w:name="Dark List Accent 5"/>
+    <w:lsdException w:unhideWhenUsed="0" w:uiPriority="71" w:semiHidden="0" w:name="Colorful Shading Accent 5"/>
+    <w:lsdException w:unhideWhenUsed="0" w:uiPriority="72" w:semiHidden="0" w:name="Colorful List Accent 5"/>
+    <w:lsdException w:unhideWhenUsed="0" w:uiPriority="73" w:semiHidden="0" w:name="Colorful Grid Accent 5"/>
+    <w:lsdException w:unhideWhenUsed="0" w:uiPriority="60" w:semiHidden="0" w:name="Light Shading Accent 6"/>
+    <w:lsdException w:unhideWhenUsed="0" w:uiPriority="61" w:semiHidden="0" w:name="Light List Accent 6"/>
+    <w:lsdException w:unhideWhenUsed="0" w:uiPriority="62" w:semiHidden="0" w:name="Light Grid Accent 6"/>
+    <w:lsdException w:unhideWhenUsed="0" w:uiPriority="63" w:semiHidden="0" w:name="Medium Shading 1 Accent 6"/>
+    <w:lsdException w:unhideWhenUsed="0" w:uiPriority="64" w:semiHidden="0" w:name="Medium Shading 2 Accent 6"/>
+    <w:lsdException w:unhideWhenUsed="0" w:uiPriority="65" w:semiHidden="0" w:name="Medium List 1 Accent 6"/>
+    <w:lsdException w:unhideWhenUsed="0" w:uiPriority="66" w:semiHidden="0" w:name="Medium List 2 Accent 6"/>
+    <w:lsdException w:unhideWhenUsed="0" w:uiPriority="67" w:semiHidden="0" w:name="Medium Grid 1 Accent 6"/>
+    <w:lsdException w:unhideWhenUsed="0" w:uiPriority="68" w:semiHidden="0" w:name="Medium Grid 2 Accent 6"/>
+    <w:lsdException w:unhideWhenUsed="0" w:uiPriority="69" w:semiHidden="0" w:name="Medium Grid 3 Accent 6"/>
+    <w:lsdException w:unhideWhenUsed="0" w:uiPriority="70" w:semiHidden="0" w:name="Dark List Accent 6"/>
+    <w:lsdException w:unhideWhenUsed="0" w:uiPriority="71" w:semiHidden="0" w:name="Colorful Shading Accent 6"/>
+    <w:lsdException w:unhideWhenUsed="0" w:uiPriority="72" w:semiHidden="0" w:name="Colorful List Accent 6"/>
+    <w:lsdException w:unhideWhenUsed="0" w:uiPriority="73" w:semiHidden="0" w:name="Colorful Grid Accent 6"/>
   </w:latentStyles>
-  <w:style w:type="paragraph" w:default="1" w:styleId="Normal">
+  <w:style w:type="paragraph" w:default="1" w:styleId="1">
     <w:name w:val="Normal"/>
     <w:qFormat/>
+    <w:uiPriority w:val="0"/>
     <w:pPr>
       <w:kinsoku w:val="0"/>
       <w:autoSpaceDE w:val="0"/>
@@ -3381,7 +3466,7 @@
       <w:textAlignment w:val="baseline"/>
     </w:pPr>
     <w:rPr>
-      <w:rFonts w:ascii="Arial" w:eastAsia="宋体" w:hAnsi="Arial" w:cs="Arial"/>
+      <w:rFonts w:ascii="Arial" w:hAnsi="Arial" w:eastAsia="宋体" w:cs="Arial"/>
       <w:snapToGrid w:val="0"/>
       <w:color w:val="000000"/>
       <w:kern w:val="0"/>
@@ -3390,11 +3475,12 @@
       <w:lang w:val="en-US" w:eastAsia="en-US" w:bidi="ar-SA"/>
     </w:rPr>
   </w:style>
-  <w:style w:type="paragraph" w:styleId="Heading1">
+  <w:style w:type="paragraph" w:styleId="2">
     <w:name w:val="heading 1"/>
-    <w:basedOn w:val="Normal"/>
-    <w:next w:val="Normal"/>
+    <w:basedOn w:val="1"/>
+    <w:next w:val="1"/>
     <w:qFormat/>
+    <w:uiPriority w:val="0"/>
     <w:pPr>
       <w:keepNext/>
       <w:keepLines/>
@@ -3412,12 +3498,13 @@
       <w:sz w:val="44"/>
     </w:rPr>
   </w:style>
-  <w:style w:type="paragraph" w:styleId="Heading2">
+  <w:style w:type="paragraph" w:styleId="3">
     <w:name w:val="heading 2"/>
-    <w:basedOn w:val="Normal"/>
-    <w:next w:val="Normal"/>
+    <w:basedOn w:val="1"/>
+    <w:next w:val="1"/>
     <w:unhideWhenUsed/>
     <w:qFormat/>
+    <w:uiPriority w:val="0"/>
     <w:pPr>
       <w:keepNext/>
       <w:keepLines/>
@@ -3430,18 +3517,19 @@
       <w:outlineLvl w:val="1"/>
     </w:pPr>
     <w:rPr>
-      <w:rFonts w:ascii="Arial" w:eastAsia="黑体" w:hAnsi="Arial"/>
+      <w:rFonts w:ascii="Arial" w:hAnsi="Arial" w:eastAsia="黑体"/>
       <w:b/>
       <w:sz w:val="32"/>
     </w:rPr>
   </w:style>
-  <w:style w:type="paragraph" w:styleId="Heading3">
+  <w:style w:type="paragraph" w:styleId="4">
     <w:name w:val="heading 3"/>
-    <w:basedOn w:val="Normal"/>
-    <w:next w:val="Normal"/>
+    <w:basedOn w:val="1"/>
+    <w:next w:val="1"/>
     <w:semiHidden/>
     <w:unhideWhenUsed/>
     <w:qFormat/>
+    <w:uiPriority w:val="0"/>
     <w:pPr>
       <w:keepNext/>
       <w:keepLines/>
@@ -3458,12 +3546,13 @@
       <w:sz w:val="32"/>
     </w:rPr>
   </w:style>
-  <w:style w:type="paragraph" w:styleId="Heading4">
+  <w:style w:type="paragraph" w:styleId="5">
     <w:name w:val="heading 4"/>
-    <w:basedOn w:val="Normal"/>
-    <w:next w:val="Normal"/>
+    <w:basedOn w:val="1"/>
+    <w:next w:val="1"/>
     <w:unhideWhenUsed/>
     <w:qFormat/>
+    <w:uiPriority w:val="0"/>
     <w:pPr>
       <w:keepNext/>
       <w:keepLines/>
@@ -3476,18 +3565,19 @@
       <w:outlineLvl w:val="3"/>
     </w:pPr>
     <w:rPr>
-      <w:rFonts w:ascii="Arial" w:eastAsia="黑体" w:hAnsi="Arial"/>
+      <w:rFonts w:ascii="Arial" w:hAnsi="Arial" w:eastAsia="黑体"/>
       <w:b/>
       <w:sz w:val="28"/>
     </w:rPr>
   </w:style>
-  <w:style w:type="paragraph" w:styleId="Heading5">
+  <w:style w:type="paragraph" w:styleId="6">
     <w:name w:val="heading 5"/>
-    <w:basedOn w:val="Normal"/>
-    <w:next w:val="Normal"/>
+    <w:basedOn w:val="1"/>
+    <w:next w:val="1"/>
     <w:semiHidden/>
     <w:unhideWhenUsed/>
     <w:qFormat/>
+    <w:uiPriority w:val="0"/>
     <w:pPr>
       <w:keepNext/>
       <w:keepLines/>
@@ -3504,13 +3594,14 @@
       <w:sz w:val="28"/>
     </w:rPr>
   </w:style>
-  <w:style w:type="paragraph" w:styleId="Heading6">
+  <w:style w:type="paragraph" w:styleId="7">
     <w:name w:val="heading 6"/>
-    <w:basedOn w:val="Normal"/>
-    <w:next w:val="Normal"/>
+    <w:basedOn w:val="1"/>
+    <w:next w:val="1"/>
     <w:semiHidden/>
     <w:unhideWhenUsed/>
     <w:qFormat/>
+    <w:uiPriority w:val="0"/>
     <w:pPr>
       <w:keepNext/>
       <w:keepLines/>
@@ -3523,18 +3614,19 @@
       <w:outlineLvl w:val="5"/>
     </w:pPr>
     <w:rPr>
-      <w:rFonts w:ascii="Arial" w:eastAsia="黑体" w:hAnsi="Arial"/>
+      <w:rFonts w:ascii="Arial" w:hAnsi="Arial" w:eastAsia="黑体"/>
       <w:b/>
       <w:sz w:val="24"/>
     </w:rPr>
   </w:style>
-  <w:style w:type="paragraph" w:styleId="Heading7">
+  <w:style w:type="paragraph" w:styleId="8">
     <w:name w:val="heading 7"/>
-    <w:basedOn w:val="Normal"/>
-    <w:next w:val="Normal"/>
+    <w:basedOn w:val="1"/>
+    <w:next w:val="1"/>
     <w:semiHidden/>
     <w:unhideWhenUsed/>
     <w:qFormat/>
+    <w:uiPriority w:val="0"/>
     <w:pPr>
       <w:keepNext/>
       <w:keepLines/>
@@ -3551,13 +3643,14 @@
       <w:sz w:val="24"/>
     </w:rPr>
   </w:style>
-  <w:style w:type="paragraph" w:styleId="Heading8">
+  <w:style w:type="paragraph" w:styleId="9">
     <w:name w:val="heading 8"/>
-    <w:basedOn w:val="Normal"/>
-    <w:next w:val="Normal"/>
+    <w:basedOn w:val="1"/>
+    <w:next w:val="1"/>
     <w:semiHidden/>
     <w:unhideWhenUsed/>
     <w:qFormat/>
+    <w:uiPriority w:val="0"/>
     <w:pPr>
       <w:keepNext/>
       <w:keepLines/>
@@ -3570,17 +3663,18 @@
       <w:outlineLvl w:val="7"/>
     </w:pPr>
     <w:rPr>
-      <w:rFonts w:ascii="Arial" w:eastAsia="黑体" w:hAnsi="Arial"/>
+      <w:rFonts w:ascii="Arial" w:hAnsi="Arial" w:eastAsia="黑体"/>
       <w:sz w:val="24"/>
     </w:rPr>
   </w:style>
-  <w:style w:type="paragraph" w:styleId="Heading9">
+  <w:style w:type="paragraph" w:styleId="10">
     <w:name w:val="heading 9"/>
-    <w:basedOn w:val="Normal"/>
-    <w:next w:val="Normal"/>
+    <w:basedOn w:val="1"/>
+    <w:next w:val="1"/>
     <w:semiHidden/>
     <w:unhideWhenUsed/>
     <w:qFormat/>
+    <w:uiPriority w:val="0"/>
     <w:pPr>
       <w:keepNext/>
       <w:keepLines/>
@@ -3593,19 +3687,21 @@
       <w:outlineLvl w:val="8"/>
     </w:pPr>
     <w:rPr>
-      <w:rFonts w:ascii="Arial" w:eastAsia="黑体" w:hAnsi="Arial"/>
+      <w:rFonts w:ascii="Arial" w:hAnsi="Arial" w:eastAsia="黑体"/>
       <w:sz w:val="21"/>
     </w:rPr>
   </w:style>
-  <w:style w:type="character" w:default="1" w:styleId="DefaultParagraphFont">
+  <w:style w:type="character" w:default="1" w:styleId="22">
     <w:name w:val="Default Paragraph Font"/>
     <w:semiHidden/>
     <w:qFormat/>
+    <w:uiPriority w:val="0"/>
   </w:style>
-  <w:style w:type="table" w:default="1" w:styleId="TableNormal">
+  <w:style w:type="table" w:default="1" w:styleId="20">
     <w:name w:val="Normal Table"/>
     <w:semiHidden/>
     <w:qFormat/>
+    <w:uiPriority w:val="0"/>
     <w:tblPr>
       <w:tblCellMar>
         <w:top w:w="0" w:type="dxa"/>
@@ -3615,39 +3711,43 @@
       </w:tblCellMar>
     </w:tblPr>
   </w:style>
-  <w:style w:type="paragraph" w:styleId="CommentText">
+  <w:style w:type="paragraph" w:styleId="11">
     <w:name w:val="annotation text"/>
-    <w:basedOn w:val="Normal"/>
+    <w:basedOn w:val="1"/>
     <w:qFormat/>
+    <w:uiPriority w:val="0"/>
     <w:pPr>
       <w:jc w:val="left"/>
     </w:pPr>
   </w:style>
-  <w:style w:type="paragraph" w:styleId="BodyText">
+  <w:style w:type="paragraph" w:styleId="12">
     <w:name w:val="Body Text"/>
-    <w:basedOn w:val="Normal"/>
+    <w:basedOn w:val="1"/>
     <w:semiHidden/>
     <w:qFormat/>
+    <w:uiPriority w:val="0"/>
     <w:rPr>
-      <w:rFonts w:ascii="Arial" w:eastAsia="Arial" w:hAnsi="Arial" w:cs="Arial"/>
+      <w:rFonts w:ascii="Arial" w:hAnsi="Arial" w:eastAsia="Arial" w:cs="Arial"/>
       <w:sz w:val="21"/>
       <w:szCs w:val="21"/>
       <w:lang w:val="en-US" w:eastAsia="en-US" w:bidi="ar-SA"/>
     </w:rPr>
   </w:style>
-  <w:style w:type="paragraph" w:styleId="TOC3">
+  <w:style w:type="paragraph" w:styleId="13">
     <w:name w:val="toc 3"/>
-    <w:basedOn w:val="Normal"/>
-    <w:next w:val="Normal"/>
+    <w:basedOn w:val="1"/>
+    <w:next w:val="1"/>
     <w:qFormat/>
+    <w:uiPriority w:val="0"/>
     <w:pPr>
       <w:ind w:left="840" w:leftChars="400"/>
     </w:pPr>
   </w:style>
-  <w:style w:type="paragraph" w:styleId="Footer">
+  <w:style w:type="paragraph" w:styleId="14">
     <w:name w:val="footer"/>
-    <w:basedOn w:val="Normal"/>
+    <w:basedOn w:val="1"/>
     <w:qFormat/>
+    <w:uiPriority w:val="0"/>
     <w:pPr>
       <w:tabs>
         <w:tab w:val="center" w:pos="4153"/>
@@ -3660,16 +3760,17 @@
       <w:sz w:val="18"/>
     </w:rPr>
   </w:style>
-  <w:style w:type="paragraph" w:styleId="Header">
+  <w:style w:type="paragraph" w:styleId="15">
     <w:name w:val="header"/>
-    <w:basedOn w:val="Normal"/>
+    <w:basedOn w:val="1"/>
     <w:qFormat/>
+    <w:uiPriority w:val="0"/>
     <w:pPr>
       <w:pBdr>
-        <w:top w:val="nil"/>
-        <w:left w:val="nil"/>
-        <w:bottom w:val="nil"/>
-        <w:right w:val="nil"/>
+        <w:top w:val="none" w:color="auto" w:sz="0" w:space="0"/>
+        <w:left w:val="none" w:color="auto" w:sz="0" w:space="0"/>
+        <w:bottom w:val="none" w:color="auto" w:sz="0" w:space="0"/>
+        <w:right w:val="none" w:color="auto" w:sz="0" w:space="0"/>
       </w:pBdr>
       <w:tabs>
         <w:tab w:val="center" w:pos="4153"/>
@@ -3684,37 +3785,41 @@
       <w:sz w:val="18"/>
     </w:rPr>
   </w:style>
-  <w:style w:type="paragraph" w:styleId="TOC1">
+  <w:style w:type="paragraph" w:styleId="16">
     <w:name w:val="toc 1"/>
-    <w:basedOn w:val="Normal"/>
-    <w:next w:val="Normal"/>
+    <w:basedOn w:val="1"/>
+    <w:next w:val="1"/>
     <w:qFormat/>
+    <w:uiPriority w:val="0"/>
     <w:rPr>
-      <w:rFonts w:ascii="Arial" w:eastAsia="Microsoft JhengHei" w:hAnsi="Arial"/>
+      <w:rFonts w:ascii="Arial" w:hAnsi="Arial" w:eastAsia="Microsoft JhengHei"/>
       <w:sz w:val="24"/>
     </w:rPr>
   </w:style>
-  <w:style w:type="paragraph" w:styleId="TOC2">
+  <w:style w:type="paragraph" w:styleId="17">
     <w:name w:val="toc 2"/>
-    <w:basedOn w:val="Normal"/>
-    <w:next w:val="Normal"/>
+    <w:basedOn w:val="1"/>
+    <w:next w:val="1"/>
     <w:qFormat/>
+    <w:uiPriority w:val="0"/>
     <w:pPr>
       <w:ind w:left="420" w:leftChars="200"/>
     </w:pPr>
   </w:style>
-  <w:style w:type="paragraph" w:styleId="NormalWeb">
+  <w:style w:type="paragraph" w:styleId="18">
     <w:name w:val="Normal (Web)"/>
-    <w:basedOn w:val="Normal"/>
+    <w:basedOn w:val="1"/>
     <w:qFormat/>
+    <w:uiPriority w:val="0"/>
     <w:rPr>
       <w:sz w:val="24"/>
     </w:rPr>
   </w:style>
-  <w:style w:type="paragraph" w:styleId="Title">
+  <w:style w:type="paragraph" w:styleId="19">
     <w:name w:val="Title"/>
-    <w:basedOn w:val="Normal"/>
+    <w:basedOn w:val="1"/>
     <w:qFormat/>
+    <w:uiPriority w:val="0"/>
     <w:pPr>
       <w:spacing w:before="240" w:beforeLines="0" w:beforeAutospacing="0" w:after="60" w:afterLines="0" w:afterAutospacing="0"/>
       <w:jc w:val="center"/>
@@ -3726,68 +3831,73 @@
       <w:sz w:val="32"/>
     </w:rPr>
   </w:style>
-  <w:style w:type="table" w:styleId="TableGrid">
+  <w:style w:type="table" w:styleId="21">
     <w:name w:val="Table Grid"/>
-    <w:basedOn w:val="TableNormal"/>
+    <w:basedOn w:val="20"/>
     <w:qFormat/>
+    <w:uiPriority w:val="0"/>
     <w:pPr>
       <w:widowControl w:val="0"/>
       <w:jc w:val="both"/>
     </w:pPr>
     <w:tblPr>
       <w:tblBorders>
-        <w:top w:val="single" w:sz="4" w:space="0" w:color="auto"/>
-        <w:left w:val="single" w:sz="4" w:space="0" w:color="auto"/>
-        <w:bottom w:val="single" w:sz="4" w:space="0" w:color="auto"/>
-        <w:right w:val="single" w:sz="4" w:space="0" w:color="auto"/>
-        <w:insideH w:val="single" w:sz="4" w:space="0" w:color="auto"/>
-        <w:insideV w:val="single" w:sz="4" w:space="0" w:color="auto"/>
+        <w:top w:val="single" w:color="auto" w:sz="4" w:space="0"/>
+        <w:left w:val="single" w:color="auto" w:sz="4" w:space="0"/>
+        <w:bottom w:val="single" w:color="auto" w:sz="4" w:space="0"/>
+        <w:right w:val="single" w:color="auto" w:sz="4" w:space="0"/>
+        <w:insideH w:val="single" w:color="auto" w:sz="4" w:space="0"/>
+        <w:insideV w:val="single" w:color="auto" w:sz="4" w:space="0"/>
       </w:tblBorders>
     </w:tblPr>
   </w:style>
-  <w:style w:type="character" w:styleId="Strong">
+  <w:style w:type="character" w:styleId="23">
     <w:name w:val="Strong"/>
-    <w:basedOn w:val="DefaultParagraphFont"/>
+    <w:basedOn w:val="22"/>
     <w:qFormat/>
+    <w:uiPriority w:val="0"/>
     <w:rPr>
       <w:b/>
     </w:rPr>
   </w:style>
-  <w:style w:type="paragraph" w:customStyle="1" w:styleId="a">
+  <w:style w:type="paragraph" w:customStyle="1" w:styleId="24">
     <w:name w:val="柴_公司名"/>
-    <w:basedOn w:val="Title"/>
+    <w:basedOn w:val="19"/>
     <w:qFormat/>
+    <w:uiPriority w:val="0"/>
     <w:pPr>
       <w:spacing w:after="600" w:afterLines="600"/>
     </w:pPr>
     <w:rPr>
-      <w:rFonts w:ascii="宋体" w:eastAsia="宋体" w:hAnsi="宋体" w:cs="宋体" w:hint="eastAsia"/>
+      <w:rFonts w:hint="eastAsia" w:ascii="宋体" w:hAnsi="宋体" w:eastAsia="宋体" w:cs="宋体"/>
       <w:bCs/>
       <w:spacing w:val="-6"/>
       <w:sz w:val="52"/>
       <w:szCs w:val="52"/>
     </w:rPr>
   </w:style>
-  <w:style w:type="paragraph" w:customStyle="1" w:styleId="a0">
+  <w:style w:type="paragraph" w:customStyle="1" w:styleId="25">
     <w:name w:val="柴_文档名"/>
-    <w:basedOn w:val="Title"/>
+    <w:basedOn w:val="19"/>
     <w:qFormat/>
+    <w:uiPriority w:val="0"/>
     <w:pPr>
       <w:spacing w:after="900" w:afterLines="900"/>
     </w:pPr>
     <w:rPr>
-      <w:rFonts w:ascii="黑体" w:eastAsia="黑体" w:hAnsi="黑体" w:cs="黑体"/>
+      <w:rFonts w:ascii="黑体" w:hAnsi="黑体" w:eastAsia="黑体" w:cs="黑体"/>
       <w:bCs/>
       <w:spacing w:val="-7"/>
       <w:sz w:val="52"/>
       <w:szCs w:val="52"/>
     </w:rPr>
   </w:style>
-  <w:style w:type="table" w:customStyle="1" w:styleId="TableNormal0">
+  <w:style w:type="table" w:customStyle="1" w:styleId="26">
     <w:name w:val="Table Normal_0"/>
     <w:semiHidden/>
     <w:unhideWhenUsed/>
     <w:qFormat/>
+    <w:uiPriority w:val="0"/>
     <w:tblPr>
       <w:tblCellMar>
         <w:top w:w="0" w:type="dxa"/>
@@ -3797,81 +3907,87 @@
       </w:tblCellMar>
     </w:tblPr>
   </w:style>
-  <w:style w:type="paragraph" w:customStyle="1" w:styleId="TableText">
+  <w:style w:type="paragraph" w:customStyle="1" w:styleId="27">
     <w:name w:val="Table Text"/>
-    <w:basedOn w:val="Normal"/>
+    <w:basedOn w:val="1"/>
     <w:semiHidden/>
     <w:qFormat/>
+    <w:uiPriority w:val="0"/>
     <w:rPr>
-      <w:rFonts w:ascii="宋体" w:eastAsia="宋体" w:hAnsi="宋体" w:cs="宋体"/>
+      <w:rFonts w:ascii="宋体" w:hAnsi="宋体" w:eastAsia="宋体" w:cs="宋体"/>
       <w:sz w:val="21"/>
       <w:szCs w:val="21"/>
       <w:lang w:val="en-US" w:eastAsia="en-US" w:bidi="ar-SA"/>
     </w:rPr>
   </w:style>
-  <w:style w:type="paragraph" w:customStyle="1" w:styleId="1">
+  <w:style w:type="paragraph" w:customStyle="1" w:styleId="28">
     <w:name w:val="柴_标题1"/>
-    <w:basedOn w:val="Heading1"/>
-    <w:next w:val="a1"/>
-    <w:link w:val="1Char"/>
+    <w:basedOn w:val="2"/>
+    <w:next w:val="29"/>
+    <w:link w:val="38"/>
     <w:qFormat/>
+    <w:uiPriority w:val="0"/>
     <w:pPr>
       <w:spacing w:before="100" w:after="90" w:line="360" w:lineRule="auto"/>
     </w:pPr>
     <w:rPr>
-      <w:rFonts w:ascii="Arial" w:eastAsia="宋体" w:hAnsi="Arial"/>
+      <w:rFonts w:ascii="Arial" w:hAnsi="Arial" w:eastAsia="宋体"/>
       <w:sz w:val="32"/>
     </w:rPr>
   </w:style>
-  <w:style w:type="paragraph" w:customStyle="1" w:styleId="a1">
+  <w:style w:type="paragraph" w:customStyle="1" w:styleId="29">
     <w:name w:val="柴_正文"/>
-    <w:basedOn w:val="BodyText"/>
-    <w:link w:val="Char"/>
+    <w:basedOn w:val="12"/>
+    <w:link w:val="41"/>
     <w:qFormat/>
+    <w:uiPriority w:val="0"/>
     <w:pPr>
       <w:spacing w:line="360" w:lineRule="auto"/>
       <w:ind w:firstLine="470" w:firstLineChars="200"/>
     </w:pPr>
     <w:rPr>
-      <w:rFonts w:ascii="Arial" w:eastAsia="宋体" w:hAnsi="Arial"/>
+      <w:rFonts w:ascii="Arial" w:hAnsi="Arial" w:eastAsia="宋体"/>
       <w:sz w:val="24"/>
       <w:lang w:eastAsia="zh-CN"/>
     </w:rPr>
   </w:style>
-  <w:style w:type="paragraph" w:customStyle="1" w:styleId="2">
+  <w:style w:type="paragraph" w:customStyle="1" w:styleId="30">
     <w:name w:val="柴_标题2"/>
-    <w:basedOn w:val="Heading2"/>
-    <w:next w:val="a1"/>
+    <w:basedOn w:val="3"/>
+    <w:next w:val="29"/>
     <w:qFormat/>
+    <w:uiPriority w:val="0"/>
     <w:pPr>
       <w:spacing w:line="360" w:lineRule="auto"/>
     </w:pPr>
     <w:rPr>
-      <w:rFonts w:ascii="Arial" w:eastAsia="宋体" w:hAnsi="Arial"/>
+      <w:rFonts w:ascii="Arial" w:hAnsi="Arial" w:eastAsia="宋体"/>
       <w:sz w:val="28"/>
     </w:rPr>
   </w:style>
-  <w:style w:type="paragraph" w:customStyle="1" w:styleId="3">
+  <w:style w:type="paragraph" w:customStyle="1" w:styleId="31">
     <w:name w:val="柴_标题3"/>
-    <w:basedOn w:val="Heading3"/>
-    <w:next w:val="a1"/>
+    <w:basedOn w:val="4"/>
+    <w:next w:val="29"/>
     <w:qFormat/>
+    <w:uiPriority w:val="0"/>
     <w:pPr>
       <w:spacing w:line="360" w:lineRule="auto"/>
       <w:ind w:left="0" w:firstLine="472" w:firstLineChars="200"/>
     </w:pPr>
     <w:rPr>
-      <w:rFonts w:ascii="宋体" w:eastAsia="宋体" w:hAnsi="宋体" w:cs="宋体"/>
+      <w:rFonts w:ascii="宋体" w:hAnsi="宋体" w:eastAsia="宋体" w:cs="宋体"/>
       <w:spacing w:val="-2"/>
       <w:sz w:val="24"/>
       <w:szCs w:val="24"/>
     </w:rPr>
   </w:style>
-  <w:style w:type="paragraph" w:customStyle="1" w:styleId="a2">
+  <w:style w:type="paragraph" w:customStyle="1" w:styleId="32">
     <w:name w:val="柴_目录"/>
-    <w:basedOn w:val="Normal"/>
-    <w:next w:val="BodyText"/>
+    <w:basedOn w:val="1"/>
+    <w:next w:val="12"/>
     <w:qFormat/>
+    <w:uiPriority w:val="0"/>
     <w:pPr>
       <w:tabs>
         <w:tab w:val="right" w:leader="dot" w:pos="8442"/>
@@ -3879,59 +3995,64 @@
       <w:ind w:left="0" w:leftChars="0"/>
     </w:pPr>
     <w:rPr>
-      <w:rFonts w:ascii="Arial" w:eastAsia="Microsoft JhengHei" w:hAnsi="Arial"/>
+      <w:rFonts w:ascii="Arial" w:hAnsi="Arial" w:eastAsia="Microsoft JhengHei"/>
       <w:sz w:val="24"/>
     </w:rPr>
   </w:style>
-  <w:style w:type="paragraph" w:customStyle="1" w:styleId="WPSOffice1">
+  <w:style w:type="paragraph" w:customStyle="1" w:styleId="33">
     <w:name w:val="WPSOffice手动目录 1"/>
     <w:qFormat/>
+    <w:uiPriority w:val="0"/>
     <w:pPr>
       <w:ind w:leftChars="0"/>
     </w:pPr>
     <w:rPr>
-      <w:rFonts w:ascii="Times New Roman" w:eastAsia="宋体" w:hAnsi="Times New Roman" w:cs="Times New Roman"/>
+      <w:rFonts w:ascii="Times New Roman" w:hAnsi="Times New Roman" w:eastAsia="宋体" w:cs="Times New Roman"/>
       <w:sz w:val="20"/>
       <w:szCs w:val="20"/>
     </w:rPr>
   </w:style>
-  <w:style w:type="paragraph" w:customStyle="1" w:styleId="WPSOffice2">
+  <w:style w:type="paragraph" w:customStyle="1" w:styleId="34">
     <w:name w:val="WPSOffice手动目录 2"/>
     <w:qFormat/>
+    <w:uiPriority w:val="0"/>
     <w:pPr>
       <w:ind w:leftChars="200"/>
     </w:pPr>
     <w:rPr>
-      <w:rFonts w:ascii="Times New Roman" w:eastAsia="宋体" w:hAnsi="Times New Roman" w:cs="Times New Roman"/>
+      <w:rFonts w:ascii="Times New Roman" w:hAnsi="Times New Roman" w:eastAsia="宋体" w:cs="Times New Roman"/>
       <w:sz w:val="20"/>
       <w:szCs w:val="20"/>
     </w:rPr>
   </w:style>
-  <w:style w:type="paragraph" w:customStyle="1" w:styleId="WPSOffice3">
+  <w:style w:type="paragraph" w:customStyle="1" w:styleId="35">
     <w:name w:val="WPSOffice手动目录 3"/>
     <w:qFormat/>
+    <w:uiPriority w:val="0"/>
     <w:pPr>
       <w:ind w:leftChars="400"/>
     </w:pPr>
     <w:rPr>
-      <w:rFonts w:ascii="Times New Roman" w:eastAsia="宋体" w:hAnsi="Times New Roman" w:cs="Times New Roman"/>
+      <w:rFonts w:ascii="Times New Roman" w:hAnsi="Times New Roman" w:eastAsia="宋体" w:cs="Times New Roman"/>
       <w:sz w:val="20"/>
       <w:szCs w:val="20"/>
     </w:rPr>
   </w:style>
-  <w:style w:type="paragraph" w:customStyle="1" w:styleId="Compact">
+  <w:style w:type="paragraph" w:customStyle="1" w:styleId="36">
     <w:name w:val="Compact"/>
-    <w:basedOn w:val="BodyText"/>
+    <w:basedOn w:val="12"/>
     <w:qFormat/>
+    <w:uiPriority w:val="0"/>
     <w:pPr>
       <w:spacing w:before="36" w:after="36"/>
     </w:pPr>
   </w:style>
-  <w:style w:type="table" w:customStyle="1" w:styleId="Table">
+  <w:style w:type="table" w:customStyle="1" w:styleId="37">
     <w:name w:val="Table"/>
     <w:semiHidden/>
     <w:unhideWhenUsed/>
     <w:qFormat/>
+    <w:uiPriority w:val="0"/>
     <w:tblPr>
       <w:tblCellMar>
         <w:top w:w="0" w:type="dxa"/>
@@ -3943,25 +4064,27 @@
     <w:tblStylePr w:type="firstRow">
       <w:tcPr>
         <w:tcBorders>
-          <w:bottom w:val="single" w:sz="0" w:space="0" w:color="auto"/>
+          <w:bottom w:val="single" w:color="auto" w:sz="0" w:space="0"/>
         </w:tcBorders>
         <w:vAlign w:val="bottom"/>
       </w:tcPr>
     </w:tblStylePr>
   </w:style>
-  <w:style w:type="character" w:customStyle="1" w:styleId="1Char">
+  <w:style w:type="character" w:customStyle="1" w:styleId="38">
     <w:name w:val="柴_标题1 Char"/>
-    <w:link w:val="1"/>
+    <w:link w:val="28"/>
     <w:qFormat/>
+    <w:uiPriority w:val="0"/>
     <w:rPr>
-      <w:rFonts w:ascii="Arial" w:eastAsia="宋体" w:hAnsi="Arial"/>
+      <w:rFonts w:ascii="Arial" w:hAnsi="Arial" w:eastAsia="宋体"/>
       <w:sz w:val="32"/>
     </w:rPr>
   </w:style>
-  <w:style w:type="paragraph" w:customStyle="1" w:styleId="a3">
+  <w:style w:type="paragraph" w:customStyle="1" w:styleId="39">
     <w:name w:val="柴_正文_无缩进"/>
-    <w:basedOn w:val="Normal"/>
+    <w:basedOn w:val="1"/>
     <w:qFormat/>
+    <w:uiPriority w:val="0"/>
     <w:pPr>
       <w:ind w:firstLine="0" w:firstLineChars="0"/>
     </w:pPr>
@@ -3971,38 +4094,41 @@
       <w:lang w:eastAsia="zh-CN"/>
     </w:rPr>
   </w:style>
-  <w:style w:type="paragraph" w:customStyle="1" w:styleId="4">
+  <w:style w:type="paragraph" w:customStyle="1" w:styleId="40">
     <w:name w:val="柴_标题4"/>
-    <w:basedOn w:val="Heading4"/>
-    <w:next w:val="Normal"/>
+    <w:basedOn w:val="5"/>
+    <w:next w:val="1"/>
     <w:qFormat/>
+    <w:uiPriority w:val="0"/>
     <w:pPr>
       <w:widowControl w:val="0"/>
       <w:spacing w:before="160" w:line="360" w:lineRule="auto"/>
-      <w:ind w:left="981" w:hanging="862" w:leftChars="300"/>
+      <w:ind w:left="981" w:leftChars="300" w:hanging="862"/>
     </w:pPr>
     <w:rPr>
-      <w:rFonts w:ascii="Calibri" w:eastAsia="宋体" w:hAnsi="Calibri" w:cs="宋体" w:hint="eastAsia"/>
+      <w:rFonts w:hint="eastAsia" w:ascii="Calibri" w:hAnsi="Calibri" w:eastAsia="宋体" w:cs="宋体"/>
       <w:sz w:val="24"/>
       <w:szCs w:val="24"/>
       <w:lang w:eastAsia="zh-CN" w:bidi="zh-CN"/>
     </w:rPr>
   </w:style>
-  <w:style w:type="character" w:customStyle="1" w:styleId="Char">
+  <w:style w:type="character" w:customStyle="1" w:styleId="41">
     <w:name w:val="柴_正文 Char"/>
-    <w:link w:val="a1"/>
+    <w:link w:val="29"/>
     <w:qFormat/>
+    <w:uiPriority w:val="0"/>
     <w:rPr>
-      <w:rFonts w:ascii="Arial" w:eastAsia="宋体" w:hAnsi="Arial"/>
+      <w:rFonts w:ascii="Arial" w:hAnsi="Arial" w:eastAsia="宋体"/>
       <w:sz w:val="24"/>
       <w:lang w:eastAsia="zh-CN"/>
     </w:rPr>
   </w:style>
-  <w:style w:type="table" w:customStyle="1" w:styleId="TableNormal00">
+  <w:style w:type="table" w:customStyle="1" w:styleId="42">
     <w:name w:val="Table Normal_0_0"/>
     <w:semiHidden/>
     <w:unhideWhenUsed/>
     <w:qFormat/>
+    <w:uiPriority w:val="0"/>
     <w:tblPr>
       <w:tblCellMar>
         <w:top w:w="0" w:type="dxa"/>
